--- a/Documentation/AI Prompts/Vibe Coding - Leave Request.docx
+++ b/Documentation/AI Prompts/Vibe Coding - Leave Request.docx
@@ -453,25 +453,7 @@
         <w:rPr>
           <w:lang w:val="en-GB"/>
         </w:rPr>
-        <w:t xml:space="preserve"> - </w:t>
-      </w:r>
-      <w:r>
-        <w:rPr>
-          <w:lang w:val="en-GB"/>
-        </w:rPr>
-        <w:t xml:space="preserve">a date field that represents the </w:t>
-      </w:r>
-      <w:r>
-        <w:rPr>
-          <w:lang w:val="en-GB"/>
-        </w:rPr>
-        <w:t>ending</w:t>
-      </w:r>
-      <w:r>
-        <w:rPr>
-          <w:lang w:val="en-GB"/>
-        </w:rPr>
-        <w:t xml:space="preserve"> period of the leave duration</w:t>
+        <w:t xml:space="preserve"> - a date field that represents the ending period of the leave duration</w:t>
       </w:r>
       <w:r>
         <w:rPr>
@@ -503,25 +485,7 @@
         <w:rPr>
           <w:lang w:val="en-GB"/>
         </w:rPr>
-        <w:t xml:space="preserve"> - </w:t>
-      </w:r>
-      <w:r>
-        <w:rPr>
-          <w:lang w:val="en-GB"/>
-        </w:rPr>
-        <w:t xml:space="preserve">a drop-down list that contains the modes of leave </w:t>
-      </w:r>
-      <w:r>
-        <w:rPr>
-          <w:lang w:val="en-GB"/>
-        </w:rPr>
-        <w:t>end</w:t>
-      </w:r>
-      <w:r>
-        <w:rPr>
-          <w:lang w:val="en-GB"/>
-        </w:rPr>
-        <w:t xml:space="preserve"> period which can be any of the following options:</w:t>
+        <w:t xml:space="preserve"> - a drop-down list that contains the modes of leave end period which can be any of the following options:</w:t>
       </w:r>
     </w:p>
     <w:p>
@@ -1019,6 +983,12 @@
           <w:lang w:val="en-GB"/>
         </w:rPr>
         <w:t xml:space="preserve"> ver. 8.8.0</w:t>
+      </w:r>
+      <w:r>
+        <w:rPr>
+          <w:lang w:val="en-GB"/>
+        </w:rPr>
+        <w:t>. Provide production-ready complete code for the domain model, business logic, and UI code-behind.</w:t>
       </w:r>
     </w:p>
     <w:p>

--- a/Documentation/AI Prompts/Vibe Coding - Leave Request.docx
+++ b/Documentation/AI Prompts/Vibe Coding - Leave Request.docx
@@ -617,21 +617,7 @@
         <w:rPr>
           <w:lang w:val="en-GB"/>
         </w:rPr>
-        <w:t xml:space="preserve">– a </w:t>
-      </w:r>
-      <w:proofErr w:type="spellStart"/>
-      <w:r>
-        <w:rPr>
-          <w:lang w:val="en-GB"/>
-        </w:rPr>
-        <w:t>MudFileUpload</w:t>
-      </w:r>
-      <w:proofErr w:type="spellEnd"/>
-      <w:r>
-        <w:rPr>
-          <w:lang w:val="en-GB"/>
-        </w:rPr>
-        <w:t xml:space="preserve"> component that allows users to upload multiple files into the leave request, which need to be saved in the database</w:t>
+        <w:t>– a MudFileUpload component that allows users to upload multiple files into the leave request, which need to be saved in the database</w:t>
       </w:r>
     </w:p>
     <w:p>
@@ -968,16 +954,8 @@
         <w:rPr>
           <w:lang w:val="en-GB"/>
         </w:rPr>
-        <w:t xml:space="preserve"> mobile phones and tablets are the main viewport so that the page will adjust automatically. Note that I am using .NET 8.0 and </w:t>
-      </w:r>
-      <w:proofErr w:type="spellStart"/>
-      <w:r>
-        <w:rPr>
-          <w:lang w:val="en-GB"/>
-        </w:rPr>
-        <w:t>MudBlazor</w:t>
-      </w:r>
-      <w:proofErr w:type="spellEnd"/>
+        <w:t xml:space="preserve"> mobile phones and tablets are the main viewport so that the page will adjust automatically. Note that I am using .NET 8.0 and MudBlazor</w:t>
+      </w:r>
       <w:r>
         <w:rPr>
           <w:lang w:val="en-GB"/>
@@ -989,6 +967,57 @@
           <w:lang w:val="en-GB"/>
         </w:rPr>
         <w:t>. Provide production-ready complete code for the domain model, business logic, and UI code-behind.</w:t>
+      </w:r>
+    </w:p>
+    <w:p>
+      <w:pPr>
+        <w:rPr>
+          <w:b/>
+          <w:bCs/>
+          <w:color w:val="EE0000"/>
+          <w:u w:val="single"/>
+        </w:rPr>
+      </w:pPr>
+      <w:r>
+        <w:rPr>
+          <w:b/>
+          <w:bCs/>
+          <w:color w:val="EE0000"/>
+          <w:u w:val="single"/>
+        </w:rPr>
+        <w:t>Prompt</w:t>
+      </w:r>
+      <w:r>
+        <w:rPr>
+          <w:b/>
+          <w:bCs/>
+          <w:color w:val="EE0000"/>
+          <w:u w:val="single"/>
+        </w:rPr>
+        <w:t xml:space="preserve"> #</w:t>
+      </w:r>
+      <w:r>
+        <w:rPr>
+          <w:b/>
+          <w:bCs/>
+          <w:color w:val="EE0000"/>
+          <w:u w:val="single"/>
+        </w:rPr>
+        <w:t>2</w:t>
+      </w:r>
+      <w:r>
+        <w:rPr>
+          <w:b/>
+          <w:bCs/>
+          <w:color w:val="EE0000"/>
+          <w:u w:val="single"/>
+        </w:rPr>
+        <w:t>:</w:t>
+      </w:r>
+    </w:p>
+    <w:p>
+      <w:r>
+        <w:t>I want to design a Leave Request form for my HRMS Blazor Server application. This form should have the following attributes and functionalities:</w:t>
       </w:r>
     </w:p>
     <w:p>
@@ -3547,7 +3576,7 @@
   <w:style w:type="paragraph" w:default="1" w:styleId="Normal">
     <w:name w:val="Normal"/>
     <w:qFormat/>
-    <w:rsid w:val="00A21DB0"/>
+    <w:rsid w:val="005E391A"/>
   </w:style>
   <w:style w:type="paragraph" w:styleId="Heading1">
     <w:name w:val="heading 1"/>

--- a/Documentation/AI Prompts/Vibe Coding - Leave Request.docx
+++ b/Documentation/AI Prompts/Vibe Coding - Leave Request.docx
@@ -994,7 +994,7 @@
           <w:color w:val="EE0000"/>
           <w:u w:val="single"/>
         </w:rPr>
-        <w:t xml:space="preserve"> #</w:t>
+        <w:t xml:space="preserve"> #2</w:t>
       </w:r>
       <w:r>
         <w:rPr>
@@ -1003,21 +1003,429 @@
           <w:color w:val="EE0000"/>
           <w:u w:val="single"/>
         </w:rPr>
-        <w:t>2</w:t>
+        <w:t>:</w:t>
+      </w:r>
+    </w:p>
+    <w:p>
+      <w:r>
+        <w:t>Below is the razor code for rendering the “Start Day Mode” field:</w:t>
+      </w:r>
+    </w:p>
+    <w:p>
+      <w:pPr>
+        <w:spacing w:after="0"/>
+        <w:rPr>
+          <w:lang w:val="en-GB"/>
+        </w:rPr>
+      </w:pPr>
+      <w:r>
+        <w:rPr>
+          <w:lang w:val="en-GB"/>
+        </w:rPr>
+        <w:t>&lt;</w:t>
       </w:r>
       <w:r>
         <w:rPr>
           <w:b/>
           <w:bCs/>
-          <w:color w:val="EE0000"/>
-          <w:u w:val="single"/>
-        </w:rPr>
-        <w:t>:</w:t>
-      </w:r>
-    </w:p>
-    <w:p>
-      <w:r>
-        <w:t>I want to design a Leave Request form for my HRMS Blazor Server application. This form should have the following attributes and functionalities:</w:t>
+          <w:lang w:val="en-GB"/>
+        </w:rPr>
+        <w:t>MudAutocomplete</w:t>
+      </w:r>
+      <w:r>
+        <w:rPr>
+          <w:lang w:val="en-GB"/>
+        </w:rPr>
+        <w:t xml:space="preserve"> @bind-Value="_leaveRequest.StartDayModeDesc"</w:t>
+      </w:r>
+    </w:p>
+    <w:p>
+      <w:pPr>
+        <w:spacing w:after="0"/>
+        <w:rPr>
+          <w:lang w:val="en-GB"/>
+        </w:rPr>
+      </w:pPr>
+      <w:r>
+        <w:rPr>
+          <w:lang w:val="en-GB"/>
+        </w:rPr>
+        <w:t xml:space="preserve">                 </w:t>
+      </w:r>
+      <w:r>
+        <w:rPr>
+          <w:b/>
+          <w:bCs/>
+          <w:lang w:val="en-GB"/>
+        </w:rPr>
+        <w:t>For</w:t>
+      </w:r>
+      <w:r>
+        <w:rPr>
+          <w:lang w:val="en-GB"/>
+        </w:rPr>
+        <w:t>="@(() =&gt; _leaveRequest.StartDayModeDesc)"</w:t>
+      </w:r>
+    </w:p>
+    <w:p>
+      <w:pPr>
+        <w:spacing w:after="0"/>
+        <w:rPr>
+          <w:lang w:val="en-GB"/>
+        </w:rPr>
+      </w:pPr>
+      <w:r>
+        <w:rPr>
+          <w:lang w:val="en-GB"/>
+        </w:rPr>
+        <w:t xml:space="preserve">                 </w:t>
+      </w:r>
+      <w:r>
+        <w:rPr>
+          <w:b/>
+          <w:bCs/>
+          <w:lang w:val="en-GB"/>
+        </w:rPr>
+        <w:t>SearchFunc</w:t>
+      </w:r>
+      <w:r>
+        <w:rPr>
+          <w:lang w:val="en-GB"/>
+        </w:rPr>
+        <w:t>="SearchLeaveMode!"</w:t>
+      </w:r>
+    </w:p>
+    <w:p>
+      <w:pPr>
+        <w:spacing w:after="0"/>
+        <w:rPr>
+          <w:lang w:val="en-GB"/>
+        </w:rPr>
+      </w:pPr>
+      <w:r>
+        <w:rPr>
+          <w:lang w:val="en-GB"/>
+        </w:rPr>
+        <w:t xml:space="preserve">                 </w:t>
+      </w:r>
+      <w:r>
+        <w:rPr>
+          <w:b/>
+          <w:bCs/>
+          <w:lang w:val="en-GB"/>
+        </w:rPr>
+        <w:t>Variant</w:t>
+      </w:r>
+      <w:r>
+        <w:rPr>
+          <w:lang w:val="en-GB"/>
+        </w:rPr>
+        <w:t>="Variant.Text"</w:t>
+      </w:r>
+    </w:p>
+    <w:p>
+      <w:pPr>
+        <w:spacing w:after="0"/>
+        <w:rPr>
+          <w:lang w:val="en-GB"/>
+        </w:rPr>
+      </w:pPr>
+      <w:r>
+        <w:rPr>
+          <w:lang w:val="en-GB"/>
+        </w:rPr>
+        <w:t xml:space="preserve">                 </w:t>
+      </w:r>
+      <w:r>
+        <w:rPr>
+          <w:b/>
+          <w:bCs/>
+          <w:lang w:val="en-GB"/>
+        </w:rPr>
+        <w:t>Label</w:t>
+      </w:r>
+      <w:r>
+        <w:rPr>
+          <w:lang w:val="en-GB"/>
+        </w:rPr>
+        <w:t>="Start Day Mode"</w:t>
+      </w:r>
+    </w:p>
+    <w:p>
+      <w:pPr>
+        <w:spacing w:after="0"/>
+        <w:rPr>
+          <w:lang w:val="en-GB"/>
+        </w:rPr>
+      </w:pPr>
+      <w:r>
+        <w:rPr>
+          <w:lang w:val="en-GB"/>
+        </w:rPr>
+        <w:t xml:space="preserve">                 </w:t>
+      </w:r>
+      <w:r>
+        <w:rPr>
+          <w:b/>
+          <w:bCs/>
+          <w:lang w:val="en-GB"/>
+        </w:rPr>
+        <w:t>Margin</w:t>
+      </w:r>
+      <w:r>
+        <w:rPr>
+          <w:lang w:val="en-GB"/>
+        </w:rPr>
+        <w:t>="Margin.Dense"</w:t>
+      </w:r>
+    </w:p>
+    <w:p>
+      <w:pPr>
+        <w:spacing w:after="0"/>
+        <w:rPr>
+          <w:lang w:val="en-GB"/>
+        </w:rPr>
+      </w:pPr>
+      <w:r>
+        <w:rPr>
+          <w:lang w:val="en-GB"/>
+        </w:rPr>
+        <w:t xml:space="preserve">                 </w:t>
+      </w:r>
+      <w:r>
+        <w:rPr>
+          <w:b/>
+          <w:bCs/>
+          <w:lang w:val="en-GB"/>
+        </w:rPr>
+        <w:t>Dense</w:t>
+      </w:r>
+      <w:r>
+        <w:rPr>
+          <w:lang w:val="en-GB"/>
+        </w:rPr>
+        <w:t>="true"</w:t>
+      </w:r>
+    </w:p>
+    <w:p>
+      <w:pPr>
+        <w:spacing w:after="0"/>
+        <w:rPr>
+          <w:lang w:val="en-GB"/>
+        </w:rPr>
+      </w:pPr>
+      <w:r>
+        <w:rPr>
+          <w:lang w:val="en-GB"/>
+        </w:rPr>
+        <w:t xml:space="preserve">                 </w:t>
+      </w:r>
+      <w:r>
+        <w:rPr>
+          <w:b/>
+          <w:bCs/>
+          <w:lang w:val="en-GB"/>
+        </w:rPr>
+        <w:t>Placeholder</w:t>
+      </w:r>
+      <w:r>
+        <w:rPr>
+          <w:lang w:val="en-GB"/>
+        </w:rPr>
+        <w:t>="Please Select"</w:t>
+      </w:r>
+    </w:p>
+    <w:p>
+      <w:pPr>
+        <w:spacing w:after="0"/>
+        <w:rPr>
+          <w:lang w:val="en-GB"/>
+        </w:rPr>
+      </w:pPr>
+      <w:r>
+        <w:rPr>
+          <w:lang w:val="en-GB"/>
+        </w:rPr>
+        <w:t xml:space="preserve">                 </w:t>
+      </w:r>
+      <w:r>
+        <w:rPr>
+          <w:b/>
+          <w:bCs/>
+          <w:lang w:val="en-GB"/>
+        </w:rPr>
+        <w:t>HelperText</w:t>
+      </w:r>
+      <w:r>
+        <w:rPr>
+          <w:lang w:val="en-GB"/>
+        </w:rPr>
+        <w:t>="Type a key to search for value"</w:t>
+      </w:r>
+    </w:p>
+    <w:p>
+      <w:pPr>
+        <w:spacing w:after="0"/>
+        <w:rPr>
+          <w:lang w:val="en-GB"/>
+        </w:rPr>
+      </w:pPr>
+      <w:r>
+        <w:rPr>
+          <w:lang w:val="en-GB"/>
+        </w:rPr>
+        <w:t xml:space="preserve">                 </w:t>
+      </w:r>
+      <w:r>
+        <w:rPr>
+          <w:b/>
+          <w:bCs/>
+          <w:lang w:val="en-GB"/>
+        </w:rPr>
+        <w:t>HelperTextOnFocus</w:t>
+      </w:r>
+      <w:r>
+        <w:rPr>
+          <w:lang w:val="en-GB"/>
+        </w:rPr>
+        <w:t>="true"</w:t>
+      </w:r>
+    </w:p>
+    <w:p>
+      <w:pPr>
+        <w:spacing w:after="0"/>
+        <w:rPr>
+          <w:lang w:val="en-GB"/>
+        </w:rPr>
+      </w:pPr>
+      <w:r>
+        <w:rPr>
+          <w:lang w:val="en-GB"/>
+        </w:rPr>
+        <w:t xml:space="preserve">                 </w:t>
+      </w:r>
+      <w:r>
+        <w:rPr>
+          <w:b/>
+          <w:bCs/>
+          <w:lang w:val="en-GB"/>
+        </w:rPr>
+        <w:t>Clearable</w:t>
+      </w:r>
+      <w:r>
+        <w:rPr>
+          <w:lang w:val="en-GB"/>
+        </w:rPr>
+        <w:t>="true"</w:t>
+      </w:r>
+    </w:p>
+    <w:p>
+      <w:pPr>
+        <w:spacing w:after="0"/>
+        <w:rPr>
+          <w:lang w:val="en-GB"/>
+        </w:rPr>
+      </w:pPr>
+      <w:r>
+        <w:rPr>
+          <w:lang w:val="en-GB"/>
+        </w:rPr>
+        <w:t xml:space="preserve">                 </w:t>
+      </w:r>
+      <w:r>
+        <w:rPr>
+          <w:b/>
+          <w:bCs/>
+          <w:lang w:val="en-GB"/>
+        </w:rPr>
+        <w:t>Typo</w:t>
+      </w:r>
+      <w:r>
+        <w:rPr>
+          <w:lang w:val="en-GB"/>
+        </w:rPr>
+        <w:t>="Typo.subtitle2"</w:t>
+      </w:r>
+    </w:p>
+    <w:p>
+      <w:pPr>
+        <w:spacing w:after="0"/>
+        <w:rPr>
+          <w:lang w:val="en-GB"/>
+        </w:rPr>
+      </w:pPr>
+      <w:r>
+        <w:rPr>
+          <w:lang w:val="en-GB"/>
+        </w:rPr>
+        <w:t xml:space="preserve">                 </w:t>
+      </w:r>
+      <w:r>
+        <w:rPr>
+          <w:b/>
+          <w:bCs/>
+          <w:lang w:val="en-GB"/>
+        </w:rPr>
+        <w:t>Disabled</w:t>
+      </w:r>
+      <w:r>
+        <w:rPr>
+          <w:lang w:val="en-GB"/>
+        </w:rPr>
+        <w:t>="@_isDisabled"</w:t>
+      </w:r>
+    </w:p>
+    <w:p>
+      <w:pPr>
+        <w:spacing w:after="0"/>
+        <w:rPr>
+          <w:lang w:val="en-GB"/>
+        </w:rPr>
+      </w:pPr>
+      <w:r>
+        <w:rPr>
+          <w:lang w:val="en-GB"/>
+        </w:rPr>
+        <w:t xml:space="preserve">                 </w:t>
+      </w:r>
+      <w:r>
+        <w:rPr>
+          <w:b/>
+          <w:bCs/>
+          <w:lang w:val="en-GB"/>
+        </w:rPr>
+        <w:t>MaxItems</w:t>
+      </w:r>
+      <w:r>
+        <w:rPr>
+          <w:lang w:val="en-GB"/>
+        </w:rPr>
+        <w:t>="@(_leaveModeList != null ? _leaveModeList.Count : 10)"</w:t>
+      </w:r>
+    </w:p>
+    <w:p>
+      <w:pPr>
+        <w:spacing w:after="0"/>
+      </w:pPr>
+      <w:r>
+        <w:rPr>
+          <w:lang w:val="en-GB"/>
+        </w:rPr>
+        <w:t xml:space="preserve">                 </w:t>
+      </w:r>
+      <w:r>
+        <w:rPr>
+          <w:b/>
+          <w:bCs/>
+          <w:lang w:val="en-GB"/>
+        </w:rPr>
+        <w:t>Modal</w:t>
+      </w:r>
+      <w:r>
+        <w:rPr>
+          <w:lang w:val="en-GB"/>
+        </w:rPr>
+        <w:t>="true" /&gt;</w:t>
       </w:r>
     </w:p>
     <w:p>
@@ -3780,7 +4188,6 @@
   <w:style w:type="character" w:default="1" w:styleId="DefaultParagraphFont">
     <w:name w:val="Default Paragraph Font"/>
     <w:uiPriority w:val="1"/>
-    <w:semiHidden/>
     <w:unhideWhenUsed/>
   </w:style>
   <w:style w:type="table" w:default="1" w:styleId="TableNormal">

--- a/Documentation/AI Prompts/Vibe Coding - Leave Request.docx
+++ b/Documentation/AI Prompts/Vibe Coding - Leave Request.docx
@@ -617,7 +617,21 @@
         <w:rPr>
           <w:lang w:val="en-GB"/>
         </w:rPr>
-        <w:t>– a MudFileUpload component that allows users to upload multiple files into the leave request, which need to be saved in the database</w:t>
+        <w:t xml:space="preserve">– a </w:t>
+      </w:r>
+      <w:proofErr w:type="spellStart"/>
+      <w:r>
+        <w:rPr>
+          <w:lang w:val="en-GB"/>
+        </w:rPr>
+        <w:t>MudFileUpload</w:t>
+      </w:r>
+      <w:proofErr w:type="spellEnd"/>
+      <w:r>
+        <w:rPr>
+          <w:lang w:val="en-GB"/>
+        </w:rPr>
+        <w:t xml:space="preserve"> component that allows users to upload multiple files into the leave request, which need to be saved in the database</w:t>
       </w:r>
     </w:p>
     <w:p>
@@ -954,8 +968,16 @@
         <w:rPr>
           <w:lang w:val="en-GB"/>
         </w:rPr>
-        <w:t xml:space="preserve"> mobile phones and tablets are the main viewport so that the page will adjust automatically. Note that I am using .NET 8.0 and MudBlazor</w:t>
-      </w:r>
+        <w:t xml:space="preserve"> mobile phones and tablets are the main viewport so that the page will adjust automatically. Note that I am using .NET 8.0 and </w:t>
+      </w:r>
+      <w:proofErr w:type="spellStart"/>
+      <w:r>
+        <w:rPr>
+          <w:lang w:val="en-GB"/>
+        </w:rPr>
+        <w:t>MudBlazor</w:t>
+      </w:r>
+      <w:proofErr w:type="spellEnd"/>
       <w:r>
         <w:rPr>
           <w:lang w:val="en-GB"/>
@@ -1008,433 +1030,4357 @@
     </w:p>
     <w:p>
       <w:r>
-        <w:t>Below is the razor code for rendering the “Start Day Mode” field:</w:t>
-      </w:r>
-    </w:p>
-    <w:p>
-      <w:pPr>
-        <w:spacing w:after="0"/>
-        <w:rPr>
-          <w:lang w:val="en-GB"/>
-        </w:rPr>
-      </w:pPr>
-      <w:r>
-        <w:rPr>
-          <w:lang w:val="en-GB"/>
-        </w:rPr>
-        <w:t>&lt;</w:t>
-      </w:r>
+        <w:t xml:space="preserve">Below is the razor code for </w:t>
+      </w:r>
+      <w:r>
+        <w:t xml:space="preserve">file attachment. Tell me how to clear the list of attachment files that are displayed </w:t>
+      </w:r>
+      <w:proofErr w:type="gramStart"/>
+      <w:r>
+        <w:t xml:space="preserve">on  </w:t>
+      </w:r>
+      <w:proofErr w:type="spellStart"/>
       <w:r>
         <w:rPr>
           <w:b/>
           <w:bCs/>
-          <w:lang w:val="en-GB"/>
-        </w:rPr>
-        <w:t>MudAutocomplete</w:t>
-      </w:r>
-      <w:r>
-        <w:rPr>
-          <w:lang w:val="en-GB"/>
-        </w:rPr>
-        <w:t xml:space="preserve"> @bind-Value="_leaveRequest.StartDayModeDesc"</w:t>
-      </w:r>
-    </w:p>
-    <w:p>
-      <w:pPr>
-        <w:spacing w:after="0"/>
-        <w:rPr>
-          <w:lang w:val="en-GB"/>
-        </w:rPr>
-      </w:pPr>
-      <w:r>
-        <w:rPr>
-          <w:lang w:val="en-GB"/>
-        </w:rPr>
-        <w:t xml:space="preserve">                 </w:t>
-      </w:r>
+        </w:rPr>
+        <w:t>MudChipSet</w:t>
+      </w:r>
+      <w:proofErr w:type="spellEnd"/>
+      <w:proofErr w:type="gramEnd"/>
       <w:r>
         <w:rPr>
           <w:b/>
           <w:bCs/>
-          <w:lang w:val="en-GB"/>
-        </w:rPr>
-        <w:t>For</w:t>
-      </w:r>
-      <w:r>
-        <w:rPr>
-          <w:lang w:val="en-GB"/>
-        </w:rPr>
-        <w:t>="@(() =&gt; _leaveRequest.StartDayModeDesc)"</w:t>
-      </w:r>
-    </w:p>
-    <w:p>
-      <w:pPr>
-        <w:spacing w:after="0"/>
-        <w:rPr>
-          <w:lang w:val="en-GB"/>
-        </w:rPr>
-      </w:pPr>
-      <w:r>
-        <w:rPr>
-          <w:lang w:val="en-GB"/>
-        </w:rPr>
-        <w:t xml:space="preserve">                 </w:t>
-      </w:r>
+        </w:rPr>
+        <w:t xml:space="preserve"> </w:t>
+      </w:r>
+      <w:r>
+        <w:t>component when the Reset button is clicked.</w:t>
+      </w:r>
+    </w:p>
+    <w:p>
+      <w:pPr>
+        <w:spacing w:after="0" w:line="240" w:lineRule="auto"/>
+      </w:pPr>
+      <w:r>
+        <w:t>&lt;</w:t>
+      </w:r>
+      <w:proofErr w:type="spellStart"/>
       <w:r>
         <w:rPr>
           <w:b/>
           <w:bCs/>
-          <w:lang w:val="en-GB"/>
-        </w:rPr>
-        <w:t>SearchFunc</w:t>
-      </w:r>
-      <w:r>
-        <w:rPr>
-          <w:lang w:val="en-GB"/>
-        </w:rPr>
-        <w:t>="SearchLeaveMode!"</w:t>
-      </w:r>
-    </w:p>
-    <w:p>
-      <w:pPr>
-        <w:spacing w:after="0"/>
-        <w:rPr>
-          <w:lang w:val="en-GB"/>
-        </w:rPr>
-      </w:pPr>
-      <w:r>
-        <w:rPr>
-          <w:lang w:val="en-GB"/>
-        </w:rPr>
-        <w:t xml:space="preserve">                 </w:t>
+        </w:rPr>
+        <w:t>MudStack</w:t>
+      </w:r>
+      <w:proofErr w:type="spellEnd"/>
+      <w:r>
+        <w:t xml:space="preserve"> </w:t>
       </w:r>
       <w:r>
         <w:rPr>
           <w:b/>
           <w:bCs/>
-          <w:lang w:val="en-GB"/>
-        </w:rPr>
-        <w:t>Variant</w:t>
-      </w:r>
-      <w:r>
-        <w:rPr>
-          <w:lang w:val="en-GB"/>
-        </w:rPr>
-        <w:t>="Variant.Text"</w:t>
-      </w:r>
-    </w:p>
-    <w:p>
-      <w:pPr>
-        <w:spacing w:after="0"/>
-        <w:rPr>
-          <w:lang w:val="en-GB"/>
-        </w:rPr>
-      </w:pPr>
-      <w:r>
-        <w:rPr>
-          <w:lang w:val="en-GB"/>
-        </w:rPr>
-        <w:t xml:space="preserve">                 </w:t>
-      </w:r>
+        </w:rPr>
+        <w:t>Justify</w:t>
+      </w:r>
+      <w:r>
+        <w:t>="</w:t>
+      </w:r>
+      <w:proofErr w:type="spellStart"/>
+      <w:r>
+        <w:t>Justify.FlexStart</w:t>
+      </w:r>
+      <w:proofErr w:type="spellEnd"/>
+      <w:r>
+        <w:t xml:space="preserve">" </w:t>
+      </w:r>
+      <w:proofErr w:type="spellStart"/>
       <w:r>
         <w:rPr>
           <w:b/>
           <w:bCs/>
-          <w:lang w:val="en-GB"/>
-        </w:rPr>
-        <w:t>Label</w:t>
-      </w:r>
-      <w:r>
-        <w:rPr>
-          <w:lang w:val="en-GB"/>
-        </w:rPr>
-        <w:t>="Start Day Mode"</w:t>
-      </w:r>
-    </w:p>
-    <w:p>
-      <w:pPr>
-        <w:spacing w:after="0"/>
-        <w:rPr>
-          <w:lang w:val="en-GB"/>
-        </w:rPr>
-      </w:pPr>
-      <w:r>
-        <w:rPr>
-          <w:lang w:val="en-GB"/>
-        </w:rPr>
-        <w:t xml:space="preserve">                 </w:t>
+        </w:rPr>
+        <w:t>AlignItems</w:t>
+      </w:r>
+      <w:proofErr w:type="spellEnd"/>
+      <w:r>
+        <w:t>="</w:t>
+      </w:r>
+      <w:proofErr w:type="spellStart"/>
+      <w:r>
+        <w:t>AlignItems.Start</w:t>
+      </w:r>
+      <w:proofErr w:type="spellEnd"/>
+      <w:r>
+        <w:t xml:space="preserve">" </w:t>
       </w:r>
       <w:r>
         <w:rPr>
           <w:b/>
           <w:bCs/>
-          <w:lang w:val="en-GB"/>
-        </w:rPr>
-        <w:t>Margin</w:t>
-      </w:r>
-      <w:r>
-        <w:rPr>
-          <w:lang w:val="en-GB"/>
-        </w:rPr>
-        <w:t>="Margin.Dense"</w:t>
-      </w:r>
-    </w:p>
-    <w:p>
-      <w:pPr>
-        <w:spacing w:after="0"/>
-        <w:rPr>
-          <w:lang w:val="en-GB"/>
-        </w:rPr>
-      </w:pPr>
-      <w:r>
-        <w:rPr>
-          <w:lang w:val="en-GB"/>
-        </w:rPr>
-        <w:t xml:space="preserve">                 </w:t>
-      </w:r>
+        </w:rPr>
+        <w:t>Class</w:t>
+      </w:r>
+      <w:r>
+        <w:t>="mud-width-full"&gt;</w:t>
+      </w:r>
+    </w:p>
+    <w:p>
+      <w:pPr>
+        <w:spacing w:after="0" w:line="240" w:lineRule="auto"/>
+      </w:pPr>
+      <w:r>
+        <w:t xml:space="preserve">    &lt;</w:t>
+      </w:r>
+      <w:proofErr w:type="spellStart"/>
       <w:r>
         <w:rPr>
           <w:b/>
           <w:bCs/>
-          <w:lang w:val="en-GB"/>
-        </w:rPr>
-        <w:t>Dense</w:t>
-      </w:r>
-      <w:r>
-        <w:rPr>
-          <w:lang w:val="en-GB"/>
-        </w:rPr>
-        <w:t>="true"</w:t>
-      </w:r>
-    </w:p>
-    <w:p>
-      <w:pPr>
-        <w:spacing w:after="0"/>
-        <w:rPr>
-          <w:lang w:val="en-GB"/>
-        </w:rPr>
-      </w:pPr>
-      <w:r>
-        <w:rPr>
-          <w:lang w:val="en-GB"/>
-        </w:rPr>
-        <w:t xml:space="preserve">                 </w:t>
+        </w:rPr>
+        <w:t>MudFileUpload</w:t>
+      </w:r>
+      <w:proofErr w:type="spellEnd"/>
+      <w:r>
+        <w:t xml:space="preserve"> @bind-Files="_files"</w:t>
+      </w:r>
+    </w:p>
+    <w:p>
+      <w:pPr>
+        <w:spacing w:after="0" w:line="240" w:lineRule="auto"/>
+      </w:pPr>
+      <w:r>
+        <w:t xml:space="preserve">                   </w:t>
       </w:r>
       <w:r>
         <w:rPr>
           <w:b/>
           <w:bCs/>
-          <w:lang w:val="en-GB"/>
-        </w:rPr>
-        <w:t>Placeholder</w:t>
-      </w:r>
-      <w:r>
-        <w:rPr>
-          <w:lang w:val="en-GB"/>
-        </w:rPr>
-        <w:t>="Please Select"</w:t>
-      </w:r>
-    </w:p>
-    <w:p>
-      <w:pPr>
-        <w:spacing w:after="0"/>
-        <w:rPr>
-          <w:lang w:val="en-GB"/>
-        </w:rPr>
-      </w:pPr>
-      <w:r>
-        <w:rPr>
-          <w:lang w:val="en-GB"/>
-        </w:rPr>
-        <w:t xml:space="preserve">                 </w:t>
+        </w:rPr>
+        <w:t>Class</w:t>
+      </w:r>
+      <w:r>
+        <w:t>="mt-1"</w:t>
+      </w:r>
+    </w:p>
+    <w:p>
+      <w:pPr>
+        <w:spacing w:after="0" w:line="240" w:lineRule="auto"/>
+      </w:pPr>
+      <w:r>
+        <w:t xml:space="preserve">                   </w:t>
       </w:r>
       <w:r>
         <w:rPr>
           <w:b/>
           <w:bCs/>
-          <w:lang w:val="en-GB"/>
-        </w:rPr>
-        <w:t>HelperText</w:t>
-      </w:r>
-      <w:r>
-        <w:rPr>
-          <w:lang w:val="en-GB"/>
-        </w:rPr>
-        <w:t>="Type a key to search for value"</w:t>
-      </w:r>
-    </w:p>
-    <w:p>
-      <w:pPr>
-        <w:spacing w:after="0"/>
-        <w:rPr>
-          <w:lang w:val="en-GB"/>
-        </w:rPr>
-      </w:pPr>
-      <w:r>
-        <w:rPr>
-          <w:lang w:val="en-GB"/>
-        </w:rPr>
-        <w:t xml:space="preserve">                 </w:t>
-      </w:r>
+        </w:rPr>
+        <w:t>Accept</w:t>
+      </w:r>
+      <w:r>
+        <w:t>=".doc,.docx,.xls,.xlsx,.csv,.ppt,.pptx,.pdf,.png,.jpg"</w:t>
+      </w:r>
+    </w:p>
+    <w:p>
+      <w:pPr>
+        <w:spacing w:after="0" w:line="240" w:lineRule="auto"/>
+      </w:pPr>
+      <w:r>
+        <w:t xml:space="preserve">                   </w:t>
+      </w:r>
+      <w:proofErr w:type="spellStart"/>
       <w:r>
         <w:rPr>
           <w:b/>
           <w:bCs/>
-          <w:lang w:val="en-GB"/>
-        </w:rPr>
-        <w:t>HelperTextOnFocus</w:t>
-      </w:r>
-      <w:r>
-        <w:rPr>
-          <w:lang w:val="en-GB"/>
-        </w:rPr>
-        <w:t>="true"</w:t>
-      </w:r>
-    </w:p>
-    <w:p>
-      <w:pPr>
-        <w:spacing w:after="0"/>
-        <w:rPr>
-          <w:lang w:val="en-GB"/>
-        </w:rPr>
-      </w:pPr>
-      <w:r>
-        <w:rPr>
-          <w:lang w:val="en-GB"/>
-        </w:rPr>
-        <w:t xml:space="preserve">                 </w:t>
+        </w:rPr>
+        <w:t>MaxFileSize</w:t>
+      </w:r>
+      <w:proofErr w:type="spellEnd"/>
+      <w:r>
+        <w:t>="10485760"</w:t>
+      </w:r>
+    </w:p>
+    <w:p>
+      <w:pPr>
+        <w:spacing w:after="0" w:line="240" w:lineRule="auto"/>
+      </w:pPr>
+      <w:r>
+        <w:t xml:space="preserve">                   </w:t>
       </w:r>
       <w:r>
         <w:rPr>
           <w:b/>
           <w:bCs/>
-          <w:lang w:val="en-GB"/>
-        </w:rPr>
-        <w:t>Clearable</w:t>
-      </w:r>
-      <w:r>
-        <w:rPr>
-          <w:lang w:val="en-GB"/>
-        </w:rPr>
-        <w:t>="true"</w:t>
-      </w:r>
-    </w:p>
-    <w:p>
-      <w:pPr>
-        <w:spacing w:after="0"/>
-        <w:rPr>
-          <w:lang w:val="en-GB"/>
-        </w:rPr>
-      </w:pPr>
-      <w:r>
-        <w:rPr>
-          <w:lang w:val="en-GB"/>
-        </w:rPr>
-        <w:t xml:space="preserve">                 </w:t>
-      </w:r>
+        </w:rPr>
+        <w:t>Disabled</w:t>
+      </w:r>
+      <w:r>
+        <w:t>="@_</w:t>
+      </w:r>
+      <w:proofErr w:type="spellStart"/>
+      <w:r>
+        <w:t>btnProcessing</w:t>
+      </w:r>
+      <w:proofErr w:type="spellEnd"/>
+      <w:r>
+        <w:t>"&gt;</w:t>
+      </w:r>
+    </w:p>
+    <w:p>
+      <w:pPr>
+        <w:spacing w:after="0" w:line="240" w:lineRule="auto"/>
+      </w:pPr>
+    </w:p>
+    <w:p>
+      <w:pPr>
+        <w:spacing w:after="0" w:line="240" w:lineRule="auto"/>
+      </w:pPr>
+      <w:r>
+        <w:t xml:space="preserve">        &lt;</w:t>
+      </w:r>
+      <w:proofErr w:type="spellStart"/>
       <w:r>
         <w:rPr>
           <w:b/>
           <w:bCs/>
-          <w:lang w:val="en-GB"/>
-        </w:rPr>
-        <w:t>Typo</w:t>
-      </w:r>
-      <w:r>
-        <w:rPr>
-          <w:lang w:val="en-GB"/>
-        </w:rPr>
-        <w:t>="Typo.subtitle2"</w:t>
-      </w:r>
-    </w:p>
-    <w:p>
-      <w:pPr>
-        <w:spacing w:after="0"/>
-        <w:rPr>
-          <w:lang w:val="en-GB"/>
-        </w:rPr>
-      </w:pPr>
-      <w:r>
-        <w:rPr>
-          <w:lang w:val="en-GB"/>
-        </w:rPr>
-        <w:t xml:space="preserve">                 </w:t>
-      </w:r>
+        </w:rPr>
+        <w:t>ActivatorContent</w:t>
+      </w:r>
+      <w:proofErr w:type="spellEnd"/>
+      <w:r>
+        <w:t>&gt;</w:t>
+      </w:r>
+    </w:p>
+    <w:p>
+      <w:pPr>
+        <w:spacing w:after="0" w:line="240" w:lineRule="auto"/>
+      </w:pPr>
+      <w:r>
+        <w:t xml:space="preserve">            &lt;</w:t>
+      </w:r>
+      <w:proofErr w:type="spellStart"/>
       <w:r>
         <w:rPr>
           <w:b/>
           <w:bCs/>
-          <w:lang w:val="en-GB"/>
-        </w:rPr>
-        <w:t>Disabled</w:t>
-      </w:r>
-      <w:r>
-        <w:rPr>
-          <w:lang w:val="en-GB"/>
-        </w:rPr>
-        <w:t>="@_isDisabled"</w:t>
-      </w:r>
-    </w:p>
-    <w:p>
-      <w:pPr>
-        <w:spacing w:after="0"/>
-        <w:rPr>
-          <w:lang w:val="en-GB"/>
-        </w:rPr>
-      </w:pPr>
-      <w:r>
-        <w:rPr>
-          <w:lang w:val="en-GB"/>
-        </w:rPr>
-        <w:t xml:space="preserve">                 </w:t>
+        </w:rPr>
+        <w:t>MudButton</w:t>
+      </w:r>
+      <w:proofErr w:type="spellEnd"/>
+      <w:r>
+        <w:t xml:space="preserve"> </w:t>
       </w:r>
       <w:r>
         <w:rPr>
           <w:b/>
           <w:bCs/>
-          <w:lang w:val="en-GB"/>
-        </w:rPr>
-        <w:t>MaxItems</w:t>
-      </w:r>
-      <w:r>
-        <w:rPr>
-          <w:lang w:val="en-GB"/>
-        </w:rPr>
-        <w:t>="@(_leaveModeList != null ? _leaveModeList.Count : 10)"</w:t>
-      </w:r>
-    </w:p>
-    <w:p>
-      <w:pPr>
-        <w:spacing w:after="0"/>
-      </w:pPr>
-      <w:r>
-        <w:rPr>
-          <w:lang w:val="en-GB"/>
-        </w:rPr>
-        <w:t xml:space="preserve">                 </w:t>
-      </w:r>
+        </w:rPr>
+        <w:t>Variant</w:t>
+      </w:r>
+      <w:r>
+        <w:t>="</w:t>
+      </w:r>
+      <w:proofErr w:type="spellStart"/>
+      <w:r>
+        <w:t>Variant.Filled</w:t>
+      </w:r>
+      <w:proofErr w:type="spellEnd"/>
+      <w:r>
+        <w:t>"</w:t>
+      </w:r>
+    </w:p>
+    <w:p>
+      <w:pPr>
+        <w:spacing w:after="0" w:line="240" w:lineRule="auto"/>
+      </w:pPr>
+      <w:r>
+        <w:t xml:space="preserve">                </w:t>
+      </w:r>
+      <w:proofErr w:type="spellStart"/>
       <w:r>
         <w:rPr>
           <w:b/>
           <w:bCs/>
-          <w:lang w:val="en-GB"/>
-        </w:rPr>
-        <w:t>Modal</w:t>
-      </w:r>
-      <w:r>
-        <w:rPr>
-          <w:lang w:val="en-GB"/>
-        </w:rPr>
-        <w:t>="true" /&gt;</w:t>
-      </w:r>
-    </w:p>
-    <w:p>
-      <w:pPr>
-        <w:spacing w:after="0" w:line="240" w:lineRule="auto"/>
-        <w:rPr>
-          <w:lang w:val="en-GB"/>
-        </w:rPr>
-      </w:pPr>
+        </w:rPr>
+        <w:t>EndIcon</w:t>
+      </w:r>
+      <w:proofErr w:type="spellEnd"/>
+      <w:r>
+        <w:t>="@</w:t>
+      </w:r>
+      <w:proofErr w:type="spellStart"/>
+      <w:proofErr w:type="gramStart"/>
+      <w:r>
+        <w:t>Icons.Material.Filled.AttachFile</w:t>
+      </w:r>
+      <w:proofErr w:type="spellEnd"/>
+      <w:proofErr w:type="gramEnd"/>
+      <w:r>
+        <w:t>"</w:t>
+      </w:r>
+    </w:p>
+    <w:p>
+      <w:pPr>
+        <w:spacing w:after="0" w:line="240" w:lineRule="auto"/>
+      </w:pPr>
+      <w:r>
+        <w:t xml:space="preserve">                </w:t>
+      </w:r>
+      <w:r>
+        <w:rPr>
+          <w:b/>
+          <w:bCs/>
+        </w:rPr>
+        <w:t>Size</w:t>
+      </w:r>
+      <w:r>
+        <w:t>="</w:t>
+      </w:r>
+      <w:proofErr w:type="spellStart"/>
+      <w:r>
+        <w:t>Size.Small</w:t>
+      </w:r>
+      <w:proofErr w:type="spellEnd"/>
+      <w:r>
+        <w:t>"</w:t>
+      </w:r>
+    </w:p>
+    <w:p>
+      <w:pPr>
+        <w:spacing w:after="0" w:line="240" w:lineRule="auto"/>
+      </w:pPr>
+      <w:r>
+        <w:t xml:space="preserve">                       </w:t>
+      </w:r>
+      <w:r>
+        <w:rPr>
+          <w:b/>
+          <w:bCs/>
+        </w:rPr>
+        <w:t>Color</w:t>
+      </w:r>
+      <w:r>
+        <w:t>="</w:t>
+      </w:r>
+      <w:proofErr w:type="spellStart"/>
+      <w:r>
+        <w:t>Color.Info</w:t>
+      </w:r>
+      <w:proofErr w:type="spellEnd"/>
+      <w:r>
+        <w:t>"&gt;</w:t>
+      </w:r>
+    </w:p>
+    <w:p>
+      <w:pPr>
+        <w:spacing w:after="0" w:line="240" w:lineRule="auto"/>
+      </w:pPr>
+      <w:r>
+        <w:t xml:space="preserve">                Upload Files</w:t>
+      </w:r>
+    </w:p>
+    <w:p>
+      <w:pPr>
+        <w:spacing w:after="0" w:line="240" w:lineRule="auto"/>
+      </w:pPr>
+      <w:r>
+        <w:t xml:space="preserve">            &lt;/</w:t>
+      </w:r>
+      <w:proofErr w:type="spellStart"/>
+      <w:r>
+        <w:rPr>
+          <w:b/>
+          <w:bCs/>
+        </w:rPr>
+        <w:t>MudButton</w:t>
+      </w:r>
+      <w:proofErr w:type="spellEnd"/>
+      <w:r>
+        <w:t>&gt;</w:t>
+      </w:r>
+    </w:p>
+    <w:p>
+      <w:pPr>
+        <w:spacing w:after="0" w:line="240" w:lineRule="auto"/>
+      </w:pPr>
+      <w:r>
+        <w:t xml:space="preserve">        &lt;/</w:t>
+      </w:r>
+      <w:proofErr w:type="spellStart"/>
+      <w:r>
+        <w:rPr>
+          <w:b/>
+          <w:bCs/>
+        </w:rPr>
+        <w:t>ActivatorContent</w:t>
+      </w:r>
+      <w:proofErr w:type="spellEnd"/>
+      <w:r>
+        <w:t>&gt;</w:t>
+      </w:r>
+    </w:p>
+    <w:p>
+      <w:pPr>
+        <w:spacing w:after="0" w:line="240" w:lineRule="auto"/>
+      </w:pPr>
+    </w:p>
+    <w:p>
+      <w:pPr>
+        <w:spacing w:after="0" w:line="240" w:lineRule="auto"/>
+      </w:pPr>
+      <w:r>
+        <w:t xml:space="preserve">    &lt;/</w:t>
+      </w:r>
+      <w:proofErr w:type="spellStart"/>
+      <w:r>
+        <w:rPr>
+          <w:b/>
+          <w:bCs/>
+        </w:rPr>
+        <w:t>MudFileUpload</w:t>
+      </w:r>
+      <w:proofErr w:type="spellEnd"/>
+      <w:r>
+        <w:t>&gt;</w:t>
+      </w:r>
+    </w:p>
+    <w:p>
+      <w:pPr>
+        <w:spacing w:after="0" w:line="240" w:lineRule="auto"/>
+      </w:pPr>
+    </w:p>
+    <w:p>
+      <w:pPr>
+        <w:spacing w:after="0" w:line="240" w:lineRule="auto"/>
+      </w:pPr>
+      <w:r>
+        <w:t xml:space="preserve">    @if (_</w:t>
+      </w:r>
+      <w:proofErr w:type="spellStart"/>
+      <w:proofErr w:type="gramStart"/>
+      <w:r>
+        <w:t>files?.Any</w:t>
+      </w:r>
+      <w:proofErr w:type="spellEnd"/>
+      <w:r>
+        <w:t>(</w:t>
+      </w:r>
+      <w:proofErr w:type="gramEnd"/>
+      <w:r>
+        <w:t>) == true)</w:t>
+      </w:r>
+    </w:p>
+    <w:p>
+      <w:pPr>
+        <w:spacing w:after="0" w:line="240" w:lineRule="auto"/>
+      </w:pPr>
+      <w:r>
+        <w:t xml:space="preserve">    {</w:t>
+      </w:r>
+    </w:p>
+    <w:p>
+      <w:pPr>
+        <w:spacing w:after="0" w:line="240" w:lineRule="auto"/>
+      </w:pPr>
+      <w:r>
+        <w:t xml:space="preserve">        &lt;</w:t>
+      </w:r>
+      <w:proofErr w:type="spellStart"/>
+      <w:r>
+        <w:rPr>
+          <w:b/>
+          <w:bCs/>
+        </w:rPr>
+        <w:t>MudChipSet</w:t>
+      </w:r>
+      <w:proofErr w:type="spellEnd"/>
+      <w:r>
+        <w:t xml:space="preserve"> </w:t>
+      </w:r>
+      <w:r>
+        <w:rPr>
+          <w:b/>
+          <w:bCs/>
+        </w:rPr>
+        <w:t>T</w:t>
+      </w:r>
+      <w:r>
+        <w:t>="</w:t>
+      </w:r>
+      <w:proofErr w:type="spellStart"/>
+      <w:r>
+        <w:t>IBrowserFile</w:t>
+      </w:r>
+      <w:proofErr w:type="spellEnd"/>
+      <w:r>
+        <w:t xml:space="preserve">" </w:t>
+      </w:r>
+      <w:r>
+        <w:rPr>
+          <w:b/>
+          <w:bCs/>
+        </w:rPr>
+        <w:t>Class</w:t>
+      </w:r>
+      <w:r>
+        <w:t>="mt-2"&gt;</w:t>
+      </w:r>
+    </w:p>
+    <w:p>
+      <w:pPr>
+        <w:spacing w:after="0" w:line="240" w:lineRule="auto"/>
+      </w:pPr>
+      <w:r>
+        <w:t xml:space="preserve">            @foreach (var file in _files)</w:t>
+      </w:r>
+    </w:p>
+    <w:p>
+      <w:pPr>
+        <w:spacing w:after="0" w:line="240" w:lineRule="auto"/>
+      </w:pPr>
+      <w:r>
+        <w:t xml:space="preserve">            {</w:t>
+      </w:r>
+    </w:p>
+    <w:p>
+      <w:pPr>
+        <w:spacing w:after="0" w:line="240" w:lineRule="auto"/>
+      </w:pPr>
+      <w:r>
+        <w:t xml:space="preserve">                &lt;</w:t>
+      </w:r>
+      <w:proofErr w:type="spellStart"/>
+      <w:r>
+        <w:rPr>
+          <w:b/>
+          <w:bCs/>
+        </w:rPr>
+        <w:t>MudChip</w:t>
+      </w:r>
+      <w:proofErr w:type="spellEnd"/>
+      <w:r>
+        <w:t xml:space="preserve"> </w:t>
+      </w:r>
+      <w:r>
+        <w:rPr>
+          <w:b/>
+          <w:bCs/>
+        </w:rPr>
+        <w:t>T</w:t>
+      </w:r>
+      <w:r>
+        <w:t>="</w:t>
+      </w:r>
+      <w:proofErr w:type="spellStart"/>
+      <w:r>
+        <w:t>IBrowserFile</w:t>
+      </w:r>
+      <w:proofErr w:type="spellEnd"/>
+      <w:r>
+        <w:t>"</w:t>
+      </w:r>
+    </w:p>
+    <w:p>
+      <w:pPr>
+        <w:spacing w:after="0" w:line="240" w:lineRule="auto"/>
+      </w:pPr>
+      <w:r>
+        <w:t xml:space="preserve">                         </w:t>
+      </w:r>
+      <w:r>
+        <w:rPr>
+          <w:b/>
+          <w:bCs/>
+        </w:rPr>
+        <w:t>Color</w:t>
+      </w:r>
+      <w:r>
+        <w:t>="</w:t>
+      </w:r>
+      <w:proofErr w:type="spellStart"/>
+      <w:r>
+        <w:t>Color.Info</w:t>
+      </w:r>
+      <w:proofErr w:type="spellEnd"/>
+      <w:r>
+        <w:t>"</w:t>
+      </w:r>
+    </w:p>
+    <w:p>
+      <w:pPr>
+        <w:spacing w:after="0" w:line="240" w:lineRule="auto"/>
+      </w:pPr>
+      <w:r>
+        <w:t xml:space="preserve">                         </w:t>
+      </w:r>
+      <w:r>
+        <w:rPr>
+          <w:b/>
+          <w:bCs/>
+        </w:rPr>
+        <w:t>Variant</w:t>
+      </w:r>
+      <w:r>
+        <w:t>="</w:t>
+      </w:r>
+      <w:proofErr w:type="spellStart"/>
+      <w:r>
+        <w:t>Variant.Outlined</w:t>
+      </w:r>
+      <w:proofErr w:type="spellEnd"/>
+      <w:r>
+        <w:t>"</w:t>
+      </w:r>
+    </w:p>
+    <w:p>
+      <w:pPr>
+        <w:spacing w:after="0" w:line="240" w:lineRule="auto"/>
+      </w:pPr>
+      <w:r>
+        <w:t xml:space="preserve">                         Closeable="true"</w:t>
+      </w:r>
+    </w:p>
+    <w:p>
+      <w:pPr>
+        <w:spacing w:after="0" w:line="240" w:lineRule="auto"/>
+      </w:pPr>
+      <w:r>
+        <w:t xml:space="preserve">                         </w:t>
+      </w:r>
+      <w:r>
+        <w:rPr>
+          <w:b/>
+          <w:bCs/>
+        </w:rPr>
+        <w:t>Disabled</w:t>
+      </w:r>
+      <w:r>
+        <w:t>="@_</w:t>
+      </w:r>
+      <w:proofErr w:type="spellStart"/>
+      <w:r>
+        <w:t>btnProcessing</w:t>
+      </w:r>
+      <w:proofErr w:type="spellEnd"/>
+      <w:r>
+        <w:t>"</w:t>
+      </w:r>
+    </w:p>
+    <w:p>
+      <w:pPr>
+        <w:spacing w:after="0" w:line="240" w:lineRule="auto"/>
+      </w:pPr>
+      <w:r>
+        <w:t xml:space="preserve">                         </w:t>
+      </w:r>
+      <w:proofErr w:type="spellStart"/>
+      <w:r>
+        <w:rPr>
+          <w:b/>
+          <w:bCs/>
+        </w:rPr>
+        <w:t>OnClose</w:t>
+      </w:r>
+      <w:proofErr w:type="spellEnd"/>
+      <w:r>
+        <w:t>="</w:t>
+      </w:r>
+      <w:proofErr w:type="gramStart"/>
+      <w:r>
+        <w:t>@(</w:t>
+      </w:r>
+      <w:proofErr w:type="gramEnd"/>
+      <w:r>
+        <w:t xml:space="preserve">() =&gt; </w:t>
+      </w:r>
+      <w:proofErr w:type="spellStart"/>
+      <w:r>
+        <w:t>RemoveFile</w:t>
+      </w:r>
+      <w:proofErr w:type="spellEnd"/>
+      <w:r>
+        <w:t>(file))"&gt;</w:t>
+      </w:r>
+    </w:p>
+    <w:p>
+      <w:pPr>
+        <w:spacing w:after="0" w:line="240" w:lineRule="auto"/>
+      </w:pPr>
+      <w:r>
+        <w:t xml:space="preserve">                    @</w:t>
+      </w:r>
+      <w:proofErr w:type="gramStart"/>
+      <w:r>
+        <w:t>file.Name</w:t>
+      </w:r>
+      <w:proofErr w:type="gramEnd"/>
+      <w:r>
+        <w:t xml:space="preserve"> (</w:t>
+      </w:r>
+      <w:proofErr w:type="gramStart"/>
+      <w:r>
+        <w:t>@(file.Size</w:t>
+      </w:r>
+      <w:proofErr w:type="gramEnd"/>
+      <w:r>
+        <w:t xml:space="preserve"> / 1024) KB)</w:t>
+      </w:r>
+    </w:p>
+    <w:p>
+      <w:pPr>
+        <w:spacing w:after="0" w:line="240" w:lineRule="auto"/>
+      </w:pPr>
+      <w:r>
+        <w:t xml:space="preserve">                &lt;/</w:t>
+      </w:r>
+      <w:proofErr w:type="spellStart"/>
+      <w:r>
+        <w:rPr>
+          <w:b/>
+          <w:bCs/>
+        </w:rPr>
+        <w:t>MudChip</w:t>
+      </w:r>
+      <w:proofErr w:type="spellEnd"/>
+      <w:r>
+        <w:t>&gt;</w:t>
+      </w:r>
+    </w:p>
+    <w:p>
+      <w:pPr>
+        <w:spacing w:after="0" w:line="240" w:lineRule="auto"/>
+      </w:pPr>
+      <w:r>
+        <w:t xml:space="preserve">            }</w:t>
+      </w:r>
+    </w:p>
+    <w:p>
+      <w:pPr>
+        <w:spacing w:after="0" w:line="240" w:lineRule="auto"/>
+      </w:pPr>
+      <w:r>
+        <w:t xml:space="preserve">        &lt;/</w:t>
+      </w:r>
+      <w:proofErr w:type="spellStart"/>
+      <w:r>
+        <w:rPr>
+          <w:b/>
+          <w:bCs/>
+        </w:rPr>
+        <w:t>MudChipSet</w:t>
+      </w:r>
+      <w:proofErr w:type="spellEnd"/>
+      <w:r>
+        <w:t>&gt;</w:t>
+      </w:r>
+    </w:p>
+    <w:p>
+      <w:pPr>
+        <w:spacing w:after="0" w:line="240" w:lineRule="auto"/>
+      </w:pPr>
+      <w:r>
+        <w:t xml:space="preserve">    }</w:t>
+      </w:r>
+    </w:p>
+    <w:p>
+      <w:pPr>
+        <w:spacing w:after="0" w:line="240" w:lineRule="auto"/>
+      </w:pPr>
+      <w:r>
+        <w:t>&lt;/</w:t>
+      </w:r>
+      <w:proofErr w:type="spellStart"/>
+      <w:r>
+        <w:rPr>
+          <w:b/>
+          <w:bCs/>
+        </w:rPr>
+        <w:t>MudStack</w:t>
+      </w:r>
+      <w:proofErr w:type="spellEnd"/>
+      <w:r>
+        <w:t>&gt;</w:t>
+      </w:r>
+    </w:p>
+    <w:p>
+      <w:pPr>
+        <w:spacing w:after="0" w:line="240" w:lineRule="auto"/>
+      </w:pPr>
+    </w:p>
+    <w:p>
+      <w:pPr>
+        <w:spacing w:after="0" w:line="240" w:lineRule="auto"/>
+      </w:pPr>
+      <w:r>
+        <w:rPr>
+          <w:lang w:val="en-GB"/>
+        </w:rPr>
+        <w:t xml:space="preserve">The following error occurred. </w:t>
+      </w:r>
+      <w:r>
+        <w:rPr>
+          <w:lang w:val="en-GB"/>
+        </w:rPr>
+        <w:t xml:space="preserve">Note that I am using .NET 8.0 and </w:t>
+      </w:r>
+      <w:proofErr w:type="spellStart"/>
+      <w:r>
+        <w:rPr>
+          <w:lang w:val="en-GB"/>
+        </w:rPr>
+        <w:t>MudBlazor</w:t>
+      </w:r>
+      <w:proofErr w:type="spellEnd"/>
+      <w:r>
+        <w:rPr>
+          <w:lang w:val="en-GB"/>
+        </w:rPr>
+        <w:t xml:space="preserve"> ver. 8.8.0. Provide production-ready complete code for the domain model, business logic, and UI code-behind.</w:t>
+      </w:r>
+    </w:p>
+    <w:p>
+      <w:pPr>
+        <w:spacing w:after="0" w:line="240" w:lineRule="auto"/>
+      </w:pPr>
+    </w:p>
+    <w:p>
+      <w:pPr>
+        <w:spacing w:after="0" w:line="240" w:lineRule="auto"/>
+      </w:pPr>
+      <w:r>
+        <w:t>Error:</w:t>
+      </w:r>
+    </w:p>
+    <w:p>
+      <w:pPr>
+        <w:spacing w:after="0" w:line="240" w:lineRule="auto"/>
+      </w:pPr>
+      <w:r>
+        <w:t xml:space="preserve">Argument 2: Cannot convert from ‘method group’ to </w:t>
+      </w:r>
+      <w:proofErr w:type="spellStart"/>
+      <w:proofErr w:type="gramStart"/>
+      <w:r>
+        <w:t>Microsoft.AspNetCore.Components.EventCallback</w:t>
+      </w:r>
+      <w:proofErr w:type="spellEnd"/>
+      <w:proofErr w:type="gramEnd"/>
+    </w:p>
+    <w:p>
+      <w:pPr>
+        <w:spacing w:after="0" w:line="240" w:lineRule="auto"/>
+      </w:pPr>
+    </w:p>
+    <w:p>
+      <w:pPr>
+        <w:spacing w:after="0" w:line="240" w:lineRule="auto"/>
+        <w:rPr>
+          <w:b/>
+          <w:bCs/>
+          <w:color w:val="EE0000"/>
+          <w:u w:val="single"/>
+        </w:rPr>
+      </w:pPr>
+      <w:r>
+        <w:rPr>
+          <w:b/>
+          <w:bCs/>
+          <w:color w:val="EE0000"/>
+          <w:u w:val="single"/>
+        </w:rPr>
+        <w:t>Prompt 3:</w:t>
+      </w:r>
+    </w:p>
+    <w:p>
+      <w:pPr>
+        <w:spacing w:after="0" w:line="240" w:lineRule="auto"/>
+      </w:pPr>
+    </w:p>
+    <w:p>
+      <w:pPr>
+        <w:spacing w:after="0" w:line="240" w:lineRule="auto"/>
+      </w:pPr>
+      <w:r>
+        <w:t>Below is the C# code-behind for saving the leave request to the database as well as the “</w:t>
+      </w:r>
+      <w:proofErr w:type="spellStart"/>
+      <w:r>
+        <w:t>LeaveRequisitionWF</w:t>
+      </w:r>
+      <w:proofErr w:type="spellEnd"/>
+      <w:r>
+        <w:t xml:space="preserve">” domain entity class. </w:t>
+      </w:r>
+      <w:r>
+        <w:rPr>
+          <w:lang w:val="en-GB"/>
+        </w:rPr>
+        <w:t xml:space="preserve">Refactor the </w:t>
+      </w:r>
+      <w:proofErr w:type="spellStart"/>
+      <w:proofErr w:type="gramStart"/>
+      <w:r>
+        <w:t>AddLeaveRequestAsync</w:t>
+      </w:r>
+      <w:proofErr w:type="spellEnd"/>
+      <w:r>
+        <w:t>(</w:t>
+      </w:r>
+      <w:proofErr w:type="gramEnd"/>
+      <w:r>
+        <w:t>) method to get the value of “</w:t>
+      </w:r>
+      <w:proofErr w:type="spellStart"/>
+      <w:r>
+        <w:t>LeaveRequestId</w:t>
+      </w:r>
+      <w:proofErr w:type="spellEnd"/>
+      <w:r>
+        <w:t>” identity field after saving to the database.</w:t>
+      </w:r>
+    </w:p>
+    <w:p>
+      <w:pPr>
+        <w:spacing w:after="0" w:line="240" w:lineRule="auto"/>
+      </w:pPr>
+    </w:p>
+    <w:p>
+      <w:pPr>
+        <w:spacing w:after="0" w:line="240" w:lineRule="auto"/>
+      </w:pPr>
+      <w:r>
+        <w:t xml:space="preserve">public async Task&lt;Result&lt;int&gt;&gt; </w:t>
+      </w:r>
+      <w:proofErr w:type="spellStart"/>
+      <w:proofErr w:type="gramStart"/>
+      <w:r>
+        <w:t>AddLeaveRequestAsync</w:t>
+      </w:r>
+      <w:proofErr w:type="spellEnd"/>
+      <w:r>
+        <w:t>(</w:t>
+      </w:r>
+      <w:proofErr w:type="spellStart"/>
+      <w:proofErr w:type="gramEnd"/>
+      <w:r>
+        <w:t>LeaveRequisitionWF</w:t>
+      </w:r>
+      <w:proofErr w:type="spellEnd"/>
+      <w:r>
+        <w:t xml:space="preserve"> </w:t>
+      </w:r>
+      <w:proofErr w:type="spellStart"/>
+      <w:r>
+        <w:t>dto</w:t>
+      </w:r>
+      <w:proofErr w:type="spellEnd"/>
+      <w:r>
+        <w:t xml:space="preserve">, </w:t>
+      </w:r>
+      <w:proofErr w:type="spellStart"/>
+      <w:r>
+        <w:t>CancellationToken</w:t>
+      </w:r>
+      <w:proofErr w:type="spellEnd"/>
+      <w:r>
+        <w:t xml:space="preserve"> </w:t>
+      </w:r>
+      <w:proofErr w:type="spellStart"/>
+      <w:r>
+        <w:t>cancellationToken</w:t>
+      </w:r>
+      <w:proofErr w:type="spellEnd"/>
+      <w:r>
+        <w:t>)</w:t>
+      </w:r>
+    </w:p>
+    <w:p>
+      <w:pPr>
+        <w:spacing w:after="0" w:line="240" w:lineRule="auto"/>
+      </w:pPr>
+      <w:r>
+        <w:t>{</w:t>
+      </w:r>
+    </w:p>
+    <w:p>
+      <w:pPr>
+        <w:spacing w:after="0" w:line="240" w:lineRule="auto"/>
+      </w:pPr>
+      <w:r>
+        <w:t xml:space="preserve">    int </w:t>
+      </w:r>
+      <w:proofErr w:type="spellStart"/>
+      <w:r>
+        <w:t>rowsInserted</w:t>
+      </w:r>
+      <w:proofErr w:type="spellEnd"/>
+      <w:r>
+        <w:t xml:space="preserve"> = 0;</w:t>
+      </w:r>
+    </w:p>
+    <w:p>
+      <w:pPr>
+        <w:spacing w:after="0" w:line="240" w:lineRule="auto"/>
+      </w:pPr>
+    </w:p>
+    <w:p>
+      <w:pPr>
+        <w:spacing w:after="0" w:line="240" w:lineRule="auto"/>
+      </w:pPr>
+      <w:r>
+        <w:t xml:space="preserve">    try</w:t>
+      </w:r>
+    </w:p>
+    <w:p>
+      <w:pPr>
+        <w:spacing w:after="0" w:line="240" w:lineRule="auto"/>
+      </w:pPr>
+      <w:r>
+        <w:t xml:space="preserve">    {</w:t>
+      </w:r>
+    </w:p>
+    <w:p>
+      <w:pPr>
+        <w:spacing w:after="0" w:line="240" w:lineRule="auto"/>
+      </w:pPr>
+      <w:r>
+        <w:t xml:space="preserve">        if (</w:t>
+      </w:r>
+      <w:proofErr w:type="spellStart"/>
+      <w:r>
+        <w:t>dto</w:t>
+      </w:r>
+      <w:proofErr w:type="spellEnd"/>
+      <w:r>
+        <w:t xml:space="preserve"> is null)</w:t>
+      </w:r>
+    </w:p>
+    <w:p>
+      <w:pPr>
+        <w:spacing w:after="0" w:line="240" w:lineRule="auto"/>
+      </w:pPr>
+      <w:r>
+        <w:t xml:space="preserve">            throw new </w:t>
+      </w:r>
+      <w:proofErr w:type="spellStart"/>
+      <w:r>
+        <w:t>ArgumentNullException</w:t>
+      </w:r>
+      <w:proofErr w:type="spellEnd"/>
+      <w:r>
+        <w:t>(</w:t>
+      </w:r>
+      <w:proofErr w:type="spellStart"/>
+      <w:r>
+        <w:t>nameof</w:t>
+      </w:r>
+      <w:proofErr w:type="spellEnd"/>
+      <w:r>
+        <w:t>(</w:t>
+      </w:r>
+      <w:proofErr w:type="spellStart"/>
+      <w:r>
+        <w:t>dto</w:t>
+      </w:r>
+      <w:proofErr w:type="spellEnd"/>
+      <w:r>
+        <w:t>));</w:t>
+      </w:r>
+    </w:p>
+    <w:p>
+      <w:pPr>
+        <w:spacing w:after="0" w:line="240" w:lineRule="auto"/>
+      </w:pPr>
+    </w:p>
+    <w:p>
+      <w:pPr>
+        <w:spacing w:after="0" w:line="240" w:lineRule="auto"/>
+      </w:pPr>
+      <w:r>
+        <w:t xml:space="preserve">        #region Initialize entity</w:t>
+      </w:r>
+    </w:p>
+    <w:p>
+      <w:pPr>
+        <w:spacing w:after="0" w:line="240" w:lineRule="auto"/>
+      </w:pPr>
+      <w:r>
+        <w:t xml:space="preserve">        var </w:t>
+      </w:r>
+      <w:proofErr w:type="spellStart"/>
+      <w:r>
+        <w:t>leaveRequest</w:t>
+      </w:r>
+      <w:proofErr w:type="spellEnd"/>
+      <w:r>
+        <w:t xml:space="preserve"> = new </w:t>
+      </w:r>
+      <w:proofErr w:type="spellStart"/>
+      <w:r>
+        <w:t>LeaveRequisitionWF</w:t>
+      </w:r>
+      <w:proofErr w:type="spellEnd"/>
+    </w:p>
+    <w:p>
+      <w:pPr>
+        <w:spacing w:after="0" w:line="240" w:lineRule="auto"/>
+      </w:pPr>
+      <w:r>
+        <w:t xml:space="preserve">        {</w:t>
+      </w:r>
+    </w:p>
+    <w:p>
+      <w:pPr>
+        <w:spacing w:after="0" w:line="240" w:lineRule="auto"/>
+      </w:pPr>
+      <w:r>
+        <w:lastRenderedPageBreak/>
+        <w:t xml:space="preserve">            </w:t>
+      </w:r>
+      <w:proofErr w:type="spellStart"/>
+      <w:r>
+        <w:t>LeaveType</w:t>
+      </w:r>
+      <w:proofErr w:type="spellEnd"/>
+      <w:r>
+        <w:t xml:space="preserve"> = </w:t>
+      </w:r>
+      <w:proofErr w:type="spellStart"/>
+      <w:proofErr w:type="gramStart"/>
+      <w:r>
+        <w:t>dto.LeaveType</w:t>
+      </w:r>
+      <w:proofErr w:type="spellEnd"/>
+      <w:proofErr w:type="gramEnd"/>
+      <w:r>
+        <w:t>,</w:t>
+      </w:r>
+    </w:p>
+    <w:p>
+      <w:pPr>
+        <w:spacing w:after="0" w:line="240" w:lineRule="auto"/>
+      </w:pPr>
+      <w:r>
+        <w:t xml:space="preserve">            </w:t>
+      </w:r>
+      <w:proofErr w:type="spellStart"/>
+      <w:r>
+        <w:t>LeaveEmpNo</w:t>
+      </w:r>
+      <w:proofErr w:type="spellEnd"/>
+      <w:r>
+        <w:t xml:space="preserve"> = </w:t>
+      </w:r>
+      <w:proofErr w:type="spellStart"/>
+      <w:proofErr w:type="gramStart"/>
+      <w:r>
+        <w:t>dto.LeaveEmpNo</w:t>
+      </w:r>
+      <w:proofErr w:type="spellEnd"/>
+      <w:proofErr w:type="gramEnd"/>
+      <w:r>
+        <w:t>,</w:t>
+      </w:r>
+    </w:p>
+    <w:p>
+      <w:pPr>
+        <w:spacing w:after="0" w:line="240" w:lineRule="auto"/>
+      </w:pPr>
+      <w:r>
+        <w:t xml:space="preserve">            </w:t>
+      </w:r>
+      <w:proofErr w:type="spellStart"/>
+      <w:r>
+        <w:t>LeaveEmpName</w:t>
+      </w:r>
+      <w:proofErr w:type="spellEnd"/>
+      <w:r>
+        <w:t xml:space="preserve"> = </w:t>
+      </w:r>
+      <w:proofErr w:type="spellStart"/>
+      <w:proofErr w:type="gramStart"/>
+      <w:r>
+        <w:t>dto.LeaveEmpName</w:t>
+      </w:r>
+      <w:proofErr w:type="spellEnd"/>
+      <w:proofErr w:type="gramEnd"/>
+      <w:r>
+        <w:t>,</w:t>
+      </w:r>
+    </w:p>
+    <w:p>
+      <w:pPr>
+        <w:spacing w:after="0" w:line="240" w:lineRule="auto"/>
+      </w:pPr>
+      <w:r>
+        <w:t xml:space="preserve">            </w:t>
+      </w:r>
+      <w:proofErr w:type="spellStart"/>
+      <w:r>
+        <w:t>LeaveEmpEmail</w:t>
+      </w:r>
+      <w:proofErr w:type="spellEnd"/>
+      <w:r>
+        <w:t xml:space="preserve"> = </w:t>
+      </w:r>
+      <w:proofErr w:type="spellStart"/>
+      <w:proofErr w:type="gramStart"/>
+      <w:r>
+        <w:t>dto.LeaveEmpEmail</w:t>
+      </w:r>
+      <w:proofErr w:type="spellEnd"/>
+      <w:proofErr w:type="gramEnd"/>
+      <w:r>
+        <w:t>,</w:t>
+      </w:r>
+    </w:p>
+    <w:p>
+      <w:pPr>
+        <w:spacing w:after="0" w:line="240" w:lineRule="auto"/>
+      </w:pPr>
+      <w:r>
+        <w:t xml:space="preserve">            </w:t>
+      </w:r>
+      <w:proofErr w:type="spellStart"/>
+      <w:r>
+        <w:t>LeaveEmpCostCenter</w:t>
+      </w:r>
+      <w:proofErr w:type="spellEnd"/>
+      <w:r>
+        <w:t xml:space="preserve"> = </w:t>
+      </w:r>
+      <w:proofErr w:type="spellStart"/>
+      <w:proofErr w:type="gramStart"/>
+      <w:r>
+        <w:t>dto.LeaveEmpCostCenter</w:t>
+      </w:r>
+      <w:proofErr w:type="spellEnd"/>
+      <w:proofErr w:type="gramEnd"/>
+      <w:r>
+        <w:t>,</w:t>
+      </w:r>
+    </w:p>
+    <w:p>
+      <w:pPr>
+        <w:spacing w:after="0" w:line="240" w:lineRule="auto"/>
+      </w:pPr>
+      <w:r>
+        <w:t xml:space="preserve">            </w:t>
+      </w:r>
+      <w:proofErr w:type="spellStart"/>
+      <w:r>
+        <w:t>LeaveStartDate</w:t>
+      </w:r>
+      <w:proofErr w:type="spellEnd"/>
+      <w:r>
+        <w:t xml:space="preserve"> = </w:t>
+      </w:r>
+      <w:proofErr w:type="spellStart"/>
+      <w:r>
+        <w:t>Convert.ToDateTime</w:t>
+      </w:r>
+      <w:proofErr w:type="spellEnd"/>
+      <w:r>
+        <w:t>(</w:t>
+      </w:r>
+      <w:proofErr w:type="spellStart"/>
+      <w:proofErr w:type="gramStart"/>
+      <w:r>
+        <w:t>dto.LeaveStartDate</w:t>
+      </w:r>
+      <w:proofErr w:type="spellEnd"/>
+      <w:proofErr w:type="gramEnd"/>
+      <w:r>
+        <w:t>),</w:t>
+      </w:r>
+    </w:p>
+    <w:p>
+      <w:pPr>
+        <w:spacing w:after="0" w:line="240" w:lineRule="auto"/>
+      </w:pPr>
+      <w:r>
+        <w:t xml:space="preserve">            </w:t>
+      </w:r>
+      <w:proofErr w:type="spellStart"/>
+      <w:r>
+        <w:t>LeaveEndDate</w:t>
+      </w:r>
+      <w:proofErr w:type="spellEnd"/>
+      <w:r>
+        <w:t xml:space="preserve"> = </w:t>
+      </w:r>
+      <w:proofErr w:type="spellStart"/>
+      <w:r>
+        <w:t>Convert.ToDateTime</w:t>
+      </w:r>
+      <w:proofErr w:type="spellEnd"/>
+      <w:r>
+        <w:t>(</w:t>
+      </w:r>
+      <w:proofErr w:type="spellStart"/>
+      <w:proofErr w:type="gramStart"/>
+      <w:r>
+        <w:t>dto.LeaveEndDate</w:t>
+      </w:r>
+      <w:proofErr w:type="spellEnd"/>
+      <w:proofErr w:type="gramEnd"/>
+      <w:r>
+        <w:t>),</w:t>
+      </w:r>
+    </w:p>
+    <w:p>
+      <w:pPr>
+        <w:spacing w:after="0" w:line="240" w:lineRule="auto"/>
+      </w:pPr>
+      <w:r>
+        <w:t xml:space="preserve">            </w:t>
+      </w:r>
+      <w:proofErr w:type="spellStart"/>
+      <w:r>
+        <w:t>LeaveResumeDate</w:t>
+      </w:r>
+      <w:proofErr w:type="spellEnd"/>
+      <w:r>
+        <w:t xml:space="preserve"> = </w:t>
+      </w:r>
+      <w:proofErr w:type="spellStart"/>
+      <w:r>
+        <w:t>Convert.ToDateTime</w:t>
+      </w:r>
+      <w:proofErr w:type="spellEnd"/>
+      <w:r>
+        <w:t>(</w:t>
+      </w:r>
+      <w:proofErr w:type="spellStart"/>
+      <w:proofErr w:type="gramStart"/>
+      <w:r>
+        <w:t>dto.LeaveResumeDate</w:t>
+      </w:r>
+      <w:proofErr w:type="spellEnd"/>
+      <w:proofErr w:type="gramEnd"/>
+      <w:r>
+        <w:t>),</w:t>
+      </w:r>
+    </w:p>
+    <w:p>
+      <w:pPr>
+        <w:spacing w:after="0" w:line="240" w:lineRule="auto"/>
+      </w:pPr>
+      <w:r>
+        <w:t xml:space="preserve">            </w:t>
+      </w:r>
+      <w:proofErr w:type="spellStart"/>
+      <w:r>
+        <w:t>StartDayMode</w:t>
+      </w:r>
+      <w:proofErr w:type="spellEnd"/>
+      <w:r>
+        <w:t xml:space="preserve"> = </w:t>
+      </w:r>
+      <w:proofErr w:type="spellStart"/>
+      <w:proofErr w:type="gramStart"/>
+      <w:r>
+        <w:t>dto.StartDayMode</w:t>
+      </w:r>
+      <w:proofErr w:type="spellEnd"/>
+      <w:proofErr w:type="gramEnd"/>
+      <w:r>
+        <w:t>,</w:t>
+      </w:r>
+    </w:p>
+    <w:p>
+      <w:pPr>
+        <w:spacing w:after="0" w:line="240" w:lineRule="auto"/>
+      </w:pPr>
+      <w:r>
+        <w:t xml:space="preserve">            </w:t>
+      </w:r>
+      <w:proofErr w:type="spellStart"/>
+      <w:r>
+        <w:t>EndDayMode</w:t>
+      </w:r>
+      <w:proofErr w:type="spellEnd"/>
+      <w:r>
+        <w:t xml:space="preserve"> = </w:t>
+      </w:r>
+      <w:proofErr w:type="spellStart"/>
+      <w:proofErr w:type="gramStart"/>
+      <w:r>
+        <w:t>dto.EndDayMode</w:t>
+      </w:r>
+      <w:proofErr w:type="spellEnd"/>
+      <w:proofErr w:type="gramEnd"/>
+      <w:r>
+        <w:t>,</w:t>
+      </w:r>
+    </w:p>
+    <w:p>
+      <w:pPr>
+        <w:spacing w:after="0" w:line="240" w:lineRule="auto"/>
+      </w:pPr>
+      <w:r>
+        <w:t xml:space="preserve">            </w:t>
+      </w:r>
+      <w:proofErr w:type="spellStart"/>
+      <w:r>
+        <w:t>LeaveBalance</w:t>
+      </w:r>
+      <w:proofErr w:type="spellEnd"/>
+      <w:r>
+        <w:t xml:space="preserve"> = </w:t>
+      </w:r>
+      <w:proofErr w:type="spellStart"/>
+      <w:proofErr w:type="gramStart"/>
+      <w:r>
+        <w:t>dto.LeaveBalance</w:t>
+      </w:r>
+      <w:proofErr w:type="spellEnd"/>
+      <w:proofErr w:type="gramEnd"/>
+      <w:r>
+        <w:t>,</w:t>
+      </w:r>
+    </w:p>
+    <w:p>
+      <w:pPr>
+        <w:spacing w:after="0" w:line="240" w:lineRule="auto"/>
+      </w:pPr>
+      <w:r>
+        <w:t xml:space="preserve">            </w:t>
+      </w:r>
+      <w:proofErr w:type="spellStart"/>
+      <w:r>
+        <w:t>LeaveDuration</w:t>
+      </w:r>
+      <w:proofErr w:type="spellEnd"/>
+      <w:r>
+        <w:t xml:space="preserve"> = </w:t>
+      </w:r>
+      <w:proofErr w:type="spellStart"/>
+      <w:proofErr w:type="gramStart"/>
+      <w:r>
+        <w:t>dto.LeaveDuration</w:t>
+      </w:r>
+      <w:proofErr w:type="spellEnd"/>
+      <w:proofErr w:type="gramEnd"/>
+      <w:r>
+        <w:t>,</w:t>
+      </w:r>
+    </w:p>
+    <w:p>
+      <w:pPr>
+        <w:spacing w:after="0" w:line="240" w:lineRule="auto"/>
+      </w:pPr>
+      <w:r>
+        <w:t xml:space="preserve">            </w:t>
+      </w:r>
+      <w:proofErr w:type="spellStart"/>
+      <w:r>
+        <w:t>NoOfHolidays</w:t>
+      </w:r>
+      <w:proofErr w:type="spellEnd"/>
+      <w:r>
+        <w:t xml:space="preserve"> = </w:t>
+      </w:r>
+      <w:proofErr w:type="spellStart"/>
+      <w:proofErr w:type="gramStart"/>
+      <w:r>
+        <w:t>dto.NoOfHolidays</w:t>
+      </w:r>
+      <w:proofErr w:type="spellEnd"/>
+      <w:proofErr w:type="gramEnd"/>
+      <w:r>
+        <w:t>,</w:t>
+      </w:r>
+    </w:p>
+    <w:p>
+      <w:pPr>
+        <w:spacing w:after="0" w:line="240" w:lineRule="auto"/>
+      </w:pPr>
+      <w:r>
+        <w:t xml:space="preserve">            </w:t>
+      </w:r>
+      <w:proofErr w:type="spellStart"/>
+      <w:r>
+        <w:t>NoOfWeekends</w:t>
+      </w:r>
+      <w:proofErr w:type="spellEnd"/>
+      <w:r>
+        <w:t xml:space="preserve"> = </w:t>
+      </w:r>
+      <w:proofErr w:type="spellStart"/>
+      <w:proofErr w:type="gramStart"/>
+      <w:r>
+        <w:t>dto.NoOfWeekends</w:t>
+      </w:r>
+      <w:proofErr w:type="spellEnd"/>
+      <w:proofErr w:type="gramEnd"/>
+      <w:r>
+        <w:t>,</w:t>
+      </w:r>
+    </w:p>
+    <w:p>
+      <w:pPr>
+        <w:spacing w:after="0" w:line="240" w:lineRule="auto"/>
+      </w:pPr>
+      <w:r>
+        <w:t xml:space="preserve">            </w:t>
+      </w:r>
+      <w:proofErr w:type="spellStart"/>
+      <w:r>
+        <w:t>LeavePayAdv</w:t>
+      </w:r>
+      <w:proofErr w:type="spellEnd"/>
+      <w:r>
+        <w:t xml:space="preserve"> = </w:t>
+      </w:r>
+      <w:proofErr w:type="spellStart"/>
+      <w:proofErr w:type="gramStart"/>
+      <w:r>
+        <w:t>dto.LeavePayAdv</w:t>
+      </w:r>
+      <w:proofErr w:type="spellEnd"/>
+      <w:proofErr w:type="gramEnd"/>
+      <w:r>
+        <w:t>,</w:t>
+      </w:r>
+    </w:p>
+    <w:p>
+      <w:pPr>
+        <w:spacing w:after="0" w:line="240" w:lineRule="auto"/>
+      </w:pPr>
+      <w:r>
+        <w:t xml:space="preserve">            </w:t>
+      </w:r>
+      <w:proofErr w:type="spellStart"/>
+      <w:r>
+        <w:t>LeaveVisaRequired</w:t>
+      </w:r>
+      <w:proofErr w:type="spellEnd"/>
+      <w:r>
+        <w:t xml:space="preserve"> = </w:t>
+      </w:r>
+      <w:proofErr w:type="spellStart"/>
+      <w:proofErr w:type="gramStart"/>
+      <w:r>
+        <w:t>dto.LeaveVisaRequired</w:t>
+      </w:r>
+      <w:proofErr w:type="spellEnd"/>
+      <w:proofErr w:type="gramEnd"/>
+      <w:r>
+        <w:t>,</w:t>
+      </w:r>
+    </w:p>
+    <w:p>
+      <w:pPr>
+        <w:spacing w:after="0" w:line="240" w:lineRule="auto"/>
+      </w:pPr>
+      <w:r>
+        <w:t xml:space="preserve">            </w:t>
+      </w:r>
+      <w:proofErr w:type="spellStart"/>
+      <w:r>
+        <w:t>LeaveRemarks</w:t>
+      </w:r>
+      <w:proofErr w:type="spellEnd"/>
+      <w:r>
+        <w:t xml:space="preserve"> = </w:t>
+      </w:r>
+      <w:proofErr w:type="spellStart"/>
+      <w:proofErr w:type="gramStart"/>
+      <w:r>
+        <w:t>dto.LeaveRemarks</w:t>
+      </w:r>
+      <w:proofErr w:type="spellEnd"/>
+      <w:proofErr w:type="gramEnd"/>
+      <w:r>
+        <w:t>,</w:t>
+      </w:r>
+    </w:p>
+    <w:p>
+      <w:pPr>
+        <w:spacing w:after="0" w:line="240" w:lineRule="auto"/>
+      </w:pPr>
+      <w:r>
+        <w:t xml:space="preserve">            </w:t>
+      </w:r>
+      <w:proofErr w:type="spellStart"/>
+      <w:r>
+        <w:t>LeaveCreatedBy</w:t>
+      </w:r>
+      <w:proofErr w:type="spellEnd"/>
+      <w:r>
+        <w:t xml:space="preserve"> = </w:t>
+      </w:r>
+      <w:proofErr w:type="spellStart"/>
+      <w:proofErr w:type="gramStart"/>
+      <w:r>
+        <w:t>dto.LeaveCreatedBy</w:t>
+      </w:r>
+      <w:proofErr w:type="spellEnd"/>
+      <w:proofErr w:type="gramEnd"/>
+      <w:r>
+        <w:t>,</w:t>
+      </w:r>
+    </w:p>
+    <w:p>
+      <w:pPr>
+        <w:spacing w:after="0" w:line="240" w:lineRule="auto"/>
+      </w:pPr>
+      <w:r>
+        <w:t xml:space="preserve">            </w:t>
+      </w:r>
+      <w:proofErr w:type="spellStart"/>
+      <w:r>
+        <w:t>LeaveCreatedEmail</w:t>
+      </w:r>
+      <w:proofErr w:type="spellEnd"/>
+      <w:r>
+        <w:t xml:space="preserve"> = </w:t>
+      </w:r>
+      <w:proofErr w:type="spellStart"/>
+      <w:proofErr w:type="gramStart"/>
+      <w:r>
+        <w:t>dto.LeaveCreatedEmail</w:t>
+      </w:r>
+      <w:proofErr w:type="spellEnd"/>
+      <w:proofErr w:type="gramEnd"/>
+      <w:r>
+        <w:t>,</w:t>
+      </w:r>
+    </w:p>
+    <w:p>
+      <w:pPr>
+        <w:spacing w:after="0" w:line="240" w:lineRule="auto"/>
+      </w:pPr>
+      <w:r>
+        <w:t xml:space="preserve">            </w:t>
+      </w:r>
+      <w:proofErr w:type="spellStart"/>
+      <w:r>
+        <w:t>LeaveCreatedUserID</w:t>
+      </w:r>
+      <w:proofErr w:type="spellEnd"/>
+      <w:r>
+        <w:t xml:space="preserve"> = </w:t>
+      </w:r>
+      <w:proofErr w:type="spellStart"/>
+      <w:proofErr w:type="gramStart"/>
+      <w:r>
+        <w:t>dto.LeaveCreatedUserID</w:t>
+      </w:r>
+      <w:proofErr w:type="spellEnd"/>
+      <w:proofErr w:type="gramEnd"/>
+      <w:r>
+        <w:t>,</w:t>
+      </w:r>
+    </w:p>
+    <w:p>
+      <w:pPr>
+        <w:spacing w:after="0" w:line="240" w:lineRule="auto"/>
+      </w:pPr>
+      <w:r>
+        <w:t xml:space="preserve">            </w:t>
+      </w:r>
+      <w:proofErr w:type="spellStart"/>
+      <w:r>
+        <w:t>LeaveCreatedDate</w:t>
+      </w:r>
+      <w:proofErr w:type="spellEnd"/>
+      <w:r>
+        <w:t xml:space="preserve"> = </w:t>
+      </w:r>
+      <w:proofErr w:type="spellStart"/>
+      <w:proofErr w:type="gramStart"/>
+      <w:r>
+        <w:t>dto.LeaveCreatedDate</w:t>
+      </w:r>
+      <w:proofErr w:type="spellEnd"/>
+      <w:proofErr w:type="gramEnd"/>
+      <w:r>
+        <w:t>,</w:t>
+      </w:r>
+    </w:p>
+    <w:p>
+      <w:pPr>
+        <w:spacing w:after="0" w:line="240" w:lineRule="auto"/>
+      </w:pPr>
+      <w:r>
+        <w:t xml:space="preserve">            </w:t>
+      </w:r>
+      <w:proofErr w:type="spellStart"/>
+      <w:r>
+        <w:t>LeaveStatusCode</w:t>
+      </w:r>
+      <w:proofErr w:type="spellEnd"/>
+      <w:r>
+        <w:t xml:space="preserve"> = </w:t>
+      </w:r>
+      <w:proofErr w:type="spellStart"/>
+      <w:proofErr w:type="gramStart"/>
+      <w:r>
+        <w:t>dto.LeaveStatusCode</w:t>
+      </w:r>
+      <w:proofErr w:type="spellEnd"/>
+      <w:proofErr w:type="gramEnd"/>
+      <w:r>
+        <w:t>,</w:t>
+      </w:r>
+    </w:p>
+    <w:p>
+      <w:pPr>
+        <w:spacing w:after="0" w:line="240" w:lineRule="auto"/>
+      </w:pPr>
+      <w:r>
+        <w:t xml:space="preserve">            </w:t>
+      </w:r>
+      <w:proofErr w:type="spellStart"/>
+      <w:r>
+        <w:t>LeaveStatusID</w:t>
+      </w:r>
+      <w:proofErr w:type="spellEnd"/>
+      <w:r>
+        <w:t xml:space="preserve"> = </w:t>
+      </w:r>
+      <w:proofErr w:type="spellStart"/>
+      <w:proofErr w:type="gramStart"/>
+      <w:r>
+        <w:t>dto.LeaveStatusID</w:t>
+      </w:r>
+      <w:proofErr w:type="spellEnd"/>
+      <w:proofErr w:type="gramEnd"/>
+      <w:r>
+        <w:t>,</w:t>
+      </w:r>
+    </w:p>
+    <w:p>
+      <w:pPr>
+        <w:spacing w:after="0" w:line="240" w:lineRule="auto"/>
+      </w:pPr>
+      <w:r>
+        <w:t xml:space="preserve">            </w:t>
+      </w:r>
+      <w:proofErr w:type="spellStart"/>
+      <w:r>
+        <w:t>StatusHandlingCode</w:t>
+      </w:r>
+      <w:proofErr w:type="spellEnd"/>
+      <w:r>
+        <w:t xml:space="preserve"> = </w:t>
+      </w:r>
+      <w:proofErr w:type="spellStart"/>
+      <w:proofErr w:type="gramStart"/>
+      <w:r>
+        <w:t>dto.StatusHandlingCode</w:t>
+      </w:r>
+      <w:proofErr w:type="spellEnd"/>
+      <w:proofErr w:type="gramEnd"/>
+    </w:p>
+    <w:p>
+      <w:pPr>
+        <w:spacing w:after="0" w:line="240" w:lineRule="auto"/>
+      </w:pPr>
+      <w:r>
+        <w:t xml:space="preserve">        };</w:t>
+      </w:r>
+    </w:p>
+    <w:p>
+      <w:pPr>
+        <w:spacing w:after="0" w:line="240" w:lineRule="auto"/>
+      </w:pPr>
+      <w:r>
+        <w:t xml:space="preserve">        #endregion</w:t>
+      </w:r>
+    </w:p>
+    <w:p>
+      <w:pPr>
+        <w:spacing w:after="0" w:line="240" w:lineRule="auto"/>
+      </w:pPr>
+    </w:p>
+    <w:p>
+      <w:pPr>
+        <w:spacing w:after="0" w:line="240" w:lineRule="auto"/>
+      </w:pPr>
+      <w:r>
+        <w:t xml:space="preserve">        #region Initialize attachments</w:t>
+      </w:r>
+    </w:p>
+    <w:p>
+      <w:pPr>
+        <w:spacing w:after="0" w:line="240" w:lineRule="auto"/>
+      </w:pPr>
+      <w:r>
+        <w:t xml:space="preserve">        if (</w:t>
+      </w:r>
+      <w:proofErr w:type="spellStart"/>
+      <w:proofErr w:type="gramStart"/>
+      <w:r>
+        <w:t>dto.AttachmentList</w:t>
+      </w:r>
+      <w:proofErr w:type="spellEnd"/>
+      <w:r>
+        <w:t xml:space="preserve"> !=</w:t>
+      </w:r>
+      <w:proofErr w:type="gramEnd"/>
+      <w:r>
+        <w:t xml:space="preserve"> null &amp;&amp; </w:t>
+      </w:r>
+      <w:proofErr w:type="spellStart"/>
+      <w:proofErr w:type="gramStart"/>
+      <w:r>
+        <w:t>dto.AttachmentList.Any</w:t>
+      </w:r>
+      <w:proofErr w:type="spellEnd"/>
+      <w:proofErr w:type="gramEnd"/>
+      <w:r>
+        <w:t>())</w:t>
+      </w:r>
+    </w:p>
+    <w:p>
+      <w:pPr>
+        <w:spacing w:after="0" w:line="240" w:lineRule="auto"/>
+      </w:pPr>
+      <w:r>
+        <w:t xml:space="preserve">        {</w:t>
+      </w:r>
+    </w:p>
+    <w:p>
+      <w:pPr>
+        <w:spacing w:after="0" w:line="240" w:lineRule="auto"/>
+      </w:pPr>
+      <w:r>
+        <w:t xml:space="preserve">            </w:t>
+      </w:r>
+      <w:proofErr w:type="spellStart"/>
+      <w:r>
+        <w:t>leaveRequest.AttachmentList</w:t>
+      </w:r>
+      <w:proofErr w:type="spellEnd"/>
+      <w:r>
+        <w:t xml:space="preserve"> = </w:t>
+      </w:r>
+      <w:proofErr w:type="spellStart"/>
+      <w:proofErr w:type="gramStart"/>
+      <w:r>
+        <w:t>dto.AttachmentList.Select</w:t>
+      </w:r>
+      <w:proofErr w:type="spellEnd"/>
+      <w:proofErr w:type="gramEnd"/>
+      <w:r>
+        <w:t xml:space="preserve">(e =&gt; new </w:t>
+      </w:r>
+      <w:proofErr w:type="spellStart"/>
+      <w:r>
+        <w:t>LeaveAttachment</w:t>
+      </w:r>
+      <w:proofErr w:type="spellEnd"/>
+    </w:p>
+    <w:p>
+      <w:pPr>
+        <w:spacing w:after="0" w:line="240" w:lineRule="auto"/>
+      </w:pPr>
+      <w:r>
+        <w:t xml:space="preserve">            {</w:t>
+      </w:r>
+    </w:p>
+    <w:p>
+      <w:pPr>
+        <w:spacing w:after="0" w:line="240" w:lineRule="auto"/>
+      </w:pPr>
+      <w:r>
+        <w:t xml:space="preserve">                </w:t>
+      </w:r>
+      <w:proofErr w:type="spellStart"/>
+      <w:r>
+        <w:t>LeaveAttachmentId</w:t>
+      </w:r>
+      <w:proofErr w:type="spellEnd"/>
+      <w:r>
+        <w:t xml:space="preserve"> = </w:t>
+      </w:r>
+      <w:proofErr w:type="spellStart"/>
+      <w:proofErr w:type="gramStart"/>
+      <w:r>
+        <w:t>e.LeaveAttachmentId</w:t>
+      </w:r>
+      <w:proofErr w:type="spellEnd"/>
+      <w:proofErr w:type="gramEnd"/>
+      <w:r>
+        <w:t>,</w:t>
+      </w:r>
+    </w:p>
+    <w:p>
+      <w:pPr>
+        <w:spacing w:after="0" w:line="240" w:lineRule="auto"/>
+      </w:pPr>
+      <w:r>
+        <w:t xml:space="preserve">                </w:t>
+      </w:r>
+      <w:proofErr w:type="spellStart"/>
+      <w:r>
+        <w:t>FileName</w:t>
+      </w:r>
+      <w:proofErr w:type="spellEnd"/>
+      <w:r>
+        <w:t xml:space="preserve"> = </w:t>
+      </w:r>
+      <w:proofErr w:type="spellStart"/>
+      <w:proofErr w:type="gramStart"/>
+      <w:r>
+        <w:t>e.FileName</w:t>
+      </w:r>
+      <w:proofErr w:type="spellEnd"/>
+      <w:proofErr w:type="gramEnd"/>
+      <w:r>
+        <w:t>,</w:t>
+      </w:r>
+    </w:p>
+    <w:p>
+      <w:pPr>
+        <w:spacing w:after="0" w:line="240" w:lineRule="auto"/>
+      </w:pPr>
+      <w:r>
+        <w:t xml:space="preserve">                </w:t>
+      </w:r>
+      <w:proofErr w:type="spellStart"/>
+      <w:r>
+        <w:t>StoredFileName</w:t>
+      </w:r>
+      <w:proofErr w:type="spellEnd"/>
+      <w:r>
+        <w:t xml:space="preserve"> = </w:t>
+      </w:r>
+      <w:proofErr w:type="spellStart"/>
+      <w:proofErr w:type="gramStart"/>
+      <w:r>
+        <w:t>e.StoredFileName</w:t>
+      </w:r>
+      <w:proofErr w:type="spellEnd"/>
+      <w:proofErr w:type="gramEnd"/>
+      <w:r>
+        <w:t>,</w:t>
+      </w:r>
+    </w:p>
+    <w:p>
+      <w:pPr>
+        <w:spacing w:after="0" w:line="240" w:lineRule="auto"/>
+      </w:pPr>
+      <w:r>
+        <w:t xml:space="preserve">                </w:t>
+      </w:r>
+      <w:proofErr w:type="spellStart"/>
+      <w:r>
+        <w:t>ContentType</w:t>
+      </w:r>
+      <w:proofErr w:type="spellEnd"/>
+      <w:r>
+        <w:t xml:space="preserve"> = </w:t>
+      </w:r>
+      <w:proofErr w:type="spellStart"/>
+      <w:proofErr w:type="gramStart"/>
+      <w:r>
+        <w:t>e.ContentType</w:t>
+      </w:r>
+      <w:proofErr w:type="spellEnd"/>
+      <w:proofErr w:type="gramEnd"/>
+      <w:r>
+        <w:t>,</w:t>
+      </w:r>
+    </w:p>
+    <w:p>
+      <w:pPr>
+        <w:spacing w:after="0" w:line="240" w:lineRule="auto"/>
+      </w:pPr>
+      <w:r>
+        <w:t xml:space="preserve">                </w:t>
+      </w:r>
+      <w:proofErr w:type="spellStart"/>
+      <w:r>
+        <w:t>FileSize</w:t>
+      </w:r>
+      <w:proofErr w:type="spellEnd"/>
+      <w:r>
+        <w:t xml:space="preserve"> = </w:t>
+      </w:r>
+      <w:proofErr w:type="spellStart"/>
+      <w:proofErr w:type="gramStart"/>
+      <w:r>
+        <w:t>e.FileSize</w:t>
+      </w:r>
+      <w:proofErr w:type="spellEnd"/>
+      <w:proofErr w:type="gramEnd"/>
+    </w:p>
+    <w:p>
+      <w:pPr>
+        <w:spacing w:after="0" w:line="240" w:lineRule="auto"/>
+      </w:pPr>
+      <w:r>
+        <w:t xml:space="preserve">            }</w:t>
+      </w:r>
+      <w:proofErr w:type="gramStart"/>
+      <w:r>
+        <w:t>).</w:t>
+      </w:r>
+      <w:proofErr w:type="spellStart"/>
+      <w:r>
+        <w:t>ToList</w:t>
+      </w:r>
+      <w:proofErr w:type="spellEnd"/>
+      <w:proofErr w:type="gramEnd"/>
+      <w:r>
+        <w:t>();</w:t>
+      </w:r>
+    </w:p>
+    <w:p>
+      <w:pPr>
+        <w:spacing w:after="0" w:line="240" w:lineRule="auto"/>
+      </w:pPr>
+      <w:r>
+        <w:t xml:space="preserve">        }</w:t>
+      </w:r>
+    </w:p>
+    <w:p>
+      <w:pPr>
+        <w:spacing w:after="0" w:line="240" w:lineRule="auto"/>
+      </w:pPr>
+      <w:r>
+        <w:t xml:space="preserve">        #endregion</w:t>
+      </w:r>
+    </w:p>
+    <w:p>
+      <w:pPr>
+        <w:spacing w:after="0" w:line="240" w:lineRule="auto"/>
+      </w:pPr>
+    </w:p>
+    <w:p>
+      <w:pPr>
+        <w:spacing w:after="0" w:line="240" w:lineRule="auto"/>
+      </w:pPr>
+      <w:r>
+        <w:t xml:space="preserve">        // Save to database</w:t>
+      </w:r>
+    </w:p>
+    <w:p>
+      <w:pPr>
+        <w:spacing w:after="0" w:line="240" w:lineRule="auto"/>
+      </w:pPr>
+      <w:r>
+        <w:t xml:space="preserve">        await _</w:t>
+      </w:r>
+      <w:proofErr w:type="spellStart"/>
+      <w:proofErr w:type="gramStart"/>
+      <w:r>
+        <w:t>db.LeaveRequisitionWFs.AddAsync</w:t>
+      </w:r>
+      <w:proofErr w:type="spellEnd"/>
+      <w:proofErr w:type="gramEnd"/>
+      <w:r>
+        <w:t>(</w:t>
+      </w:r>
+      <w:proofErr w:type="spellStart"/>
+      <w:r>
+        <w:t>leaveRequest</w:t>
+      </w:r>
+      <w:proofErr w:type="spellEnd"/>
+      <w:r>
+        <w:t>);</w:t>
+      </w:r>
+    </w:p>
+    <w:p>
+      <w:pPr>
+        <w:spacing w:after="0" w:line="240" w:lineRule="auto"/>
+      </w:pPr>
+      <w:r>
+        <w:t xml:space="preserve">        </w:t>
+      </w:r>
+      <w:proofErr w:type="spellStart"/>
+      <w:r>
+        <w:t>rowsInserted</w:t>
+      </w:r>
+      <w:proofErr w:type="spellEnd"/>
+      <w:r>
+        <w:t xml:space="preserve"> = await _</w:t>
+      </w:r>
+      <w:proofErr w:type="spellStart"/>
+      <w:proofErr w:type="gramStart"/>
+      <w:r>
+        <w:t>db.SaveChangesAsync</w:t>
+      </w:r>
+      <w:proofErr w:type="spellEnd"/>
+      <w:proofErr w:type="gramEnd"/>
+      <w:r>
+        <w:t>(</w:t>
+      </w:r>
+      <w:proofErr w:type="spellStart"/>
+      <w:r>
+        <w:t>cancellationToken</w:t>
+      </w:r>
+      <w:proofErr w:type="spellEnd"/>
+      <w:r>
+        <w:t>);</w:t>
+      </w:r>
+    </w:p>
+    <w:p>
+      <w:pPr>
+        <w:spacing w:after="0" w:line="240" w:lineRule="auto"/>
+      </w:pPr>
+    </w:p>
+    <w:p>
+      <w:pPr>
+        <w:spacing w:after="0" w:line="240" w:lineRule="auto"/>
+      </w:pPr>
+      <w:r>
+        <w:t xml:space="preserve">        return Result&lt;int&gt;.</w:t>
+      </w:r>
+      <w:proofErr w:type="spellStart"/>
+      <w:r>
+        <w:t>SuccessResult</w:t>
+      </w:r>
+      <w:proofErr w:type="spellEnd"/>
+      <w:r>
+        <w:t>(</w:t>
+      </w:r>
+      <w:proofErr w:type="spellStart"/>
+      <w:r>
+        <w:t>rowsInserted</w:t>
+      </w:r>
+      <w:proofErr w:type="spellEnd"/>
+      <w:r>
+        <w:t>);</w:t>
+      </w:r>
+    </w:p>
+    <w:p>
+      <w:pPr>
+        <w:spacing w:after="0" w:line="240" w:lineRule="auto"/>
+      </w:pPr>
+    </w:p>
+    <w:p>
+      <w:pPr>
+        <w:spacing w:after="0" w:line="240" w:lineRule="auto"/>
+      </w:pPr>
+      <w:r>
+        <w:t xml:space="preserve">    }</w:t>
+      </w:r>
+    </w:p>
+    <w:p>
+      <w:pPr>
+        <w:spacing w:after="0" w:line="240" w:lineRule="auto"/>
+      </w:pPr>
+      <w:r>
+        <w:t xml:space="preserve">    catch (</w:t>
+      </w:r>
+      <w:proofErr w:type="spellStart"/>
+      <w:r>
+        <w:t>InvalidOperationException</w:t>
+      </w:r>
+      <w:proofErr w:type="spellEnd"/>
+      <w:r>
+        <w:t xml:space="preserve"> </w:t>
+      </w:r>
+      <w:proofErr w:type="spellStart"/>
+      <w:r>
+        <w:t>invEx</w:t>
+      </w:r>
+      <w:proofErr w:type="spellEnd"/>
+      <w:r>
+        <w:t>)</w:t>
+      </w:r>
+    </w:p>
+    <w:p>
+      <w:pPr>
+        <w:spacing w:after="0" w:line="240" w:lineRule="auto"/>
+      </w:pPr>
+      <w:r>
+        <w:t xml:space="preserve">    {</w:t>
+      </w:r>
+    </w:p>
+    <w:p>
+      <w:pPr>
+        <w:spacing w:after="0" w:line="240" w:lineRule="auto"/>
+      </w:pPr>
+      <w:r>
+        <w:t xml:space="preserve">        throw new </w:t>
+      </w:r>
+      <w:proofErr w:type="gramStart"/>
+      <w:r>
+        <w:t>Exception(</w:t>
+      </w:r>
+      <w:proofErr w:type="spellStart"/>
+      <w:r>
+        <w:t>invEx.Message.ToString</w:t>
+      </w:r>
+      <w:proofErr w:type="spellEnd"/>
+      <w:proofErr w:type="gramEnd"/>
+      <w:r>
+        <w:t>());</w:t>
+      </w:r>
+    </w:p>
+    <w:p>
+      <w:pPr>
+        <w:spacing w:after="0" w:line="240" w:lineRule="auto"/>
+      </w:pPr>
+      <w:r>
+        <w:t xml:space="preserve">    }</w:t>
+      </w:r>
+    </w:p>
+    <w:p>
+      <w:pPr>
+        <w:spacing w:after="0" w:line="240" w:lineRule="auto"/>
+      </w:pPr>
+      <w:r>
+        <w:t xml:space="preserve">    catch (Exception ex)</w:t>
+      </w:r>
+    </w:p>
+    <w:p>
+      <w:pPr>
+        <w:spacing w:after="0" w:line="240" w:lineRule="auto"/>
+      </w:pPr>
+      <w:r>
+        <w:t xml:space="preserve">    {</w:t>
+      </w:r>
+    </w:p>
+    <w:p>
+      <w:pPr>
+        <w:spacing w:after="0" w:line="240" w:lineRule="auto"/>
+      </w:pPr>
+      <w:r>
+        <w:t xml:space="preserve">        if (</w:t>
+      </w:r>
+      <w:proofErr w:type="spellStart"/>
+      <w:proofErr w:type="gramStart"/>
+      <w:r>
+        <w:t>ex.InnerException</w:t>
+      </w:r>
+      <w:proofErr w:type="spellEnd"/>
+      <w:r>
+        <w:t xml:space="preserve"> !=</w:t>
+      </w:r>
+      <w:proofErr w:type="gramEnd"/>
+      <w:r>
+        <w:t xml:space="preserve"> null)</w:t>
+      </w:r>
+    </w:p>
+    <w:p>
+      <w:pPr>
+        <w:spacing w:after="0" w:line="240" w:lineRule="auto"/>
+      </w:pPr>
+      <w:r>
+        <w:t xml:space="preserve">            return Result&lt;int&gt;.Failure($"Database error: {</w:t>
+      </w:r>
+      <w:proofErr w:type="spellStart"/>
+      <w:proofErr w:type="gramStart"/>
+      <w:r>
+        <w:t>ex.InnerException.Message</w:t>
+      </w:r>
+      <w:proofErr w:type="spellEnd"/>
+      <w:proofErr w:type="gramEnd"/>
+      <w:r>
+        <w:t>}");</w:t>
+      </w:r>
+    </w:p>
+    <w:p>
+      <w:pPr>
+        <w:spacing w:after="0" w:line="240" w:lineRule="auto"/>
+      </w:pPr>
+      <w:r>
+        <w:t xml:space="preserve">        else</w:t>
+      </w:r>
+    </w:p>
+    <w:p>
+      <w:pPr>
+        <w:spacing w:after="0" w:line="240" w:lineRule="auto"/>
+      </w:pPr>
+      <w:r>
+        <w:t xml:space="preserve">            return Result&lt;int&gt;.Failure($"Database error: {</w:t>
+      </w:r>
+      <w:proofErr w:type="spellStart"/>
+      <w:proofErr w:type="gramStart"/>
+      <w:r>
+        <w:t>ex.Message</w:t>
+      </w:r>
+      <w:proofErr w:type="spellEnd"/>
+      <w:proofErr w:type="gramEnd"/>
+      <w:r>
+        <w:t>}");</w:t>
+      </w:r>
+    </w:p>
+    <w:p>
+      <w:pPr>
+        <w:spacing w:after="0" w:line="240" w:lineRule="auto"/>
+      </w:pPr>
+      <w:r>
+        <w:t xml:space="preserve">    }</w:t>
+      </w:r>
+    </w:p>
+    <w:p>
+      <w:pPr>
+        <w:spacing w:after="0" w:line="240" w:lineRule="auto"/>
+      </w:pPr>
+      <w:r>
+        <w:t>}</w:t>
+      </w:r>
+    </w:p>
+    <w:p>
+      <w:pPr>
+        <w:spacing w:after="0" w:line="240" w:lineRule="auto"/>
+      </w:pPr>
+    </w:p>
+    <w:p>
+      <w:pPr>
+        <w:spacing w:after="0" w:line="240" w:lineRule="auto"/>
+      </w:pPr>
+      <w:r>
+        <w:t>Domain Entity Class:</w:t>
+      </w:r>
+    </w:p>
+    <w:p>
+      <w:pPr>
+        <w:spacing w:after="0" w:line="240" w:lineRule="auto"/>
+      </w:pPr>
+      <w:r>
+        <w:t xml:space="preserve">public class </w:t>
+      </w:r>
+      <w:proofErr w:type="spellStart"/>
+      <w:r>
+        <w:t>LeaveRequisitionWF</w:t>
+      </w:r>
+      <w:proofErr w:type="spellEnd"/>
+    </w:p>
+    <w:p>
+      <w:pPr>
+        <w:spacing w:after="0" w:line="240" w:lineRule="auto"/>
+      </w:pPr>
+      <w:r>
+        <w:t xml:space="preserve"> {</w:t>
+      </w:r>
+    </w:p>
+    <w:p>
+      <w:pPr>
+        <w:spacing w:after="0" w:line="240" w:lineRule="auto"/>
+      </w:pPr>
+      <w:r>
+        <w:t xml:space="preserve">     </w:t>
+      </w:r>
+    </w:p>
+    <w:p>
+      <w:pPr>
+        <w:spacing w:after="0" w:line="240" w:lineRule="auto"/>
+      </w:pPr>
+      <w:r>
+        <w:t xml:space="preserve">     #region Properties</w:t>
+      </w:r>
+    </w:p>
+    <w:p>
+      <w:pPr>
+        <w:spacing w:after="0" w:line="240" w:lineRule="auto"/>
+      </w:pPr>
+      <w:r>
+        <w:t xml:space="preserve">     public long </w:t>
+      </w:r>
+      <w:proofErr w:type="spellStart"/>
+      <w:r>
+        <w:t>LeaveRequestId</w:t>
+      </w:r>
+      <w:proofErr w:type="spellEnd"/>
+      <w:r>
+        <w:t xml:space="preserve"> </w:t>
+      </w:r>
+      <w:proofErr w:type="gramStart"/>
+      <w:r>
+        <w:t>{ get</w:t>
+      </w:r>
+      <w:proofErr w:type="gramEnd"/>
+      <w:r>
+        <w:t>; set</w:t>
+      </w:r>
+      <w:proofErr w:type="gramStart"/>
+      <w:r>
+        <w:t>; }</w:t>
+      </w:r>
+      <w:proofErr w:type="gramEnd"/>
+      <w:r>
+        <w:t xml:space="preserve">       // Identity column  </w:t>
+      </w:r>
+    </w:p>
+    <w:p>
+      <w:pPr>
+        <w:spacing w:after="0" w:line="240" w:lineRule="auto"/>
+      </w:pPr>
+      <w:r>
+        <w:t xml:space="preserve">     public </w:t>
+      </w:r>
+      <w:proofErr w:type="spellStart"/>
+      <w:r>
+        <w:t>Guid</w:t>
+      </w:r>
+      <w:proofErr w:type="spellEnd"/>
+      <w:r>
+        <w:t xml:space="preserve"> </w:t>
+      </w:r>
+      <w:proofErr w:type="spellStart"/>
+      <w:r>
+        <w:t>LeaveAttachmentId</w:t>
+      </w:r>
+      <w:proofErr w:type="spellEnd"/>
+      <w:r>
+        <w:t xml:space="preserve"> </w:t>
+      </w:r>
+      <w:proofErr w:type="gramStart"/>
+      <w:r>
+        <w:t>{ get</w:t>
+      </w:r>
+      <w:proofErr w:type="gramEnd"/>
+      <w:r>
+        <w:t>; private set</w:t>
+      </w:r>
+      <w:proofErr w:type="gramStart"/>
+      <w:r>
+        <w:t>; }</w:t>
+      </w:r>
+      <w:proofErr w:type="gramEnd"/>
+      <w:r>
+        <w:t xml:space="preserve"> = </w:t>
+      </w:r>
+      <w:proofErr w:type="spellStart"/>
+      <w:r>
+        <w:t>Guid.NewGuid</w:t>
+      </w:r>
+      <w:proofErr w:type="spellEnd"/>
+      <w:r>
+        <w:t>();</w:t>
+      </w:r>
+    </w:p>
+    <w:p>
+      <w:pPr>
+        <w:spacing w:after="0" w:line="240" w:lineRule="auto"/>
+      </w:pPr>
+      <w:r>
+        <w:t xml:space="preserve">     public </w:t>
+      </w:r>
+      <w:proofErr w:type="spellStart"/>
+      <w:r>
+        <w:t>Guid</w:t>
+      </w:r>
+      <w:proofErr w:type="spellEnd"/>
+      <w:r>
+        <w:t xml:space="preserve"> </w:t>
+      </w:r>
+      <w:proofErr w:type="spellStart"/>
+      <w:r>
+        <w:t>WorkflowId</w:t>
+      </w:r>
+      <w:proofErr w:type="spellEnd"/>
+      <w:r>
+        <w:t xml:space="preserve"> </w:t>
+      </w:r>
+      <w:proofErr w:type="gramStart"/>
+      <w:r>
+        <w:t>{ get</w:t>
+      </w:r>
+      <w:proofErr w:type="gramEnd"/>
+      <w:r>
+        <w:t>; private set</w:t>
+      </w:r>
+      <w:proofErr w:type="gramStart"/>
+      <w:r>
+        <w:t>; }</w:t>
+      </w:r>
+      <w:proofErr w:type="gramEnd"/>
+      <w:r>
+        <w:t xml:space="preserve"> = </w:t>
+      </w:r>
+      <w:proofErr w:type="spellStart"/>
+      <w:r>
+        <w:t>Guid.NewGuid</w:t>
+      </w:r>
+      <w:proofErr w:type="spellEnd"/>
+      <w:r>
+        <w:t>();</w:t>
+      </w:r>
+    </w:p>
+    <w:p>
+      <w:pPr>
+        <w:spacing w:after="0" w:line="240" w:lineRule="auto"/>
+      </w:pPr>
+    </w:p>
+    <w:p>
+      <w:pPr>
+        <w:spacing w:after="0" w:line="240" w:lineRule="auto"/>
+      </w:pPr>
+      <w:r>
+        <w:t xml:space="preserve">     [</w:t>
+      </w:r>
+      <w:proofErr w:type="gramStart"/>
+      <w:r>
+        <w:t>Column(</w:t>
+      </w:r>
+      <w:proofErr w:type="gramEnd"/>
+      <w:r>
+        <w:t>TypeName = "</w:t>
+      </w:r>
+      <w:proofErr w:type="gramStart"/>
+      <w:r>
+        <w:t>varchar(</w:t>
+      </w:r>
+      <w:proofErr w:type="gramEnd"/>
+      <w:r>
+        <w:t>50)")]</w:t>
+      </w:r>
+    </w:p>
+    <w:p>
+      <w:pPr>
+        <w:spacing w:after="0" w:line="240" w:lineRule="auto"/>
+      </w:pPr>
+      <w:r>
+        <w:t xml:space="preserve">     public string? </w:t>
+      </w:r>
+      <w:proofErr w:type="spellStart"/>
+      <w:r>
+        <w:t>LeaveInstanceID</w:t>
+      </w:r>
+      <w:proofErr w:type="spellEnd"/>
+      <w:r>
+        <w:t xml:space="preserve"> </w:t>
+      </w:r>
+      <w:proofErr w:type="gramStart"/>
+      <w:r>
+        <w:t>{ get</w:t>
+      </w:r>
+      <w:proofErr w:type="gramEnd"/>
+      <w:r>
+        <w:t>; set</w:t>
+      </w:r>
+      <w:proofErr w:type="gramStart"/>
+      <w:r>
+        <w:t>; }</w:t>
+      </w:r>
+      <w:proofErr w:type="gramEnd"/>
+      <w:r>
+        <w:t xml:space="preserve"> = null;</w:t>
+      </w:r>
+    </w:p>
+    <w:p>
+      <w:pPr>
+        <w:spacing w:after="0" w:line="240" w:lineRule="auto"/>
+      </w:pPr>
+    </w:p>
+    <w:p>
+      <w:pPr>
+        <w:spacing w:after="0" w:line="240" w:lineRule="auto"/>
+      </w:pPr>
+      <w:r>
+        <w:t xml:space="preserve">     [</w:t>
+      </w:r>
+      <w:proofErr w:type="gramStart"/>
+      <w:r>
+        <w:t>Column(</w:t>
+      </w:r>
+      <w:proofErr w:type="gramEnd"/>
+      <w:r>
+        <w:t>TypeName = "</w:t>
+      </w:r>
+      <w:proofErr w:type="gramStart"/>
+      <w:r>
+        <w:t>varchar(</w:t>
+      </w:r>
+      <w:proofErr w:type="gramEnd"/>
+      <w:r>
+        <w:t>20)")]</w:t>
+      </w:r>
+    </w:p>
+    <w:p>
+      <w:pPr>
+        <w:spacing w:after="0" w:line="240" w:lineRule="auto"/>
+      </w:pPr>
+      <w:r>
+        <w:t xml:space="preserve">     public string </w:t>
+      </w:r>
+      <w:proofErr w:type="spellStart"/>
+      <w:r>
+        <w:t>LeaveType</w:t>
+      </w:r>
+      <w:proofErr w:type="spellEnd"/>
+      <w:r>
+        <w:t xml:space="preserve"> </w:t>
+      </w:r>
+      <w:proofErr w:type="gramStart"/>
+      <w:r>
+        <w:t>{ get</w:t>
+      </w:r>
+      <w:proofErr w:type="gramEnd"/>
+      <w:r>
+        <w:t>; set</w:t>
+      </w:r>
+      <w:proofErr w:type="gramStart"/>
+      <w:r>
+        <w:t>; }</w:t>
+      </w:r>
+      <w:proofErr w:type="gramEnd"/>
+      <w:r>
+        <w:t xml:space="preserve"> = </w:t>
+      </w:r>
+      <w:proofErr w:type="gramStart"/>
+      <w:r>
+        <w:t>null!;</w:t>
+      </w:r>
+      <w:proofErr w:type="gramEnd"/>
+    </w:p>
+    <w:p>
+      <w:pPr>
+        <w:spacing w:after="0" w:line="240" w:lineRule="auto"/>
+      </w:pPr>
+    </w:p>
+    <w:p>
+      <w:pPr>
+        <w:spacing w:after="0" w:line="240" w:lineRule="auto"/>
+      </w:pPr>
+      <w:r>
+        <w:t xml:space="preserve">     public int </w:t>
+      </w:r>
+      <w:proofErr w:type="spellStart"/>
+      <w:r>
+        <w:t>LeaveEmpNo</w:t>
+      </w:r>
+      <w:proofErr w:type="spellEnd"/>
+      <w:r>
+        <w:t xml:space="preserve"> </w:t>
+      </w:r>
+      <w:proofErr w:type="gramStart"/>
+      <w:r>
+        <w:t>{ get</w:t>
+      </w:r>
+      <w:proofErr w:type="gramEnd"/>
+      <w:r>
+        <w:t>; set</w:t>
+      </w:r>
+      <w:proofErr w:type="gramStart"/>
+      <w:r>
+        <w:t>; }</w:t>
+      </w:r>
+      <w:proofErr w:type="gramEnd"/>
+    </w:p>
+    <w:p>
+      <w:pPr>
+        <w:spacing w:after="0" w:line="240" w:lineRule="auto"/>
+      </w:pPr>
+    </w:p>
+    <w:p>
+      <w:pPr>
+        <w:spacing w:after="0" w:line="240" w:lineRule="auto"/>
+      </w:pPr>
+      <w:r>
+        <w:t xml:space="preserve">     [</w:t>
+      </w:r>
+      <w:proofErr w:type="gramStart"/>
+      <w:r>
+        <w:t>Column(</w:t>
+      </w:r>
+      <w:proofErr w:type="gramEnd"/>
+      <w:r>
+        <w:t>TypeName = "</w:t>
+      </w:r>
+      <w:proofErr w:type="gramStart"/>
+      <w:r>
+        <w:t>varchar(</w:t>
+      </w:r>
+      <w:proofErr w:type="gramEnd"/>
+      <w:r>
+        <w:t>150)")]</w:t>
+      </w:r>
+    </w:p>
+    <w:p>
+      <w:pPr>
+        <w:spacing w:after="0" w:line="240" w:lineRule="auto"/>
+      </w:pPr>
+      <w:r>
+        <w:t xml:space="preserve">     public string? </w:t>
+      </w:r>
+      <w:proofErr w:type="spellStart"/>
+      <w:r>
+        <w:t>LeaveEmpName</w:t>
+      </w:r>
+      <w:proofErr w:type="spellEnd"/>
+      <w:r>
+        <w:t xml:space="preserve"> </w:t>
+      </w:r>
+      <w:proofErr w:type="gramStart"/>
+      <w:r>
+        <w:t>{ get</w:t>
+      </w:r>
+      <w:proofErr w:type="gramEnd"/>
+      <w:r>
+        <w:t>; set</w:t>
+      </w:r>
+      <w:proofErr w:type="gramStart"/>
+      <w:r>
+        <w:t>; }</w:t>
+      </w:r>
+      <w:proofErr w:type="gramEnd"/>
+      <w:r>
+        <w:t xml:space="preserve"> = null;</w:t>
+      </w:r>
+    </w:p>
+    <w:p>
+      <w:pPr>
+        <w:spacing w:after="0" w:line="240" w:lineRule="auto"/>
+      </w:pPr>
+    </w:p>
+    <w:p>
+      <w:pPr>
+        <w:spacing w:after="0" w:line="240" w:lineRule="auto"/>
+      </w:pPr>
+      <w:r>
+        <w:t xml:space="preserve">     [</w:t>
+      </w:r>
+      <w:proofErr w:type="gramStart"/>
+      <w:r>
+        <w:t>Column(</w:t>
+      </w:r>
+      <w:proofErr w:type="gramEnd"/>
+      <w:r>
+        <w:t>TypeName = "</w:t>
+      </w:r>
+      <w:proofErr w:type="gramStart"/>
+      <w:r>
+        <w:t>varchar(</w:t>
+      </w:r>
+      <w:proofErr w:type="gramEnd"/>
+      <w:r>
+        <w:t>50)")]</w:t>
+      </w:r>
+    </w:p>
+    <w:p>
+      <w:pPr>
+        <w:spacing w:after="0" w:line="240" w:lineRule="auto"/>
+      </w:pPr>
+      <w:r>
+        <w:t xml:space="preserve">     public string? </w:t>
+      </w:r>
+      <w:proofErr w:type="spellStart"/>
+      <w:r>
+        <w:t>LeaveEmpEmail</w:t>
+      </w:r>
+      <w:proofErr w:type="spellEnd"/>
+      <w:r>
+        <w:t xml:space="preserve"> </w:t>
+      </w:r>
+      <w:proofErr w:type="gramStart"/>
+      <w:r>
+        <w:t>{ get</w:t>
+      </w:r>
+      <w:proofErr w:type="gramEnd"/>
+      <w:r>
+        <w:t>; set</w:t>
+      </w:r>
+      <w:proofErr w:type="gramStart"/>
+      <w:r>
+        <w:t>; }</w:t>
+      </w:r>
+      <w:proofErr w:type="gramEnd"/>
+      <w:r>
+        <w:t xml:space="preserve"> = null;</w:t>
+      </w:r>
+    </w:p>
+    <w:p>
+      <w:pPr>
+        <w:spacing w:after="0" w:line="240" w:lineRule="auto"/>
+      </w:pPr>
+    </w:p>
+    <w:p>
+      <w:pPr>
+        <w:spacing w:after="0" w:line="240" w:lineRule="auto"/>
+      </w:pPr>
+      <w:r>
+        <w:t xml:space="preserve">     [</w:t>
+      </w:r>
+      <w:proofErr w:type="gramStart"/>
+      <w:r>
+        <w:t>Column(</w:t>
+      </w:r>
+      <w:proofErr w:type="gramEnd"/>
+      <w:r>
+        <w:t>TypeName = "datetime")]</w:t>
+      </w:r>
+    </w:p>
+    <w:p>
+      <w:pPr>
+        <w:spacing w:after="0" w:line="240" w:lineRule="auto"/>
+      </w:pPr>
+      <w:r>
+        <w:t xml:space="preserve">     public </w:t>
+      </w:r>
+      <w:proofErr w:type="spellStart"/>
+      <w:r>
+        <w:t>DateTime</w:t>
+      </w:r>
+      <w:proofErr w:type="spellEnd"/>
+      <w:r>
+        <w:t xml:space="preserve"> </w:t>
+      </w:r>
+      <w:proofErr w:type="spellStart"/>
+      <w:r>
+        <w:t>LeaveStartDate</w:t>
+      </w:r>
+      <w:proofErr w:type="spellEnd"/>
+      <w:r>
+        <w:t xml:space="preserve"> </w:t>
+      </w:r>
+      <w:proofErr w:type="gramStart"/>
+      <w:r>
+        <w:t>{ get</w:t>
+      </w:r>
+      <w:proofErr w:type="gramEnd"/>
+      <w:r>
+        <w:t>; set</w:t>
+      </w:r>
+      <w:proofErr w:type="gramStart"/>
+      <w:r>
+        <w:t>; }</w:t>
+      </w:r>
+      <w:proofErr w:type="gramEnd"/>
+    </w:p>
+    <w:p>
+      <w:pPr>
+        <w:spacing w:after="0" w:line="240" w:lineRule="auto"/>
+      </w:pPr>
+    </w:p>
+    <w:p>
+      <w:pPr>
+        <w:spacing w:after="0" w:line="240" w:lineRule="auto"/>
+      </w:pPr>
+      <w:r>
+        <w:t xml:space="preserve">     [</w:t>
+      </w:r>
+      <w:proofErr w:type="gramStart"/>
+      <w:r>
+        <w:t>Column(</w:t>
+      </w:r>
+      <w:proofErr w:type="gramEnd"/>
+      <w:r>
+        <w:t>TypeName = "datetime")]</w:t>
+      </w:r>
+    </w:p>
+    <w:p>
+      <w:pPr>
+        <w:spacing w:after="0" w:line="240" w:lineRule="auto"/>
+      </w:pPr>
+      <w:r>
+        <w:lastRenderedPageBreak/>
+        <w:t xml:space="preserve">     public </w:t>
+      </w:r>
+      <w:proofErr w:type="spellStart"/>
+      <w:r>
+        <w:t>DateTime</w:t>
+      </w:r>
+      <w:proofErr w:type="spellEnd"/>
+      <w:r>
+        <w:t xml:space="preserve"> </w:t>
+      </w:r>
+      <w:proofErr w:type="spellStart"/>
+      <w:r>
+        <w:t>LeaveEndDate</w:t>
+      </w:r>
+      <w:proofErr w:type="spellEnd"/>
+      <w:r>
+        <w:t xml:space="preserve"> </w:t>
+      </w:r>
+      <w:proofErr w:type="gramStart"/>
+      <w:r>
+        <w:t>{ get</w:t>
+      </w:r>
+      <w:proofErr w:type="gramEnd"/>
+      <w:r>
+        <w:t>; set</w:t>
+      </w:r>
+      <w:proofErr w:type="gramStart"/>
+      <w:r>
+        <w:t>; }</w:t>
+      </w:r>
+      <w:proofErr w:type="gramEnd"/>
+    </w:p>
+    <w:p>
+      <w:pPr>
+        <w:spacing w:after="0" w:line="240" w:lineRule="auto"/>
+      </w:pPr>
+    </w:p>
+    <w:p>
+      <w:pPr>
+        <w:spacing w:after="0" w:line="240" w:lineRule="auto"/>
+      </w:pPr>
+      <w:r>
+        <w:t xml:space="preserve">     [</w:t>
+      </w:r>
+      <w:proofErr w:type="gramStart"/>
+      <w:r>
+        <w:t>Column(</w:t>
+      </w:r>
+      <w:proofErr w:type="gramEnd"/>
+      <w:r>
+        <w:t>TypeName = "datetime")]</w:t>
+      </w:r>
+    </w:p>
+    <w:p>
+      <w:pPr>
+        <w:spacing w:after="0" w:line="240" w:lineRule="auto"/>
+      </w:pPr>
+      <w:r>
+        <w:t xml:space="preserve">     public </w:t>
+      </w:r>
+      <w:proofErr w:type="spellStart"/>
+      <w:r>
+        <w:t>DateTime</w:t>
+      </w:r>
+      <w:proofErr w:type="spellEnd"/>
+      <w:r>
+        <w:t xml:space="preserve"> </w:t>
+      </w:r>
+      <w:proofErr w:type="spellStart"/>
+      <w:r>
+        <w:t>LeaveResumeDate</w:t>
+      </w:r>
+      <w:proofErr w:type="spellEnd"/>
+      <w:r>
+        <w:t xml:space="preserve"> </w:t>
+      </w:r>
+      <w:proofErr w:type="gramStart"/>
+      <w:r>
+        <w:t>{ get</w:t>
+      </w:r>
+      <w:proofErr w:type="gramEnd"/>
+      <w:r>
+        <w:t>; set</w:t>
+      </w:r>
+      <w:proofErr w:type="gramStart"/>
+      <w:r>
+        <w:t>; }</w:t>
+      </w:r>
+      <w:proofErr w:type="gramEnd"/>
+    </w:p>
+    <w:p>
+      <w:pPr>
+        <w:spacing w:after="0" w:line="240" w:lineRule="auto"/>
+      </w:pPr>
+    </w:p>
+    <w:p>
+      <w:pPr>
+        <w:spacing w:after="0" w:line="240" w:lineRule="auto"/>
+      </w:pPr>
+      <w:r>
+        <w:t xml:space="preserve">     [</w:t>
+      </w:r>
+      <w:proofErr w:type="gramStart"/>
+      <w:r>
+        <w:t>Column(</w:t>
+      </w:r>
+      <w:proofErr w:type="gramEnd"/>
+      <w:r>
+        <w:t>TypeName = "</w:t>
+      </w:r>
+      <w:proofErr w:type="gramStart"/>
+      <w:r>
+        <w:t>varchar(</w:t>
+      </w:r>
+      <w:proofErr w:type="gramEnd"/>
+      <w:r>
+        <w:t>20)")]</w:t>
+      </w:r>
+    </w:p>
+    <w:p>
+      <w:pPr>
+        <w:spacing w:after="0" w:line="240" w:lineRule="auto"/>
+      </w:pPr>
+      <w:r>
+        <w:t xml:space="preserve">     public string? </w:t>
+      </w:r>
+      <w:proofErr w:type="spellStart"/>
+      <w:r>
+        <w:t>LeaveEmpCostCenter</w:t>
+      </w:r>
+      <w:proofErr w:type="spellEnd"/>
+      <w:r>
+        <w:t xml:space="preserve"> </w:t>
+      </w:r>
+      <w:proofErr w:type="gramStart"/>
+      <w:r>
+        <w:t>{ get</w:t>
+      </w:r>
+      <w:proofErr w:type="gramEnd"/>
+      <w:r>
+        <w:t>; set</w:t>
+      </w:r>
+      <w:proofErr w:type="gramStart"/>
+      <w:r>
+        <w:t>; }</w:t>
+      </w:r>
+      <w:proofErr w:type="gramEnd"/>
+      <w:r>
+        <w:t xml:space="preserve"> = null;</w:t>
+      </w:r>
+    </w:p>
+    <w:p>
+      <w:pPr>
+        <w:spacing w:after="0" w:line="240" w:lineRule="auto"/>
+      </w:pPr>
+    </w:p>
+    <w:p>
+      <w:pPr>
+        <w:spacing w:after="0" w:line="240" w:lineRule="auto"/>
+      </w:pPr>
+      <w:r>
+        <w:t xml:space="preserve">     [</w:t>
+      </w:r>
+      <w:proofErr w:type="gramStart"/>
+      <w:r>
+        <w:t>Column(</w:t>
+      </w:r>
+      <w:proofErr w:type="gramEnd"/>
+      <w:r>
+        <w:t>TypeName = "</w:t>
+      </w:r>
+      <w:proofErr w:type="gramStart"/>
+      <w:r>
+        <w:t>varchar(</w:t>
+      </w:r>
+      <w:proofErr w:type="gramEnd"/>
+      <w:r>
+        <w:t>500)")]</w:t>
+      </w:r>
+    </w:p>
+    <w:p>
+      <w:pPr>
+        <w:spacing w:after="0" w:line="240" w:lineRule="auto"/>
+      </w:pPr>
+      <w:r>
+        <w:t xml:space="preserve">     public string? </w:t>
+      </w:r>
+      <w:proofErr w:type="spellStart"/>
+      <w:r>
+        <w:t>LeaveRemarks</w:t>
+      </w:r>
+      <w:proofErr w:type="spellEnd"/>
+      <w:r>
+        <w:t xml:space="preserve"> </w:t>
+      </w:r>
+      <w:proofErr w:type="gramStart"/>
+      <w:r>
+        <w:t>{ get</w:t>
+      </w:r>
+      <w:proofErr w:type="gramEnd"/>
+      <w:r>
+        <w:t>; set</w:t>
+      </w:r>
+      <w:proofErr w:type="gramStart"/>
+      <w:r>
+        <w:t>; }</w:t>
+      </w:r>
+      <w:proofErr w:type="gramEnd"/>
+      <w:r>
+        <w:t xml:space="preserve"> = null;</w:t>
+      </w:r>
+    </w:p>
+    <w:p>
+      <w:pPr>
+        <w:spacing w:after="0" w:line="240" w:lineRule="auto"/>
+      </w:pPr>
+    </w:p>
+    <w:p>
+      <w:pPr>
+        <w:spacing w:after="0" w:line="240" w:lineRule="auto"/>
+      </w:pPr>
+      <w:r>
+        <w:t xml:space="preserve">     [</w:t>
+      </w:r>
+      <w:proofErr w:type="gramStart"/>
+      <w:r>
+        <w:t>Column(</w:t>
+      </w:r>
+      <w:proofErr w:type="gramEnd"/>
+      <w:r>
+        <w:t>TypeName = "bit")]</w:t>
+      </w:r>
+    </w:p>
+    <w:p>
+      <w:pPr>
+        <w:spacing w:after="0" w:line="240" w:lineRule="auto"/>
+      </w:pPr>
+      <w:r>
+        <w:t xml:space="preserve">     public bool? </w:t>
+      </w:r>
+      <w:proofErr w:type="spellStart"/>
+      <w:r>
+        <w:t>LeaveConstraints</w:t>
+      </w:r>
+      <w:proofErr w:type="spellEnd"/>
+      <w:r>
+        <w:t xml:space="preserve"> </w:t>
+      </w:r>
+      <w:proofErr w:type="gramStart"/>
+      <w:r>
+        <w:t>{ get</w:t>
+      </w:r>
+      <w:proofErr w:type="gramEnd"/>
+      <w:r>
+        <w:t>; set</w:t>
+      </w:r>
+      <w:proofErr w:type="gramStart"/>
+      <w:r>
+        <w:t>; }</w:t>
+      </w:r>
+      <w:proofErr w:type="gramEnd"/>
+      <w:r>
+        <w:t xml:space="preserve"> = null;</w:t>
+      </w:r>
+    </w:p>
+    <w:p>
+      <w:pPr>
+        <w:spacing w:after="0" w:line="240" w:lineRule="auto"/>
+      </w:pPr>
+    </w:p>
+    <w:p>
+      <w:pPr>
+        <w:spacing w:after="0" w:line="240" w:lineRule="auto"/>
+      </w:pPr>
+      <w:r>
+        <w:t xml:space="preserve">     [</w:t>
+      </w:r>
+      <w:proofErr w:type="gramStart"/>
+      <w:r>
+        <w:t>Column(</w:t>
+      </w:r>
+      <w:proofErr w:type="gramEnd"/>
+      <w:r>
+        <w:t>TypeName = "</w:t>
+      </w:r>
+      <w:proofErr w:type="gramStart"/>
+      <w:r>
+        <w:t>varchar(</w:t>
+      </w:r>
+      <w:proofErr w:type="gramEnd"/>
+      <w:r>
+        <w:t>20)")]</w:t>
+      </w:r>
+    </w:p>
+    <w:p>
+      <w:pPr>
+        <w:spacing w:after="0" w:line="240" w:lineRule="auto"/>
+      </w:pPr>
+      <w:r>
+        <w:t xml:space="preserve">     public string </w:t>
+      </w:r>
+      <w:proofErr w:type="spellStart"/>
+      <w:r>
+        <w:t>LeaveStatusCode</w:t>
+      </w:r>
+      <w:proofErr w:type="spellEnd"/>
+      <w:r>
+        <w:t xml:space="preserve"> </w:t>
+      </w:r>
+      <w:proofErr w:type="gramStart"/>
+      <w:r>
+        <w:t>{ get</w:t>
+      </w:r>
+      <w:proofErr w:type="gramEnd"/>
+      <w:r>
+        <w:t>; set</w:t>
+      </w:r>
+      <w:proofErr w:type="gramStart"/>
+      <w:r>
+        <w:t>; }</w:t>
+      </w:r>
+      <w:proofErr w:type="gramEnd"/>
+      <w:r>
+        <w:t xml:space="preserve"> = </w:t>
+      </w:r>
+      <w:proofErr w:type="gramStart"/>
+      <w:r>
+        <w:t>null!;</w:t>
+      </w:r>
+      <w:proofErr w:type="gramEnd"/>
+    </w:p>
+    <w:p>
+      <w:pPr>
+        <w:spacing w:after="0" w:line="240" w:lineRule="auto"/>
+      </w:pPr>
+    </w:p>
+    <w:p>
+      <w:pPr>
+        <w:spacing w:after="0" w:line="240" w:lineRule="auto"/>
+      </w:pPr>
+      <w:r>
+        <w:t xml:space="preserve">     [</w:t>
+      </w:r>
+      <w:proofErr w:type="gramStart"/>
+      <w:r>
+        <w:t>Column(</w:t>
+      </w:r>
+      <w:proofErr w:type="gramEnd"/>
+      <w:r>
+        <w:t>TypeName = "</w:t>
+      </w:r>
+      <w:proofErr w:type="gramStart"/>
+      <w:r>
+        <w:t>char(</w:t>
+      </w:r>
+      <w:proofErr w:type="gramEnd"/>
+      <w:r>
+        <w:t>1)")]</w:t>
+      </w:r>
+    </w:p>
+    <w:p>
+      <w:pPr>
+        <w:spacing w:after="0" w:line="240" w:lineRule="auto"/>
+      </w:pPr>
+      <w:r>
+        <w:t xml:space="preserve">     public char? </w:t>
+      </w:r>
+      <w:proofErr w:type="spellStart"/>
+      <w:r>
+        <w:t>LeaveApprovalFlag</w:t>
+      </w:r>
+      <w:proofErr w:type="spellEnd"/>
+      <w:r>
+        <w:t xml:space="preserve"> </w:t>
+      </w:r>
+      <w:proofErr w:type="gramStart"/>
+      <w:r>
+        <w:t>{ get</w:t>
+      </w:r>
+      <w:proofErr w:type="gramEnd"/>
+      <w:r>
+        <w:t>; set</w:t>
+      </w:r>
+      <w:proofErr w:type="gramStart"/>
+      <w:r>
+        <w:t>; }</w:t>
+      </w:r>
+      <w:proofErr w:type="gramEnd"/>
+      <w:r>
+        <w:t xml:space="preserve"> </w:t>
+      </w:r>
+    </w:p>
+    <w:p>
+      <w:pPr>
+        <w:spacing w:after="0" w:line="240" w:lineRule="auto"/>
+      </w:pPr>
+      <w:r>
+        <w:t xml:space="preserve">        </w:t>
+      </w:r>
+    </w:p>
+    <w:p>
+      <w:pPr>
+        <w:spacing w:after="0" w:line="240" w:lineRule="auto"/>
+      </w:pPr>
+      <w:r>
+        <w:t xml:space="preserve">     [</w:t>
+      </w:r>
+      <w:proofErr w:type="gramStart"/>
+      <w:r>
+        <w:t>Column(</w:t>
+      </w:r>
+      <w:proofErr w:type="gramEnd"/>
+      <w:r>
+        <w:t>TypeName = "bit")]</w:t>
+      </w:r>
+    </w:p>
+    <w:p>
+      <w:pPr>
+        <w:spacing w:after="0" w:line="240" w:lineRule="auto"/>
+      </w:pPr>
+      <w:r>
+        <w:t xml:space="preserve">     public bool? </w:t>
+      </w:r>
+      <w:proofErr w:type="spellStart"/>
+      <w:r>
+        <w:t>LeaveVisaRequired</w:t>
+      </w:r>
+      <w:proofErr w:type="spellEnd"/>
+      <w:r>
+        <w:t xml:space="preserve"> </w:t>
+      </w:r>
+      <w:proofErr w:type="gramStart"/>
+      <w:r>
+        <w:t>{ get</w:t>
+      </w:r>
+      <w:proofErr w:type="gramEnd"/>
+      <w:r>
+        <w:t>; set</w:t>
+      </w:r>
+      <w:proofErr w:type="gramStart"/>
+      <w:r>
+        <w:t>; }</w:t>
+      </w:r>
+      <w:proofErr w:type="gramEnd"/>
+      <w:r>
+        <w:t xml:space="preserve"> = null;</w:t>
+      </w:r>
+    </w:p>
+    <w:p>
+      <w:pPr>
+        <w:spacing w:after="0" w:line="240" w:lineRule="auto"/>
+      </w:pPr>
+    </w:p>
+    <w:p>
+      <w:pPr>
+        <w:spacing w:after="0" w:line="240" w:lineRule="auto"/>
+      </w:pPr>
+      <w:r>
+        <w:t xml:space="preserve">     [</w:t>
+      </w:r>
+      <w:proofErr w:type="gramStart"/>
+      <w:r>
+        <w:t>Column(</w:t>
+      </w:r>
+      <w:proofErr w:type="gramEnd"/>
+      <w:r>
+        <w:t>TypeName = "bit")]</w:t>
+      </w:r>
+    </w:p>
+    <w:p>
+      <w:pPr>
+        <w:spacing w:after="0" w:line="240" w:lineRule="auto"/>
+      </w:pPr>
+      <w:r>
+        <w:t xml:space="preserve">     public bool? </w:t>
+      </w:r>
+      <w:proofErr w:type="spellStart"/>
+      <w:r>
+        <w:t>LeavePayAdv</w:t>
+      </w:r>
+      <w:proofErr w:type="spellEnd"/>
+      <w:r>
+        <w:t xml:space="preserve"> </w:t>
+      </w:r>
+      <w:proofErr w:type="gramStart"/>
+      <w:r>
+        <w:t>{ get</w:t>
+      </w:r>
+      <w:proofErr w:type="gramEnd"/>
+      <w:r>
+        <w:t>; set</w:t>
+      </w:r>
+      <w:proofErr w:type="gramStart"/>
+      <w:r>
+        <w:t>; }</w:t>
+      </w:r>
+      <w:proofErr w:type="gramEnd"/>
+      <w:r>
+        <w:t xml:space="preserve"> = null;</w:t>
+      </w:r>
+    </w:p>
+    <w:p>
+      <w:pPr>
+        <w:spacing w:after="0" w:line="240" w:lineRule="auto"/>
+      </w:pPr>
+    </w:p>
+    <w:p>
+      <w:pPr>
+        <w:spacing w:after="0" w:line="240" w:lineRule="auto"/>
+      </w:pPr>
+      <w:r>
+        <w:t xml:space="preserve">     [</w:t>
+      </w:r>
+      <w:proofErr w:type="gramStart"/>
+      <w:r>
+        <w:t>Column(</w:t>
+      </w:r>
+      <w:proofErr w:type="gramEnd"/>
+      <w:r>
+        <w:t>TypeName = "bit")]</w:t>
+      </w:r>
+    </w:p>
+    <w:p>
+      <w:pPr>
+        <w:spacing w:after="0" w:line="240" w:lineRule="auto"/>
+      </w:pPr>
+      <w:r>
+        <w:t xml:space="preserve">     public bool? </w:t>
+      </w:r>
+      <w:proofErr w:type="spellStart"/>
+      <w:r>
+        <w:t>LeaveIsFTMember</w:t>
+      </w:r>
+      <w:proofErr w:type="spellEnd"/>
+      <w:r>
+        <w:t xml:space="preserve"> </w:t>
+      </w:r>
+      <w:proofErr w:type="gramStart"/>
+      <w:r>
+        <w:t>{ get</w:t>
+      </w:r>
+      <w:proofErr w:type="gramEnd"/>
+      <w:r>
+        <w:t>; set</w:t>
+      </w:r>
+      <w:proofErr w:type="gramStart"/>
+      <w:r>
+        <w:t>; }</w:t>
+      </w:r>
+      <w:proofErr w:type="gramEnd"/>
+      <w:r>
+        <w:t xml:space="preserve"> = null;</w:t>
+      </w:r>
+    </w:p>
+    <w:p>
+      <w:pPr>
+        <w:spacing w:after="0" w:line="240" w:lineRule="auto"/>
+      </w:pPr>
+    </w:p>
+    <w:p>
+      <w:pPr>
+        <w:spacing w:after="0" w:line="240" w:lineRule="auto"/>
+      </w:pPr>
+      <w:r>
+        <w:t xml:space="preserve">     public double? </w:t>
+      </w:r>
+      <w:proofErr w:type="spellStart"/>
+      <w:r>
+        <w:t>LeaveBalance</w:t>
+      </w:r>
+      <w:proofErr w:type="spellEnd"/>
+      <w:r>
+        <w:t xml:space="preserve"> </w:t>
+      </w:r>
+      <w:proofErr w:type="gramStart"/>
+      <w:r>
+        <w:t>{ get</w:t>
+      </w:r>
+      <w:proofErr w:type="gramEnd"/>
+      <w:r>
+        <w:t>; set</w:t>
+      </w:r>
+      <w:proofErr w:type="gramStart"/>
+      <w:r>
+        <w:t>; }</w:t>
+      </w:r>
+      <w:proofErr w:type="gramEnd"/>
+    </w:p>
+    <w:p>
+      <w:pPr>
+        <w:spacing w:after="0" w:line="240" w:lineRule="auto"/>
+      </w:pPr>
+      <w:r>
+        <w:t xml:space="preserve">     public double? </w:t>
+      </w:r>
+      <w:proofErr w:type="spellStart"/>
+      <w:r>
+        <w:t>LeaveDuration</w:t>
+      </w:r>
+      <w:proofErr w:type="spellEnd"/>
+      <w:r>
+        <w:t xml:space="preserve"> </w:t>
+      </w:r>
+      <w:proofErr w:type="gramStart"/>
+      <w:r>
+        <w:t>{ get</w:t>
+      </w:r>
+      <w:proofErr w:type="gramEnd"/>
+      <w:r>
+        <w:t>; set</w:t>
+      </w:r>
+      <w:proofErr w:type="gramStart"/>
+      <w:r>
+        <w:t>; }</w:t>
+      </w:r>
+      <w:proofErr w:type="gramEnd"/>
+    </w:p>
+    <w:p>
+      <w:pPr>
+        <w:spacing w:after="0" w:line="240" w:lineRule="auto"/>
+      </w:pPr>
+      <w:r>
+        <w:t xml:space="preserve">     public int? </w:t>
+      </w:r>
+      <w:proofErr w:type="spellStart"/>
+      <w:r>
+        <w:t>NoOfHolidays</w:t>
+      </w:r>
+      <w:proofErr w:type="spellEnd"/>
+      <w:r>
+        <w:t xml:space="preserve"> </w:t>
+      </w:r>
+      <w:proofErr w:type="gramStart"/>
+      <w:r>
+        <w:t>{ get</w:t>
+      </w:r>
+      <w:proofErr w:type="gramEnd"/>
+      <w:r>
+        <w:t>; set</w:t>
+      </w:r>
+      <w:proofErr w:type="gramStart"/>
+      <w:r>
+        <w:t>; }</w:t>
+      </w:r>
+      <w:proofErr w:type="gramEnd"/>
+    </w:p>
+    <w:p>
+      <w:pPr>
+        <w:spacing w:after="0" w:line="240" w:lineRule="auto"/>
+      </w:pPr>
+      <w:r>
+        <w:t xml:space="preserve">     public int? </w:t>
+      </w:r>
+      <w:proofErr w:type="spellStart"/>
+      <w:r>
+        <w:t>NoOfWeekends</w:t>
+      </w:r>
+      <w:proofErr w:type="spellEnd"/>
+      <w:r>
+        <w:t xml:space="preserve"> </w:t>
+      </w:r>
+      <w:proofErr w:type="gramStart"/>
+      <w:r>
+        <w:t>{ get</w:t>
+      </w:r>
+      <w:proofErr w:type="gramEnd"/>
+      <w:r>
+        <w:t>; set</w:t>
+      </w:r>
+      <w:proofErr w:type="gramStart"/>
+      <w:r>
+        <w:t>; }</w:t>
+      </w:r>
+      <w:proofErr w:type="gramEnd"/>
+    </w:p>
+    <w:p>
+      <w:pPr>
+        <w:spacing w:after="0" w:line="240" w:lineRule="auto"/>
+      </w:pPr>
+      <w:r>
+        <w:t xml:space="preserve">        </w:t>
+      </w:r>
+    </w:p>
+    <w:p>
+      <w:pPr>
+        <w:spacing w:after="0" w:line="240" w:lineRule="auto"/>
+      </w:pPr>
+      <w:r>
+        <w:t xml:space="preserve">     [</w:t>
+      </w:r>
+      <w:proofErr w:type="gramStart"/>
+      <w:r>
+        <w:t>Column(</w:t>
+      </w:r>
+      <w:proofErr w:type="gramEnd"/>
+      <w:r>
+        <w:t>TypeName = "</w:t>
+      </w:r>
+      <w:proofErr w:type="gramStart"/>
+      <w:r>
+        <w:t>char(</w:t>
+      </w:r>
+      <w:proofErr w:type="gramEnd"/>
+      <w:r>
+        <w:t>1)")]</w:t>
+      </w:r>
+    </w:p>
+    <w:p>
+      <w:pPr>
+        <w:spacing w:after="0" w:line="240" w:lineRule="auto"/>
+      </w:pPr>
+      <w:r>
+        <w:t xml:space="preserve">     public char? </w:t>
+      </w:r>
+      <w:proofErr w:type="spellStart"/>
+      <w:r>
+        <w:t>PlannedLeave</w:t>
+      </w:r>
+      <w:proofErr w:type="spellEnd"/>
+      <w:r>
+        <w:t xml:space="preserve"> </w:t>
+      </w:r>
+      <w:proofErr w:type="gramStart"/>
+      <w:r>
+        <w:t>{ get</w:t>
+      </w:r>
+      <w:proofErr w:type="gramEnd"/>
+      <w:r>
+        <w:t>; set</w:t>
+      </w:r>
+      <w:proofErr w:type="gramStart"/>
+      <w:r>
+        <w:t>; }</w:t>
+      </w:r>
+      <w:proofErr w:type="gramEnd"/>
+    </w:p>
+    <w:p>
+      <w:pPr>
+        <w:spacing w:after="0" w:line="240" w:lineRule="auto"/>
+      </w:pPr>
+    </w:p>
+    <w:p>
+      <w:pPr>
+        <w:spacing w:after="0" w:line="240" w:lineRule="auto"/>
+      </w:pPr>
+      <w:r>
+        <w:t xml:space="preserve">     public int? </w:t>
+      </w:r>
+      <w:proofErr w:type="spellStart"/>
+      <w:r>
+        <w:t>LeavePlannedNo</w:t>
+      </w:r>
+      <w:proofErr w:type="spellEnd"/>
+      <w:r>
+        <w:t xml:space="preserve"> </w:t>
+      </w:r>
+      <w:proofErr w:type="gramStart"/>
+      <w:r>
+        <w:t>{ get</w:t>
+      </w:r>
+      <w:proofErr w:type="gramEnd"/>
+      <w:r>
+        <w:t>; set</w:t>
+      </w:r>
+      <w:proofErr w:type="gramStart"/>
+      <w:r>
+        <w:t>; }</w:t>
+      </w:r>
+      <w:proofErr w:type="gramEnd"/>
+    </w:p>
+    <w:p>
+      <w:pPr>
+        <w:spacing w:after="0" w:line="240" w:lineRule="auto"/>
+      </w:pPr>
+    </w:p>
+    <w:p>
+      <w:pPr>
+        <w:spacing w:after="0" w:line="240" w:lineRule="auto"/>
+      </w:pPr>
+      <w:r>
+        <w:t xml:space="preserve">     [</w:t>
+      </w:r>
+      <w:proofErr w:type="gramStart"/>
+      <w:r>
+        <w:t>Column(</w:t>
+      </w:r>
+      <w:proofErr w:type="gramEnd"/>
+      <w:r>
+        <w:t>TypeName = "</w:t>
+      </w:r>
+      <w:proofErr w:type="gramStart"/>
+      <w:r>
+        <w:t>char(</w:t>
+      </w:r>
+      <w:proofErr w:type="gramEnd"/>
+      <w:r>
+        <w:t>1)")]</w:t>
+      </w:r>
+    </w:p>
+    <w:p>
+      <w:pPr>
+        <w:spacing w:after="0" w:line="240" w:lineRule="auto"/>
+      </w:pPr>
+      <w:r>
+        <w:t xml:space="preserve">     public char? </w:t>
+      </w:r>
+      <w:proofErr w:type="spellStart"/>
+      <w:r>
+        <w:t>HalfDayLeaveFlag</w:t>
+      </w:r>
+      <w:proofErr w:type="spellEnd"/>
+      <w:r>
+        <w:t xml:space="preserve"> </w:t>
+      </w:r>
+      <w:proofErr w:type="gramStart"/>
+      <w:r>
+        <w:t>{ get</w:t>
+      </w:r>
+      <w:proofErr w:type="gramEnd"/>
+      <w:r>
+        <w:t>; set</w:t>
+      </w:r>
+      <w:proofErr w:type="gramStart"/>
+      <w:r>
+        <w:t>; }</w:t>
+      </w:r>
+      <w:proofErr w:type="gramEnd"/>
+    </w:p>
+    <w:p>
+      <w:pPr>
+        <w:spacing w:after="0" w:line="240" w:lineRule="auto"/>
+      </w:pPr>
+    </w:p>
+    <w:p>
+      <w:pPr>
+        <w:spacing w:after="0" w:line="240" w:lineRule="auto"/>
+      </w:pPr>
+      <w:r>
+        <w:t xml:space="preserve">     [</w:t>
+      </w:r>
+      <w:proofErr w:type="gramStart"/>
+      <w:r>
+        <w:t>Column(</w:t>
+      </w:r>
+      <w:proofErr w:type="gramEnd"/>
+      <w:r>
+        <w:t>TypeName = "datetime")]</w:t>
+      </w:r>
+    </w:p>
+    <w:p>
+      <w:pPr>
+        <w:spacing w:after="0" w:line="240" w:lineRule="auto"/>
+      </w:pPr>
+      <w:r>
+        <w:t xml:space="preserve">     public </w:t>
+      </w:r>
+      <w:proofErr w:type="spellStart"/>
+      <w:r>
+        <w:t>DateTime</w:t>
+      </w:r>
+      <w:proofErr w:type="spellEnd"/>
+      <w:r>
+        <w:t xml:space="preserve">? </w:t>
+      </w:r>
+      <w:proofErr w:type="spellStart"/>
+      <w:r>
+        <w:t>LeaveCreatedDate</w:t>
+      </w:r>
+      <w:proofErr w:type="spellEnd"/>
+      <w:r>
+        <w:t xml:space="preserve"> </w:t>
+      </w:r>
+      <w:proofErr w:type="gramStart"/>
+      <w:r>
+        <w:t>{ get</w:t>
+      </w:r>
+      <w:proofErr w:type="gramEnd"/>
+      <w:r>
+        <w:t>; set</w:t>
+      </w:r>
+      <w:proofErr w:type="gramStart"/>
+      <w:r>
+        <w:t>; }</w:t>
+      </w:r>
+      <w:proofErr w:type="gramEnd"/>
+    </w:p>
+    <w:p>
+      <w:pPr>
+        <w:spacing w:after="0" w:line="240" w:lineRule="auto"/>
+      </w:pPr>
+    </w:p>
+    <w:p>
+      <w:pPr>
+        <w:spacing w:after="0" w:line="240" w:lineRule="auto"/>
+      </w:pPr>
+      <w:r>
+        <w:t xml:space="preserve">     public int? </w:t>
+      </w:r>
+      <w:proofErr w:type="spellStart"/>
+      <w:r>
+        <w:t>LeaveCreatedBy</w:t>
+      </w:r>
+      <w:proofErr w:type="spellEnd"/>
+      <w:r>
+        <w:t xml:space="preserve"> </w:t>
+      </w:r>
+      <w:proofErr w:type="gramStart"/>
+      <w:r>
+        <w:t>{ get</w:t>
+      </w:r>
+      <w:proofErr w:type="gramEnd"/>
+      <w:r>
+        <w:t>; set</w:t>
+      </w:r>
+      <w:proofErr w:type="gramStart"/>
+      <w:r>
+        <w:t>; }</w:t>
+      </w:r>
+      <w:proofErr w:type="gramEnd"/>
+    </w:p>
+    <w:p>
+      <w:pPr>
+        <w:spacing w:after="0" w:line="240" w:lineRule="auto"/>
+      </w:pPr>
+    </w:p>
+    <w:p>
+      <w:pPr>
+        <w:spacing w:after="0" w:line="240" w:lineRule="auto"/>
+      </w:pPr>
+      <w:r>
+        <w:t xml:space="preserve">     [</w:t>
+      </w:r>
+      <w:proofErr w:type="gramStart"/>
+      <w:r>
+        <w:t>Column(</w:t>
+      </w:r>
+      <w:proofErr w:type="gramEnd"/>
+      <w:r>
+        <w:t>TypeName = "</w:t>
+      </w:r>
+      <w:proofErr w:type="gramStart"/>
+      <w:r>
+        <w:t>varchar(</w:t>
+      </w:r>
+      <w:proofErr w:type="gramEnd"/>
+      <w:r>
+        <w:t>50)")]</w:t>
+      </w:r>
+    </w:p>
+    <w:p>
+      <w:pPr>
+        <w:spacing w:after="0" w:line="240" w:lineRule="auto"/>
+      </w:pPr>
+      <w:r>
+        <w:t xml:space="preserve">     public string? </w:t>
+      </w:r>
+      <w:proofErr w:type="spellStart"/>
+      <w:r>
+        <w:t>LeaveCreatedUserID</w:t>
+      </w:r>
+      <w:proofErr w:type="spellEnd"/>
+      <w:r>
+        <w:t xml:space="preserve"> </w:t>
+      </w:r>
+      <w:proofErr w:type="gramStart"/>
+      <w:r>
+        <w:t>{ get</w:t>
+      </w:r>
+      <w:proofErr w:type="gramEnd"/>
+      <w:r>
+        <w:t>; set</w:t>
+      </w:r>
+      <w:proofErr w:type="gramStart"/>
+      <w:r>
+        <w:t>; }</w:t>
+      </w:r>
+      <w:proofErr w:type="gramEnd"/>
+      <w:r>
+        <w:t xml:space="preserve"> = null;</w:t>
+      </w:r>
+    </w:p>
+    <w:p>
+      <w:pPr>
+        <w:spacing w:after="0" w:line="240" w:lineRule="auto"/>
+      </w:pPr>
+    </w:p>
+    <w:p>
+      <w:pPr>
+        <w:spacing w:after="0" w:line="240" w:lineRule="auto"/>
+      </w:pPr>
+      <w:r>
+        <w:t xml:space="preserve">     [</w:t>
+      </w:r>
+      <w:proofErr w:type="gramStart"/>
+      <w:r>
+        <w:t>Column(</w:t>
+      </w:r>
+      <w:proofErr w:type="gramEnd"/>
+      <w:r>
+        <w:t>TypeName = "</w:t>
+      </w:r>
+      <w:proofErr w:type="gramStart"/>
+      <w:r>
+        <w:t>varchar(</w:t>
+      </w:r>
+      <w:proofErr w:type="gramEnd"/>
+      <w:r>
+        <w:t>50)")]</w:t>
+      </w:r>
+    </w:p>
+    <w:p>
+      <w:pPr>
+        <w:spacing w:after="0" w:line="240" w:lineRule="auto"/>
+      </w:pPr>
+      <w:r>
+        <w:t xml:space="preserve">     public string? </w:t>
+      </w:r>
+      <w:proofErr w:type="spellStart"/>
+      <w:r>
+        <w:t>LeaveCreatedEmail</w:t>
+      </w:r>
+      <w:proofErr w:type="spellEnd"/>
+      <w:r>
+        <w:t xml:space="preserve"> </w:t>
+      </w:r>
+      <w:proofErr w:type="gramStart"/>
+      <w:r>
+        <w:t>{ get</w:t>
+      </w:r>
+      <w:proofErr w:type="gramEnd"/>
+      <w:r>
+        <w:t>; set</w:t>
+      </w:r>
+      <w:proofErr w:type="gramStart"/>
+      <w:r>
+        <w:t>; }</w:t>
+      </w:r>
+      <w:proofErr w:type="gramEnd"/>
+      <w:r>
+        <w:t xml:space="preserve"> = null;</w:t>
+      </w:r>
+    </w:p>
+    <w:p>
+      <w:pPr>
+        <w:spacing w:after="0" w:line="240" w:lineRule="auto"/>
+      </w:pPr>
+    </w:p>
+    <w:p>
+      <w:pPr>
+        <w:spacing w:after="0" w:line="240" w:lineRule="auto"/>
+      </w:pPr>
+      <w:r>
+        <w:t xml:space="preserve">     [</w:t>
+      </w:r>
+      <w:proofErr w:type="gramStart"/>
+      <w:r>
+        <w:t>Column(</w:t>
+      </w:r>
+      <w:proofErr w:type="gramEnd"/>
+      <w:r>
+        <w:t>TypeName = "datetime")]</w:t>
+      </w:r>
+    </w:p>
+    <w:p>
+      <w:pPr>
+        <w:spacing w:after="0" w:line="240" w:lineRule="auto"/>
+      </w:pPr>
+      <w:r>
+        <w:t xml:space="preserve">     public </w:t>
+      </w:r>
+      <w:proofErr w:type="spellStart"/>
+      <w:r>
+        <w:t>DateTime</w:t>
+      </w:r>
+      <w:proofErr w:type="spellEnd"/>
+      <w:r>
+        <w:t xml:space="preserve">? </w:t>
+      </w:r>
+      <w:proofErr w:type="spellStart"/>
+      <w:r>
+        <w:t>LeaveUpdatedDate</w:t>
+      </w:r>
+      <w:proofErr w:type="spellEnd"/>
+      <w:r>
+        <w:t xml:space="preserve"> </w:t>
+      </w:r>
+      <w:proofErr w:type="gramStart"/>
+      <w:r>
+        <w:t>{ get</w:t>
+      </w:r>
+      <w:proofErr w:type="gramEnd"/>
+      <w:r>
+        <w:t>; set</w:t>
+      </w:r>
+      <w:proofErr w:type="gramStart"/>
+      <w:r>
+        <w:t>; }</w:t>
+      </w:r>
+      <w:proofErr w:type="gramEnd"/>
+    </w:p>
+    <w:p>
+      <w:pPr>
+        <w:spacing w:after="0" w:line="240" w:lineRule="auto"/>
+      </w:pPr>
+    </w:p>
+    <w:p>
+      <w:pPr>
+        <w:spacing w:after="0" w:line="240" w:lineRule="auto"/>
+      </w:pPr>
+      <w:r>
+        <w:t xml:space="preserve">     public int? </w:t>
+      </w:r>
+      <w:proofErr w:type="spellStart"/>
+      <w:r>
+        <w:t>LeaveUpdatedBy</w:t>
+      </w:r>
+      <w:proofErr w:type="spellEnd"/>
+      <w:r>
+        <w:t xml:space="preserve"> </w:t>
+      </w:r>
+      <w:proofErr w:type="gramStart"/>
+      <w:r>
+        <w:t>{ get</w:t>
+      </w:r>
+      <w:proofErr w:type="gramEnd"/>
+      <w:r>
+        <w:t>; set</w:t>
+      </w:r>
+      <w:proofErr w:type="gramStart"/>
+      <w:r>
+        <w:t>; }</w:t>
+      </w:r>
+      <w:proofErr w:type="gramEnd"/>
+    </w:p>
+    <w:p>
+      <w:pPr>
+        <w:spacing w:after="0" w:line="240" w:lineRule="auto"/>
+      </w:pPr>
+    </w:p>
+    <w:p>
+      <w:pPr>
+        <w:spacing w:after="0" w:line="240" w:lineRule="auto"/>
+      </w:pPr>
+      <w:r>
+        <w:t xml:space="preserve">     [</w:t>
+      </w:r>
+      <w:proofErr w:type="gramStart"/>
+      <w:r>
+        <w:t>Column(</w:t>
+      </w:r>
+      <w:proofErr w:type="gramEnd"/>
+      <w:r>
+        <w:t>TypeName = "</w:t>
+      </w:r>
+      <w:proofErr w:type="gramStart"/>
+      <w:r>
+        <w:t>varchar(</w:t>
+      </w:r>
+      <w:proofErr w:type="gramEnd"/>
+      <w:r>
+        <w:t>50)")]</w:t>
+      </w:r>
+    </w:p>
+    <w:p>
+      <w:pPr>
+        <w:spacing w:after="0" w:line="240" w:lineRule="auto"/>
+      </w:pPr>
+      <w:r>
+        <w:t xml:space="preserve">     public string? </w:t>
+      </w:r>
+      <w:proofErr w:type="spellStart"/>
+      <w:r>
+        <w:t>LeaveUpdatedUserID</w:t>
+      </w:r>
+      <w:proofErr w:type="spellEnd"/>
+      <w:r>
+        <w:t xml:space="preserve"> </w:t>
+      </w:r>
+      <w:proofErr w:type="gramStart"/>
+      <w:r>
+        <w:t>{ get</w:t>
+      </w:r>
+      <w:proofErr w:type="gramEnd"/>
+      <w:r>
+        <w:t>; set</w:t>
+      </w:r>
+      <w:proofErr w:type="gramStart"/>
+      <w:r>
+        <w:t>; }</w:t>
+      </w:r>
+      <w:proofErr w:type="gramEnd"/>
+      <w:r>
+        <w:t xml:space="preserve"> = null;</w:t>
+      </w:r>
+    </w:p>
+    <w:p>
+      <w:pPr>
+        <w:spacing w:after="0" w:line="240" w:lineRule="auto"/>
+      </w:pPr>
+    </w:p>
+    <w:p>
+      <w:pPr>
+        <w:spacing w:after="0" w:line="240" w:lineRule="auto"/>
+      </w:pPr>
+      <w:r>
+        <w:t xml:space="preserve">     [</w:t>
+      </w:r>
+      <w:proofErr w:type="gramStart"/>
+      <w:r>
+        <w:t>Column(</w:t>
+      </w:r>
+      <w:proofErr w:type="gramEnd"/>
+      <w:r>
+        <w:t>TypeName = "</w:t>
+      </w:r>
+      <w:proofErr w:type="gramStart"/>
+      <w:r>
+        <w:t>varchar(</w:t>
+      </w:r>
+      <w:proofErr w:type="gramEnd"/>
+      <w:r>
+        <w:t>50)")]</w:t>
+      </w:r>
+    </w:p>
+    <w:p>
+      <w:pPr>
+        <w:spacing w:after="0" w:line="240" w:lineRule="auto"/>
+      </w:pPr>
+      <w:r>
+        <w:t xml:space="preserve">     public string? </w:t>
+      </w:r>
+      <w:proofErr w:type="spellStart"/>
+      <w:r>
+        <w:t>LeaveUpdatedEmail</w:t>
+      </w:r>
+      <w:proofErr w:type="spellEnd"/>
+      <w:r>
+        <w:t xml:space="preserve"> </w:t>
+      </w:r>
+      <w:proofErr w:type="gramStart"/>
+      <w:r>
+        <w:t>{ get</w:t>
+      </w:r>
+      <w:proofErr w:type="gramEnd"/>
+      <w:r>
+        <w:t>; set</w:t>
+      </w:r>
+      <w:proofErr w:type="gramStart"/>
+      <w:r>
+        <w:t>; }</w:t>
+      </w:r>
+      <w:proofErr w:type="gramEnd"/>
+      <w:r>
+        <w:t xml:space="preserve"> = null;</w:t>
+      </w:r>
+    </w:p>
+    <w:p>
+      <w:pPr>
+        <w:spacing w:after="0" w:line="240" w:lineRule="auto"/>
+      </w:pPr>
+      <w:r>
+        <w:t xml:space="preserve">     #endregion</w:t>
+      </w:r>
+    </w:p>
+    <w:p>
+      <w:pPr>
+        <w:spacing w:after="0" w:line="240" w:lineRule="auto"/>
+      </w:pPr>
+    </w:p>
+    <w:p>
+      <w:pPr>
+        <w:spacing w:after="0" w:line="240" w:lineRule="auto"/>
+      </w:pPr>
+      <w:r>
+        <w:t xml:space="preserve">     #region Extended Properties</w:t>
+      </w:r>
+    </w:p>
+    <w:p>
+      <w:pPr>
+        <w:spacing w:after="0" w:line="240" w:lineRule="auto"/>
+      </w:pPr>
+      <w:r>
+        <w:t xml:space="preserve">     public int? </w:t>
+      </w:r>
+      <w:proofErr w:type="spellStart"/>
+      <w:r>
+        <w:t>LeaveStatusID</w:t>
+      </w:r>
+      <w:proofErr w:type="spellEnd"/>
+      <w:r>
+        <w:t xml:space="preserve"> </w:t>
+      </w:r>
+      <w:proofErr w:type="gramStart"/>
+      <w:r>
+        <w:t>{ get</w:t>
+      </w:r>
+      <w:proofErr w:type="gramEnd"/>
+      <w:r>
+        <w:t>; set</w:t>
+      </w:r>
+      <w:proofErr w:type="gramStart"/>
+      <w:r>
+        <w:t>; }</w:t>
+      </w:r>
+      <w:proofErr w:type="gramEnd"/>
+    </w:p>
+    <w:p>
+      <w:pPr>
+        <w:spacing w:after="0" w:line="240" w:lineRule="auto"/>
+      </w:pPr>
+    </w:p>
+    <w:p>
+      <w:pPr>
+        <w:spacing w:after="0" w:line="240" w:lineRule="auto"/>
+      </w:pPr>
+      <w:r>
+        <w:t xml:space="preserve">     [</w:t>
+      </w:r>
+      <w:proofErr w:type="gramStart"/>
+      <w:r>
+        <w:t>Column(</w:t>
+      </w:r>
+      <w:proofErr w:type="gramEnd"/>
+      <w:r>
+        <w:t>TypeName = "</w:t>
+      </w:r>
+      <w:proofErr w:type="gramStart"/>
+      <w:r>
+        <w:t>varchar(</w:t>
+      </w:r>
+      <w:proofErr w:type="gramEnd"/>
+      <w:r>
+        <w:t>20)")]</w:t>
+      </w:r>
+    </w:p>
+    <w:p>
+      <w:pPr>
+        <w:spacing w:after="0" w:line="240" w:lineRule="auto"/>
+      </w:pPr>
+      <w:r>
+        <w:t xml:space="preserve">     public string? </w:t>
+      </w:r>
+      <w:proofErr w:type="spellStart"/>
+      <w:r>
+        <w:t>StatusHandlingCode</w:t>
+      </w:r>
+      <w:proofErr w:type="spellEnd"/>
+      <w:r>
+        <w:t xml:space="preserve"> </w:t>
+      </w:r>
+      <w:proofErr w:type="gramStart"/>
+      <w:r>
+        <w:t>{ get</w:t>
+      </w:r>
+      <w:proofErr w:type="gramEnd"/>
+      <w:r>
+        <w:t>; set</w:t>
+      </w:r>
+      <w:proofErr w:type="gramStart"/>
+      <w:r>
+        <w:t>; }</w:t>
+      </w:r>
+      <w:proofErr w:type="gramEnd"/>
+      <w:r>
+        <w:t xml:space="preserve"> = null;</w:t>
+      </w:r>
+    </w:p>
+    <w:p>
+      <w:pPr>
+        <w:spacing w:after="0" w:line="240" w:lineRule="auto"/>
+      </w:pPr>
+    </w:p>
+    <w:p>
+      <w:pPr>
+        <w:spacing w:after="0" w:line="240" w:lineRule="auto"/>
+      </w:pPr>
+      <w:r>
+        <w:t xml:space="preserve">     [</w:t>
+      </w:r>
+      <w:proofErr w:type="gramStart"/>
+      <w:r>
+        <w:t>Column(</w:t>
+      </w:r>
+      <w:proofErr w:type="gramEnd"/>
+      <w:r>
+        <w:t>TypeName = "</w:t>
+      </w:r>
+      <w:proofErr w:type="gramStart"/>
+      <w:r>
+        <w:t>varchar(</w:t>
+      </w:r>
+      <w:proofErr w:type="gramEnd"/>
+      <w:r>
+        <w:t>20)")]</w:t>
+      </w:r>
+    </w:p>
+    <w:p>
+      <w:pPr>
+        <w:spacing w:after="0" w:line="240" w:lineRule="auto"/>
+      </w:pPr>
+      <w:r>
+        <w:t xml:space="preserve">     public string? </w:t>
+      </w:r>
+      <w:proofErr w:type="spellStart"/>
+      <w:r>
+        <w:t>StartDayMode</w:t>
+      </w:r>
+      <w:proofErr w:type="spellEnd"/>
+      <w:r>
+        <w:t xml:space="preserve"> </w:t>
+      </w:r>
+      <w:proofErr w:type="gramStart"/>
+      <w:r>
+        <w:t>{ get</w:t>
+      </w:r>
+      <w:proofErr w:type="gramEnd"/>
+      <w:r>
+        <w:t>; set</w:t>
+      </w:r>
+      <w:proofErr w:type="gramStart"/>
+      <w:r>
+        <w:t>; }</w:t>
+      </w:r>
+      <w:proofErr w:type="gramEnd"/>
+      <w:r>
+        <w:t xml:space="preserve"> = null;</w:t>
+      </w:r>
+    </w:p>
+    <w:p>
+      <w:pPr>
+        <w:spacing w:after="0" w:line="240" w:lineRule="auto"/>
+      </w:pPr>
+    </w:p>
+    <w:p>
+      <w:pPr>
+        <w:spacing w:after="0" w:line="240" w:lineRule="auto"/>
+      </w:pPr>
+      <w:r>
+        <w:t xml:space="preserve">     [</w:t>
+      </w:r>
+      <w:proofErr w:type="gramStart"/>
+      <w:r>
+        <w:t>Column(</w:t>
+      </w:r>
+      <w:proofErr w:type="gramEnd"/>
+      <w:r>
+        <w:t>TypeName = "</w:t>
+      </w:r>
+      <w:proofErr w:type="gramStart"/>
+      <w:r>
+        <w:t>varchar(</w:t>
+      </w:r>
+      <w:proofErr w:type="gramEnd"/>
+      <w:r>
+        <w:t>20)")]</w:t>
+      </w:r>
+    </w:p>
+    <w:p>
+      <w:pPr>
+        <w:spacing w:after="0" w:line="240" w:lineRule="auto"/>
+      </w:pPr>
+      <w:r>
+        <w:t xml:space="preserve">     public string? </w:t>
+      </w:r>
+      <w:proofErr w:type="spellStart"/>
+      <w:r>
+        <w:t>EndDayMode</w:t>
+      </w:r>
+      <w:proofErr w:type="spellEnd"/>
+      <w:r>
+        <w:t xml:space="preserve"> </w:t>
+      </w:r>
+      <w:proofErr w:type="gramStart"/>
+      <w:r>
+        <w:t>{ get</w:t>
+      </w:r>
+      <w:proofErr w:type="gramEnd"/>
+      <w:r>
+        <w:t>; set</w:t>
+      </w:r>
+      <w:proofErr w:type="gramStart"/>
+      <w:r>
+        <w:t>; }</w:t>
+      </w:r>
+      <w:proofErr w:type="gramEnd"/>
+      <w:r>
+        <w:t xml:space="preserve"> = null;               </w:t>
+      </w:r>
+    </w:p>
+    <w:p>
+      <w:pPr>
+        <w:spacing w:after="0" w:line="240" w:lineRule="auto"/>
+      </w:pPr>
+      <w:r>
+        <w:t xml:space="preserve">     #endregion</w:t>
+      </w:r>
+    </w:p>
+    <w:p>
+      <w:pPr>
+        <w:spacing w:after="0" w:line="240" w:lineRule="auto"/>
+      </w:pPr>
+    </w:p>
+    <w:p>
+      <w:pPr>
+        <w:spacing w:after="0" w:line="240" w:lineRule="auto"/>
+        <w:rPr>
+          <w:lang w:val="en-GB"/>
+        </w:rPr>
+      </w:pPr>
+      <w:r>
+        <w:t>}</w:t>
+      </w:r>
     </w:p>
     <w:sectPr>
       <w:pgSz w:w="12240" w:h="15840"/>

--- a/Documentation/AI Prompts/Vibe Coding - Leave Request.docx
+++ b/Documentation/AI Prompts/Vibe Coding - Leave Request.docx
@@ -1819,13 +1819,7 @@
         <w:rPr>
           <w:lang w:val="en-GB"/>
         </w:rPr>
-        <w:t xml:space="preserve">The following error occurred. </w:t>
-      </w:r>
-      <w:r>
-        <w:rPr>
-          <w:lang w:val="en-GB"/>
-        </w:rPr>
-        <w:t xml:space="preserve">Note that I am using .NET 8.0 and </w:t>
+        <w:t xml:space="preserve">The following error occurred. Note that I am using .NET 8.0 and </w:t>
       </w:r>
       <w:proofErr w:type="spellStart"/>
       <w:r>
@@ -1907,11 +1901,9 @@
       <w:r>
         <w:t>Below is the C# code-behind for saving the leave request to the database as well as the “</w:t>
       </w:r>
-      <w:proofErr w:type="spellStart"/>
       <w:r>
         <w:t>LeaveRequisitionWF</w:t>
       </w:r>
-      <w:proofErr w:type="spellEnd"/>
       <w:r>
         <w:t xml:space="preserve">” domain entity class. </w:t>
       </w:r>
@@ -1964,10 +1956,21 @@
       <w:r>
         <w:t>(</w:t>
       </w:r>
-      <w:proofErr w:type="spellStart"/>
-      <w:proofErr w:type="gramEnd"/>
-      <w:r>
-        <w:t>LeaveRequisitionWF</w:t>
+      <w:proofErr w:type="gramEnd"/>
+      <w:r>
+        <w:t xml:space="preserve">LeaveRequisitionWF </w:t>
+      </w:r>
+      <w:proofErr w:type="spellStart"/>
+      <w:r>
+        <w:t>dto</w:t>
+      </w:r>
+      <w:proofErr w:type="spellEnd"/>
+      <w:r>
+        <w:t xml:space="preserve">, </w:t>
+      </w:r>
+      <w:proofErr w:type="spellStart"/>
+      <w:r>
+        <w:t>CancellationToken</w:t>
       </w:r>
       <w:proofErr w:type="spellEnd"/>
       <w:r>
@@ -1975,80 +1978,96 @@
       </w:r>
       <w:proofErr w:type="spellStart"/>
       <w:r>
+        <w:t>cancellationToken</w:t>
+      </w:r>
+      <w:proofErr w:type="spellEnd"/>
+      <w:r>
+        <w:t>)</w:t>
+      </w:r>
+    </w:p>
+    <w:p>
+      <w:pPr>
+        <w:spacing w:after="0" w:line="240" w:lineRule="auto"/>
+      </w:pPr>
+      <w:r>
+        <w:t>{</w:t>
+      </w:r>
+    </w:p>
+    <w:p>
+      <w:pPr>
+        <w:spacing w:after="0" w:line="240" w:lineRule="auto"/>
+      </w:pPr>
+      <w:r>
+        <w:t xml:space="preserve">    int </w:t>
+      </w:r>
+      <w:proofErr w:type="spellStart"/>
+      <w:r>
+        <w:t>rowsInserted</w:t>
+      </w:r>
+      <w:proofErr w:type="spellEnd"/>
+      <w:r>
+        <w:t xml:space="preserve"> = 0;</w:t>
+      </w:r>
+    </w:p>
+    <w:p>
+      <w:pPr>
+        <w:spacing w:after="0" w:line="240" w:lineRule="auto"/>
+      </w:pPr>
+    </w:p>
+    <w:p>
+      <w:pPr>
+        <w:spacing w:after="0" w:line="240" w:lineRule="auto"/>
+      </w:pPr>
+      <w:r>
+        <w:t xml:space="preserve">    try</w:t>
+      </w:r>
+    </w:p>
+    <w:p>
+      <w:pPr>
+        <w:spacing w:after="0" w:line="240" w:lineRule="auto"/>
+      </w:pPr>
+      <w:r>
+        <w:t xml:space="preserve">    {</w:t>
+      </w:r>
+    </w:p>
+    <w:p>
+      <w:pPr>
+        <w:spacing w:after="0" w:line="240" w:lineRule="auto"/>
+      </w:pPr>
+      <w:r>
+        <w:t xml:space="preserve">        if (</w:t>
+      </w:r>
+      <w:proofErr w:type="spellStart"/>
+      <w:r>
         <w:t>dto</w:t>
       </w:r>
       <w:proofErr w:type="spellEnd"/>
       <w:r>
-        <w:t xml:space="preserve">, </w:t>
-      </w:r>
-      <w:proofErr w:type="spellStart"/>
-      <w:r>
-        <w:t>CancellationToken</w:t>
-      </w:r>
-      <w:proofErr w:type="spellEnd"/>
-      <w:r>
-        <w:t xml:space="preserve"> </w:t>
-      </w:r>
-      <w:proofErr w:type="spellStart"/>
-      <w:r>
-        <w:t>cancellationToken</w:t>
-      </w:r>
-      <w:proofErr w:type="spellEnd"/>
-      <w:r>
-        <w:t>)</w:t>
-      </w:r>
-    </w:p>
-    <w:p>
-      <w:pPr>
-        <w:spacing w:after="0" w:line="240" w:lineRule="auto"/>
-      </w:pPr>
-      <w:r>
-        <w:t>{</w:t>
-      </w:r>
-    </w:p>
-    <w:p>
-      <w:pPr>
-        <w:spacing w:after="0" w:line="240" w:lineRule="auto"/>
-      </w:pPr>
-      <w:r>
-        <w:t xml:space="preserve">    int </w:t>
-      </w:r>
-      <w:proofErr w:type="spellStart"/>
-      <w:r>
-        <w:t>rowsInserted</w:t>
-      </w:r>
-      <w:proofErr w:type="spellEnd"/>
-      <w:r>
-        <w:t xml:space="preserve"> = 0;</w:t>
-      </w:r>
-    </w:p>
-    <w:p>
-      <w:pPr>
-        <w:spacing w:after="0" w:line="240" w:lineRule="auto"/>
-      </w:pPr>
-    </w:p>
-    <w:p>
-      <w:pPr>
-        <w:spacing w:after="0" w:line="240" w:lineRule="auto"/>
-      </w:pPr>
-      <w:r>
-        <w:t xml:space="preserve">    try</w:t>
-      </w:r>
-    </w:p>
-    <w:p>
-      <w:pPr>
-        <w:spacing w:after="0" w:line="240" w:lineRule="auto"/>
-      </w:pPr>
-      <w:r>
-        <w:t xml:space="preserve">    {</w:t>
-      </w:r>
-    </w:p>
-    <w:p>
-      <w:pPr>
-        <w:spacing w:after="0" w:line="240" w:lineRule="auto"/>
-      </w:pPr>
-      <w:r>
-        <w:t xml:space="preserve">        if (</w:t>
+        <w:t xml:space="preserve"> is null)</w:t>
+      </w:r>
+    </w:p>
+    <w:p>
+      <w:pPr>
+        <w:spacing w:after="0" w:line="240" w:lineRule="auto"/>
+      </w:pPr>
+      <w:r>
+        <w:t xml:space="preserve">            throw new </w:t>
+      </w:r>
+      <w:proofErr w:type="spellStart"/>
+      <w:r>
+        <w:t>ArgumentNullException</w:t>
+      </w:r>
+      <w:proofErr w:type="spellEnd"/>
+      <w:r>
+        <w:t>(</w:t>
+      </w:r>
+      <w:proofErr w:type="spellStart"/>
+      <w:r>
+        <w:t>nameof</w:t>
+      </w:r>
+      <w:proofErr w:type="spellEnd"/>
+      <w:r>
+        <w:t>(</w:t>
       </w:r>
       <w:proofErr w:type="spellStart"/>
       <w:r>
@@ -2056,38 +2075,6 @@
       </w:r>
       <w:proofErr w:type="spellEnd"/>
       <w:r>
-        <w:t xml:space="preserve"> is null)</w:t>
-      </w:r>
-    </w:p>
-    <w:p>
-      <w:pPr>
-        <w:spacing w:after="0" w:line="240" w:lineRule="auto"/>
-      </w:pPr>
-      <w:r>
-        <w:t xml:space="preserve">            throw new </w:t>
-      </w:r>
-      <w:proofErr w:type="spellStart"/>
-      <w:r>
-        <w:t>ArgumentNullException</w:t>
-      </w:r>
-      <w:proofErr w:type="spellEnd"/>
-      <w:r>
-        <w:t>(</w:t>
-      </w:r>
-      <w:proofErr w:type="spellStart"/>
-      <w:r>
-        <w:t>nameof</w:t>
-      </w:r>
-      <w:proofErr w:type="spellEnd"/>
-      <w:r>
-        <w:t>(</w:t>
-      </w:r>
-      <w:proofErr w:type="spellStart"/>
-      <w:r>
-        <w:t>dto</w:t>
-      </w:r>
-      <w:proofErr w:type="spellEnd"/>
-      <w:r>
         <w:t>));</w:t>
       </w:r>
     </w:p>
@@ -2117,13 +2104,8 @@
       </w:r>
       <w:proofErr w:type="spellEnd"/>
       <w:r>
-        <w:t xml:space="preserve"> = new </w:t>
-      </w:r>
-      <w:proofErr w:type="spellStart"/>
-      <w:r>
-        <w:t>LeaveRequisitionWF</w:t>
-      </w:r>
-      <w:proofErr w:type="spellEnd"/>
+        <w:t xml:space="preserve"> = new LeaveRequisitionWF</w:t>
+      </w:r>
     </w:p>
     <w:p>
       <w:pPr>
@@ -2475,11 +2457,29 @@
         <w:spacing w:after="0" w:line="240" w:lineRule="auto"/>
       </w:pPr>
       <w:r>
+        <w:t xml:space="preserve">            NoOfHolidays = </w:t>
+      </w:r>
+      <w:proofErr w:type="spellStart"/>
+      <w:proofErr w:type="gramStart"/>
+      <w:r>
+        <w:t>dto.NoOfHolidays</w:t>
+      </w:r>
+      <w:proofErr w:type="spellEnd"/>
+      <w:proofErr w:type="gramEnd"/>
+      <w:r>
+        <w:t>,</w:t>
+      </w:r>
+    </w:p>
+    <w:p>
+      <w:pPr>
+        <w:spacing w:after="0" w:line="240" w:lineRule="auto"/>
+      </w:pPr>
+      <w:r>
         <w:t xml:space="preserve">            </w:t>
       </w:r>
       <w:proofErr w:type="spellStart"/>
       <w:r>
-        <w:t>NoOfHolidays</w:t>
+        <w:t>NoOfWeekends</w:t>
       </w:r>
       <w:proofErr w:type="spellEnd"/>
       <w:r>
@@ -2488,7 +2488,7 @@
       <w:proofErr w:type="spellStart"/>
       <w:proofErr w:type="gramStart"/>
       <w:r>
-        <w:t>dto.NoOfHolidays</w:t>
+        <w:t>dto.NoOfWeekends</w:t>
       </w:r>
       <w:proofErr w:type="spellEnd"/>
       <w:proofErr w:type="gramEnd"/>
@@ -2505,7 +2505,7 @@
       </w:r>
       <w:proofErr w:type="spellStart"/>
       <w:r>
-        <w:t>NoOfWeekends</w:t>
+        <w:t>LeavePayAdv</w:t>
       </w:r>
       <w:proofErr w:type="spellEnd"/>
       <w:r>
@@ -2514,7 +2514,7 @@
       <w:proofErr w:type="spellStart"/>
       <w:proofErr w:type="gramStart"/>
       <w:r>
-        <w:t>dto.NoOfWeekends</w:t>
+        <w:t>dto.LeavePayAdv</w:t>
       </w:r>
       <w:proofErr w:type="spellEnd"/>
       <w:proofErr w:type="gramEnd"/>
@@ -2531,7 +2531,7 @@
       </w:r>
       <w:proofErr w:type="spellStart"/>
       <w:r>
-        <w:t>LeavePayAdv</w:t>
+        <w:t>LeaveVisaRequired</w:t>
       </w:r>
       <w:proofErr w:type="spellEnd"/>
       <w:r>
@@ -2540,7 +2540,7 @@
       <w:proofErr w:type="spellStart"/>
       <w:proofErr w:type="gramStart"/>
       <w:r>
-        <w:t>dto.LeavePayAdv</w:t>
+        <w:t>dto.LeaveVisaRequired</w:t>
       </w:r>
       <w:proofErr w:type="spellEnd"/>
       <w:proofErr w:type="gramEnd"/>
@@ -2557,7 +2557,7 @@
       </w:r>
       <w:proofErr w:type="spellStart"/>
       <w:r>
-        <w:t>LeaveVisaRequired</w:t>
+        <w:t>LeaveRemarks</w:t>
       </w:r>
       <w:proofErr w:type="spellEnd"/>
       <w:r>
@@ -2566,7 +2566,7 @@
       <w:proofErr w:type="spellStart"/>
       <w:proofErr w:type="gramStart"/>
       <w:r>
-        <w:t>dto.LeaveVisaRequired</w:t>
+        <w:t>dto.LeaveRemarks</w:t>
       </w:r>
       <w:proofErr w:type="spellEnd"/>
       <w:proofErr w:type="gramEnd"/>
@@ -2583,7 +2583,7 @@
       </w:r>
       <w:proofErr w:type="spellStart"/>
       <w:r>
-        <w:t>LeaveRemarks</w:t>
+        <w:t>LeaveCreatedBy</w:t>
       </w:r>
       <w:proofErr w:type="spellEnd"/>
       <w:r>
@@ -2592,7 +2592,7 @@
       <w:proofErr w:type="spellStart"/>
       <w:proofErr w:type="gramStart"/>
       <w:r>
-        <w:t>dto.LeaveRemarks</w:t>
+        <w:t>dto.LeaveCreatedBy</w:t>
       </w:r>
       <w:proofErr w:type="spellEnd"/>
       <w:proofErr w:type="gramEnd"/>
@@ -2609,7 +2609,7 @@
       </w:r>
       <w:proofErr w:type="spellStart"/>
       <w:r>
-        <w:t>LeaveCreatedBy</w:t>
+        <w:t>LeaveCreatedEmail</w:t>
       </w:r>
       <w:proofErr w:type="spellEnd"/>
       <w:r>
@@ -2618,7 +2618,7 @@
       <w:proofErr w:type="spellStart"/>
       <w:proofErr w:type="gramStart"/>
       <w:r>
-        <w:t>dto.LeaveCreatedBy</w:t>
+        <w:t>dto.LeaveCreatedEmail</w:t>
       </w:r>
       <w:proofErr w:type="spellEnd"/>
       <w:proofErr w:type="gramEnd"/>
@@ -2635,7 +2635,7 @@
       </w:r>
       <w:proofErr w:type="spellStart"/>
       <w:r>
-        <w:t>LeaveCreatedEmail</w:t>
+        <w:t>LeaveCreatedUserID</w:t>
       </w:r>
       <w:proofErr w:type="spellEnd"/>
       <w:r>
@@ -2644,7 +2644,7 @@
       <w:proofErr w:type="spellStart"/>
       <w:proofErr w:type="gramStart"/>
       <w:r>
-        <w:t>dto.LeaveCreatedEmail</w:t>
+        <w:t>dto.LeaveCreatedUserID</w:t>
       </w:r>
       <w:proofErr w:type="spellEnd"/>
       <w:proofErr w:type="gramEnd"/>
@@ -2661,7 +2661,7 @@
       </w:r>
       <w:proofErr w:type="spellStart"/>
       <w:r>
-        <w:t>LeaveCreatedUserID</w:t>
+        <w:t>LeaveCreatedDate</w:t>
       </w:r>
       <w:proofErr w:type="spellEnd"/>
       <w:r>
@@ -2670,7 +2670,7 @@
       <w:proofErr w:type="spellStart"/>
       <w:proofErr w:type="gramStart"/>
       <w:r>
-        <w:t>dto.LeaveCreatedUserID</w:t>
+        <w:t>dto.LeaveCreatedDate</w:t>
       </w:r>
       <w:proofErr w:type="spellEnd"/>
       <w:proofErr w:type="gramEnd"/>
@@ -2687,7 +2687,7 @@
       </w:r>
       <w:proofErr w:type="spellStart"/>
       <w:r>
-        <w:t>LeaveCreatedDate</w:t>
+        <w:t>LeaveStatusCode</w:t>
       </w:r>
       <w:proofErr w:type="spellEnd"/>
       <w:r>
@@ -2696,7 +2696,7 @@
       <w:proofErr w:type="spellStart"/>
       <w:proofErr w:type="gramStart"/>
       <w:r>
-        <w:t>dto.LeaveCreatedDate</w:t>
+        <w:t>dto.LeaveStatusCode</w:t>
       </w:r>
       <w:proofErr w:type="spellEnd"/>
       <w:proofErr w:type="gramEnd"/>
@@ -2713,7 +2713,7 @@
       </w:r>
       <w:proofErr w:type="spellStart"/>
       <w:r>
-        <w:t>LeaveStatusCode</w:t>
+        <w:t>LeaveStatusID</w:t>
       </w:r>
       <w:proofErr w:type="spellEnd"/>
       <w:r>
@@ -2722,7 +2722,7 @@
       <w:proofErr w:type="spellStart"/>
       <w:proofErr w:type="gramStart"/>
       <w:r>
-        <w:t>dto.LeaveStatusCode</w:t>
+        <w:t>dto.LeaveStatusID</w:t>
       </w:r>
       <w:proofErr w:type="spellEnd"/>
       <w:proofErr w:type="gramEnd"/>
@@ -2739,7 +2739,7 @@
       </w:r>
       <w:proofErr w:type="spellStart"/>
       <w:r>
-        <w:t>LeaveStatusID</w:t>
+        <w:t>StatusHandlingCode</w:t>
       </w:r>
       <w:proofErr w:type="spellEnd"/>
       <w:r>
@@ -2748,7 +2748,137 @@
       <w:proofErr w:type="spellStart"/>
       <w:proofErr w:type="gramStart"/>
       <w:r>
-        <w:t>dto.LeaveStatusID</w:t>
+        <w:t>dto.StatusHandlingCode</w:t>
+      </w:r>
+      <w:proofErr w:type="spellEnd"/>
+      <w:proofErr w:type="gramEnd"/>
+    </w:p>
+    <w:p>
+      <w:pPr>
+        <w:spacing w:after="0" w:line="240" w:lineRule="auto"/>
+      </w:pPr>
+      <w:r>
+        <w:t xml:space="preserve">        };</w:t>
+      </w:r>
+    </w:p>
+    <w:p>
+      <w:pPr>
+        <w:spacing w:after="0" w:line="240" w:lineRule="auto"/>
+      </w:pPr>
+      <w:r>
+        <w:t xml:space="preserve">        #endregion</w:t>
+      </w:r>
+    </w:p>
+    <w:p>
+      <w:pPr>
+        <w:spacing w:after="0" w:line="240" w:lineRule="auto"/>
+      </w:pPr>
+    </w:p>
+    <w:p>
+      <w:pPr>
+        <w:spacing w:after="0" w:line="240" w:lineRule="auto"/>
+      </w:pPr>
+      <w:r>
+        <w:t xml:space="preserve">        #region Initialize attachments</w:t>
+      </w:r>
+    </w:p>
+    <w:p>
+      <w:pPr>
+        <w:spacing w:after="0" w:line="240" w:lineRule="auto"/>
+      </w:pPr>
+      <w:r>
+        <w:t xml:space="preserve">        if (</w:t>
+      </w:r>
+      <w:proofErr w:type="spellStart"/>
+      <w:proofErr w:type="gramStart"/>
+      <w:r>
+        <w:t>dto.AttachmentList</w:t>
+      </w:r>
+      <w:proofErr w:type="spellEnd"/>
+      <w:r>
+        <w:t xml:space="preserve"> !=</w:t>
+      </w:r>
+      <w:proofErr w:type="gramEnd"/>
+      <w:r>
+        <w:t xml:space="preserve"> null &amp;&amp; </w:t>
+      </w:r>
+      <w:proofErr w:type="spellStart"/>
+      <w:proofErr w:type="gramStart"/>
+      <w:r>
+        <w:t>dto.AttachmentList.Any</w:t>
+      </w:r>
+      <w:proofErr w:type="spellEnd"/>
+      <w:proofErr w:type="gramEnd"/>
+      <w:r>
+        <w:t>())</w:t>
+      </w:r>
+    </w:p>
+    <w:p>
+      <w:pPr>
+        <w:spacing w:after="0" w:line="240" w:lineRule="auto"/>
+      </w:pPr>
+      <w:r>
+        <w:t xml:space="preserve">        {</w:t>
+      </w:r>
+    </w:p>
+    <w:p>
+      <w:pPr>
+        <w:spacing w:after="0" w:line="240" w:lineRule="auto"/>
+      </w:pPr>
+      <w:r>
+        <w:t xml:space="preserve">            </w:t>
+      </w:r>
+      <w:proofErr w:type="spellStart"/>
+      <w:r>
+        <w:t>leaveRequest.AttachmentList</w:t>
+      </w:r>
+      <w:proofErr w:type="spellEnd"/>
+      <w:r>
+        <w:t xml:space="preserve"> = </w:t>
+      </w:r>
+      <w:proofErr w:type="spellStart"/>
+      <w:proofErr w:type="gramStart"/>
+      <w:r>
+        <w:t>dto.AttachmentList.Select</w:t>
+      </w:r>
+      <w:proofErr w:type="spellEnd"/>
+      <w:proofErr w:type="gramEnd"/>
+      <w:r>
+        <w:t xml:space="preserve">(e =&gt; new </w:t>
+      </w:r>
+      <w:proofErr w:type="spellStart"/>
+      <w:r>
+        <w:t>LeaveAttachment</w:t>
+      </w:r>
+      <w:proofErr w:type="spellEnd"/>
+    </w:p>
+    <w:p>
+      <w:pPr>
+        <w:spacing w:after="0" w:line="240" w:lineRule="auto"/>
+      </w:pPr>
+      <w:r>
+        <w:t xml:space="preserve">            {</w:t>
+      </w:r>
+    </w:p>
+    <w:p>
+      <w:pPr>
+        <w:spacing w:after="0" w:line="240" w:lineRule="auto"/>
+      </w:pPr>
+      <w:r>
+        <w:t xml:space="preserve">                </w:t>
+      </w:r>
+      <w:proofErr w:type="spellStart"/>
+      <w:r>
+        <w:t>LeaveAttachmentId</w:t>
+      </w:r>
+      <w:proofErr w:type="spellEnd"/>
+      <w:r>
+        <w:t xml:space="preserve"> = </w:t>
+      </w:r>
+      <w:proofErr w:type="spellStart"/>
+      <w:proofErr w:type="gramStart"/>
+      <w:r>
+        <w:t>e.LeaveAttachmentId</w:t>
       </w:r>
       <w:proofErr w:type="spellEnd"/>
       <w:proofErr w:type="gramEnd"/>
@@ -2761,11 +2891,11 @@
         <w:spacing w:after="0" w:line="240" w:lineRule="auto"/>
       </w:pPr>
       <w:r>
-        <w:t xml:space="preserve">            </w:t>
-      </w:r>
-      <w:proofErr w:type="spellStart"/>
-      <w:r>
-        <w:t>StatusHandlingCode</w:t>
+        <w:t xml:space="preserve">                </w:t>
+      </w:r>
+      <w:proofErr w:type="spellStart"/>
+      <w:r>
+        <w:t>FileName</w:t>
       </w:r>
       <w:proofErr w:type="spellEnd"/>
       <w:r>
@@ -2774,17 +2904,116 @@
       <w:proofErr w:type="spellStart"/>
       <w:proofErr w:type="gramStart"/>
       <w:r>
-        <w:t>dto.StatusHandlingCode</w:t>
-      </w:r>
-      <w:proofErr w:type="spellEnd"/>
-      <w:proofErr w:type="gramEnd"/>
-    </w:p>
-    <w:p>
-      <w:pPr>
-        <w:spacing w:after="0" w:line="240" w:lineRule="auto"/>
-      </w:pPr>
-      <w:r>
-        <w:t xml:space="preserve">        };</w:t>
+        <w:t>e.FileName</w:t>
+      </w:r>
+      <w:proofErr w:type="spellEnd"/>
+      <w:proofErr w:type="gramEnd"/>
+      <w:r>
+        <w:t>,</w:t>
+      </w:r>
+    </w:p>
+    <w:p>
+      <w:pPr>
+        <w:spacing w:after="0" w:line="240" w:lineRule="auto"/>
+      </w:pPr>
+      <w:r>
+        <w:t xml:space="preserve">                </w:t>
+      </w:r>
+      <w:proofErr w:type="spellStart"/>
+      <w:r>
+        <w:t>StoredFileName</w:t>
+      </w:r>
+      <w:proofErr w:type="spellEnd"/>
+      <w:r>
+        <w:t xml:space="preserve"> = </w:t>
+      </w:r>
+      <w:proofErr w:type="spellStart"/>
+      <w:proofErr w:type="gramStart"/>
+      <w:r>
+        <w:t>e.StoredFileName</w:t>
+      </w:r>
+      <w:proofErr w:type="spellEnd"/>
+      <w:proofErr w:type="gramEnd"/>
+      <w:r>
+        <w:t>,</w:t>
+      </w:r>
+    </w:p>
+    <w:p>
+      <w:pPr>
+        <w:spacing w:after="0" w:line="240" w:lineRule="auto"/>
+      </w:pPr>
+      <w:r>
+        <w:t xml:space="preserve">                </w:t>
+      </w:r>
+      <w:proofErr w:type="spellStart"/>
+      <w:r>
+        <w:t>ContentType</w:t>
+      </w:r>
+      <w:proofErr w:type="spellEnd"/>
+      <w:r>
+        <w:t xml:space="preserve"> = </w:t>
+      </w:r>
+      <w:proofErr w:type="spellStart"/>
+      <w:proofErr w:type="gramStart"/>
+      <w:r>
+        <w:t>e.ContentType</w:t>
+      </w:r>
+      <w:proofErr w:type="spellEnd"/>
+      <w:proofErr w:type="gramEnd"/>
+      <w:r>
+        <w:t>,</w:t>
+      </w:r>
+    </w:p>
+    <w:p>
+      <w:pPr>
+        <w:spacing w:after="0" w:line="240" w:lineRule="auto"/>
+      </w:pPr>
+      <w:r>
+        <w:t xml:space="preserve">                </w:t>
+      </w:r>
+      <w:proofErr w:type="spellStart"/>
+      <w:r>
+        <w:t>FileSize</w:t>
+      </w:r>
+      <w:proofErr w:type="spellEnd"/>
+      <w:r>
+        <w:t xml:space="preserve"> = </w:t>
+      </w:r>
+      <w:proofErr w:type="spellStart"/>
+      <w:proofErr w:type="gramStart"/>
+      <w:r>
+        <w:t>e.FileSize</w:t>
+      </w:r>
+      <w:proofErr w:type="spellEnd"/>
+      <w:proofErr w:type="gramEnd"/>
+    </w:p>
+    <w:p>
+      <w:pPr>
+        <w:spacing w:after="0" w:line="240" w:lineRule="auto"/>
+      </w:pPr>
+      <w:r>
+        <w:t xml:space="preserve">            }</w:t>
+      </w:r>
+      <w:proofErr w:type="gramStart"/>
+      <w:r>
+        <w:t>).</w:t>
+      </w:r>
+      <w:proofErr w:type="spellStart"/>
+      <w:r>
+        <w:t>ToList</w:t>
+      </w:r>
+      <w:proofErr w:type="spellEnd"/>
+      <w:proofErr w:type="gramEnd"/>
+      <w:r>
+        <w:t>();</w:t>
+      </w:r>
+    </w:p>
+    <w:p>
+      <w:pPr>
+        <w:spacing w:after="0" w:line="240" w:lineRule="auto"/>
+      </w:pPr>
+      <w:r>
+        <w:t xml:space="preserve">        }</w:t>
       </w:r>
     </w:p>
     <w:p>
@@ -2805,7 +3034,186 @@
         <w:spacing w:after="0" w:line="240" w:lineRule="auto"/>
       </w:pPr>
       <w:r>
-        <w:t xml:space="preserve">        #region Initialize attachments</w:t>
+        <w:t xml:space="preserve">        // Save to database</w:t>
+      </w:r>
+    </w:p>
+    <w:p>
+      <w:pPr>
+        <w:spacing w:after="0" w:line="240" w:lineRule="auto"/>
+      </w:pPr>
+      <w:r>
+        <w:t xml:space="preserve">        await _</w:t>
+      </w:r>
+      <w:proofErr w:type="spellStart"/>
+      <w:proofErr w:type="gramStart"/>
+      <w:r>
+        <w:t>db.LeaveRequisitionWFs.AddAsync</w:t>
+      </w:r>
+      <w:proofErr w:type="spellEnd"/>
+      <w:proofErr w:type="gramEnd"/>
+      <w:r>
+        <w:t>(</w:t>
+      </w:r>
+      <w:proofErr w:type="spellStart"/>
+      <w:r>
+        <w:t>leaveRequest</w:t>
+      </w:r>
+      <w:proofErr w:type="spellEnd"/>
+      <w:r>
+        <w:t>);</w:t>
+      </w:r>
+    </w:p>
+    <w:p>
+      <w:pPr>
+        <w:spacing w:after="0" w:line="240" w:lineRule="auto"/>
+      </w:pPr>
+      <w:r>
+        <w:t xml:space="preserve">        </w:t>
+      </w:r>
+      <w:proofErr w:type="spellStart"/>
+      <w:r>
+        <w:t>rowsInserted</w:t>
+      </w:r>
+      <w:proofErr w:type="spellEnd"/>
+      <w:r>
+        <w:t xml:space="preserve"> = await _</w:t>
+      </w:r>
+      <w:proofErr w:type="spellStart"/>
+      <w:proofErr w:type="gramStart"/>
+      <w:r>
+        <w:t>db.SaveChangesAsync</w:t>
+      </w:r>
+      <w:proofErr w:type="spellEnd"/>
+      <w:proofErr w:type="gramEnd"/>
+      <w:r>
+        <w:t>(</w:t>
+      </w:r>
+      <w:proofErr w:type="spellStart"/>
+      <w:r>
+        <w:t>cancellationToken</w:t>
+      </w:r>
+      <w:proofErr w:type="spellEnd"/>
+      <w:r>
+        <w:t>);</w:t>
+      </w:r>
+    </w:p>
+    <w:p>
+      <w:pPr>
+        <w:spacing w:after="0" w:line="240" w:lineRule="auto"/>
+      </w:pPr>
+    </w:p>
+    <w:p>
+      <w:pPr>
+        <w:spacing w:after="0" w:line="240" w:lineRule="auto"/>
+      </w:pPr>
+      <w:r>
+        <w:t xml:space="preserve">        return Result&lt;int&gt;.</w:t>
+      </w:r>
+      <w:proofErr w:type="spellStart"/>
+      <w:r>
+        <w:t>SuccessResult</w:t>
+      </w:r>
+      <w:proofErr w:type="spellEnd"/>
+      <w:r>
+        <w:t>(</w:t>
+      </w:r>
+      <w:proofErr w:type="spellStart"/>
+      <w:r>
+        <w:t>rowsInserted</w:t>
+      </w:r>
+      <w:proofErr w:type="spellEnd"/>
+      <w:r>
+        <w:t>);</w:t>
+      </w:r>
+    </w:p>
+    <w:p>
+      <w:pPr>
+        <w:spacing w:after="0" w:line="240" w:lineRule="auto"/>
+      </w:pPr>
+    </w:p>
+    <w:p>
+      <w:pPr>
+        <w:spacing w:after="0" w:line="240" w:lineRule="auto"/>
+      </w:pPr>
+      <w:r>
+        <w:t xml:space="preserve">    }</w:t>
+      </w:r>
+    </w:p>
+    <w:p>
+      <w:pPr>
+        <w:spacing w:after="0" w:line="240" w:lineRule="auto"/>
+      </w:pPr>
+      <w:r>
+        <w:t xml:space="preserve">    catch (</w:t>
+      </w:r>
+      <w:proofErr w:type="spellStart"/>
+      <w:r>
+        <w:t>InvalidOperationException</w:t>
+      </w:r>
+      <w:proofErr w:type="spellEnd"/>
+      <w:r>
+        <w:t xml:space="preserve"> </w:t>
+      </w:r>
+      <w:proofErr w:type="spellStart"/>
+      <w:r>
+        <w:t>invEx</w:t>
+      </w:r>
+      <w:proofErr w:type="spellEnd"/>
+      <w:r>
+        <w:t>)</w:t>
+      </w:r>
+    </w:p>
+    <w:p>
+      <w:pPr>
+        <w:spacing w:after="0" w:line="240" w:lineRule="auto"/>
+      </w:pPr>
+      <w:r>
+        <w:t xml:space="preserve">    {</w:t>
+      </w:r>
+    </w:p>
+    <w:p>
+      <w:pPr>
+        <w:spacing w:after="0" w:line="240" w:lineRule="auto"/>
+      </w:pPr>
+      <w:r>
+        <w:t xml:space="preserve">        throw new </w:t>
+      </w:r>
+      <w:proofErr w:type="gramStart"/>
+      <w:r>
+        <w:t>Exception(</w:t>
+      </w:r>
+      <w:proofErr w:type="spellStart"/>
+      <w:r>
+        <w:t>invEx.Message.ToString</w:t>
+      </w:r>
+      <w:proofErr w:type="spellEnd"/>
+      <w:proofErr w:type="gramEnd"/>
+      <w:r>
+        <w:t>());</w:t>
+      </w:r>
+    </w:p>
+    <w:p>
+      <w:pPr>
+        <w:spacing w:after="0" w:line="240" w:lineRule="auto"/>
+      </w:pPr>
+      <w:r>
+        <w:t xml:space="preserve">    }</w:t>
+      </w:r>
+    </w:p>
+    <w:p>
+      <w:pPr>
+        <w:spacing w:after="0" w:line="240" w:lineRule="auto"/>
+      </w:pPr>
+      <w:r>
+        <w:t xml:space="preserve">    catch (Exception ex)</w:t>
+      </w:r>
+    </w:p>
+    <w:p>
+      <w:pPr>
+        <w:spacing w:after="0" w:line="240" w:lineRule="auto"/>
+      </w:pPr>
+      <w:r>
+        <w:t xml:space="preserve">    {</w:t>
       </w:r>
     </w:p>
     <w:p>
@@ -2818,7 +3226,7 @@
       <w:proofErr w:type="spellStart"/>
       <w:proofErr w:type="gramStart"/>
       <w:r>
-        <w:t>dto.AttachmentList</w:t>
+        <w:t>ex.InnerException</w:t>
       </w:r>
       <w:proofErr w:type="spellEnd"/>
       <w:r>
@@ -2826,336 +3234,52 @@
       </w:r>
       <w:proofErr w:type="gramEnd"/>
       <w:r>
-        <w:t xml:space="preserve"> null &amp;&amp; </w:t>
-      </w:r>
-      <w:proofErr w:type="spellStart"/>
-      <w:proofErr w:type="gramStart"/>
-      <w:r>
-        <w:t>dto.AttachmentList.Any</w:t>
-      </w:r>
-      <w:proofErr w:type="spellEnd"/>
-      <w:proofErr w:type="gramEnd"/>
-      <w:r>
-        <w:t>())</w:t>
-      </w:r>
-    </w:p>
-    <w:p>
-      <w:pPr>
-        <w:spacing w:after="0" w:line="240" w:lineRule="auto"/>
-      </w:pPr>
-      <w:r>
-        <w:t xml:space="preserve">        {</w:t>
-      </w:r>
-    </w:p>
-    <w:p>
-      <w:pPr>
-        <w:spacing w:after="0" w:line="240" w:lineRule="auto"/>
-      </w:pPr>
-      <w:r>
-        <w:t xml:space="preserve">            </w:t>
-      </w:r>
-      <w:proofErr w:type="spellStart"/>
-      <w:r>
-        <w:t>leaveRequest.AttachmentList</w:t>
-      </w:r>
-      <w:proofErr w:type="spellEnd"/>
-      <w:r>
-        <w:t xml:space="preserve"> = </w:t>
-      </w:r>
-      <w:proofErr w:type="spellStart"/>
-      <w:proofErr w:type="gramStart"/>
-      <w:r>
-        <w:t>dto.AttachmentList.Select</w:t>
-      </w:r>
-      <w:proofErr w:type="spellEnd"/>
-      <w:proofErr w:type="gramEnd"/>
-      <w:r>
-        <w:t xml:space="preserve">(e =&gt; new </w:t>
-      </w:r>
-      <w:proofErr w:type="spellStart"/>
-      <w:r>
-        <w:t>LeaveAttachment</w:t>
-      </w:r>
-      <w:proofErr w:type="spellEnd"/>
-    </w:p>
-    <w:p>
-      <w:pPr>
-        <w:spacing w:after="0" w:line="240" w:lineRule="auto"/>
-      </w:pPr>
-      <w:r>
-        <w:t xml:space="preserve">            {</w:t>
-      </w:r>
-    </w:p>
-    <w:p>
-      <w:pPr>
-        <w:spacing w:after="0" w:line="240" w:lineRule="auto"/>
-      </w:pPr>
-      <w:r>
-        <w:t xml:space="preserve">                </w:t>
-      </w:r>
-      <w:proofErr w:type="spellStart"/>
-      <w:r>
-        <w:t>LeaveAttachmentId</w:t>
-      </w:r>
-      <w:proofErr w:type="spellEnd"/>
-      <w:r>
-        <w:t xml:space="preserve"> = </w:t>
-      </w:r>
-      <w:proofErr w:type="spellStart"/>
-      <w:proofErr w:type="gramStart"/>
-      <w:r>
-        <w:t>e.LeaveAttachmentId</w:t>
-      </w:r>
-      <w:proofErr w:type="spellEnd"/>
-      <w:proofErr w:type="gramEnd"/>
-      <w:r>
-        <w:t>,</w:t>
-      </w:r>
-    </w:p>
-    <w:p>
-      <w:pPr>
-        <w:spacing w:after="0" w:line="240" w:lineRule="auto"/>
-      </w:pPr>
-      <w:r>
-        <w:t xml:space="preserve">                </w:t>
-      </w:r>
-      <w:proofErr w:type="spellStart"/>
-      <w:r>
-        <w:t>FileName</w:t>
-      </w:r>
-      <w:proofErr w:type="spellEnd"/>
-      <w:r>
-        <w:t xml:space="preserve"> = </w:t>
-      </w:r>
-      <w:proofErr w:type="spellStart"/>
-      <w:proofErr w:type="gramStart"/>
-      <w:r>
-        <w:t>e.FileName</w:t>
-      </w:r>
-      <w:proofErr w:type="spellEnd"/>
-      <w:proofErr w:type="gramEnd"/>
-      <w:r>
-        <w:t>,</w:t>
-      </w:r>
-    </w:p>
-    <w:p>
-      <w:pPr>
-        <w:spacing w:after="0" w:line="240" w:lineRule="auto"/>
-      </w:pPr>
-      <w:r>
-        <w:t xml:space="preserve">                </w:t>
-      </w:r>
-      <w:proofErr w:type="spellStart"/>
-      <w:r>
-        <w:t>StoredFileName</w:t>
-      </w:r>
-      <w:proofErr w:type="spellEnd"/>
-      <w:r>
-        <w:t xml:space="preserve"> = </w:t>
-      </w:r>
-      <w:proofErr w:type="spellStart"/>
-      <w:proofErr w:type="gramStart"/>
-      <w:r>
-        <w:t>e.StoredFileName</w:t>
-      </w:r>
-      <w:proofErr w:type="spellEnd"/>
-      <w:proofErr w:type="gramEnd"/>
-      <w:r>
-        <w:t>,</w:t>
-      </w:r>
-    </w:p>
-    <w:p>
-      <w:pPr>
-        <w:spacing w:after="0" w:line="240" w:lineRule="auto"/>
-      </w:pPr>
-      <w:r>
-        <w:t xml:space="preserve">                </w:t>
-      </w:r>
-      <w:proofErr w:type="spellStart"/>
-      <w:r>
-        <w:t>ContentType</w:t>
-      </w:r>
-      <w:proofErr w:type="spellEnd"/>
-      <w:r>
-        <w:t xml:space="preserve"> = </w:t>
-      </w:r>
-      <w:proofErr w:type="spellStart"/>
-      <w:proofErr w:type="gramStart"/>
-      <w:r>
-        <w:t>e.ContentType</w:t>
-      </w:r>
-      <w:proofErr w:type="spellEnd"/>
-      <w:proofErr w:type="gramEnd"/>
-      <w:r>
-        <w:t>,</w:t>
-      </w:r>
-    </w:p>
-    <w:p>
-      <w:pPr>
-        <w:spacing w:after="0" w:line="240" w:lineRule="auto"/>
-      </w:pPr>
-      <w:r>
-        <w:t xml:space="preserve">                </w:t>
-      </w:r>
-      <w:proofErr w:type="spellStart"/>
-      <w:r>
-        <w:t>FileSize</w:t>
-      </w:r>
-      <w:proofErr w:type="spellEnd"/>
-      <w:r>
-        <w:t xml:space="preserve"> = </w:t>
-      </w:r>
-      <w:proofErr w:type="spellStart"/>
-      <w:proofErr w:type="gramStart"/>
-      <w:r>
-        <w:t>e.FileSize</w:t>
-      </w:r>
-      <w:proofErr w:type="spellEnd"/>
-      <w:proofErr w:type="gramEnd"/>
-    </w:p>
-    <w:p>
-      <w:pPr>
-        <w:spacing w:after="0" w:line="240" w:lineRule="auto"/>
-      </w:pPr>
-      <w:r>
-        <w:t xml:space="preserve">            }</w:t>
-      </w:r>
-      <w:proofErr w:type="gramStart"/>
-      <w:r>
-        <w:t>).</w:t>
-      </w:r>
-      <w:proofErr w:type="spellStart"/>
-      <w:r>
-        <w:t>ToList</w:t>
-      </w:r>
-      <w:proofErr w:type="spellEnd"/>
-      <w:proofErr w:type="gramEnd"/>
-      <w:r>
-        <w:t>();</w:t>
-      </w:r>
-    </w:p>
-    <w:p>
-      <w:pPr>
-        <w:spacing w:after="0" w:line="240" w:lineRule="auto"/>
-      </w:pPr>
-      <w:r>
-        <w:t xml:space="preserve">        }</w:t>
-      </w:r>
-    </w:p>
-    <w:p>
-      <w:pPr>
-        <w:spacing w:after="0" w:line="240" w:lineRule="auto"/>
-      </w:pPr>
-      <w:r>
-        <w:t xml:space="preserve">        #endregion</w:t>
-      </w:r>
-    </w:p>
-    <w:p>
-      <w:pPr>
-        <w:spacing w:after="0" w:line="240" w:lineRule="auto"/>
-      </w:pPr>
-    </w:p>
-    <w:p>
-      <w:pPr>
-        <w:spacing w:after="0" w:line="240" w:lineRule="auto"/>
-      </w:pPr>
-      <w:r>
-        <w:t xml:space="preserve">        // Save to database</w:t>
-      </w:r>
-    </w:p>
-    <w:p>
-      <w:pPr>
-        <w:spacing w:after="0" w:line="240" w:lineRule="auto"/>
-      </w:pPr>
-      <w:r>
-        <w:t xml:space="preserve">        await _</w:t>
-      </w:r>
-      <w:proofErr w:type="spellStart"/>
-      <w:proofErr w:type="gramStart"/>
-      <w:r>
-        <w:t>db.LeaveRequisitionWFs.AddAsync</w:t>
-      </w:r>
-      <w:proofErr w:type="spellEnd"/>
-      <w:proofErr w:type="gramEnd"/>
-      <w:r>
-        <w:t>(</w:t>
-      </w:r>
-      <w:proofErr w:type="spellStart"/>
-      <w:r>
-        <w:t>leaveRequest</w:t>
-      </w:r>
-      <w:proofErr w:type="spellEnd"/>
-      <w:r>
-        <w:t>);</w:t>
-      </w:r>
-    </w:p>
-    <w:p>
-      <w:pPr>
-        <w:spacing w:after="0" w:line="240" w:lineRule="auto"/>
-      </w:pPr>
-      <w:r>
-        <w:t xml:space="preserve">        </w:t>
-      </w:r>
-      <w:proofErr w:type="spellStart"/>
-      <w:r>
-        <w:t>rowsInserted</w:t>
-      </w:r>
-      <w:proofErr w:type="spellEnd"/>
-      <w:r>
-        <w:t xml:space="preserve"> = await _</w:t>
-      </w:r>
-      <w:proofErr w:type="spellStart"/>
-      <w:proofErr w:type="gramStart"/>
-      <w:r>
-        <w:t>db.SaveChangesAsync</w:t>
-      </w:r>
-      <w:proofErr w:type="spellEnd"/>
-      <w:proofErr w:type="gramEnd"/>
-      <w:r>
-        <w:t>(</w:t>
-      </w:r>
-      <w:proofErr w:type="spellStart"/>
-      <w:r>
-        <w:t>cancellationToken</w:t>
-      </w:r>
-      <w:proofErr w:type="spellEnd"/>
-      <w:r>
-        <w:t>);</w:t>
-      </w:r>
-    </w:p>
-    <w:p>
-      <w:pPr>
-        <w:spacing w:after="0" w:line="240" w:lineRule="auto"/>
-      </w:pPr>
-    </w:p>
-    <w:p>
-      <w:pPr>
-        <w:spacing w:after="0" w:line="240" w:lineRule="auto"/>
-      </w:pPr>
-      <w:r>
-        <w:t xml:space="preserve">        return Result&lt;int&gt;.</w:t>
-      </w:r>
-      <w:proofErr w:type="spellStart"/>
-      <w:r>
-        <w:t>SuccessResult</w:t>
-      </w:r>
-      <w:proofErr w:type="spellEnd"/>
-      <w:r>
-        <w:t>(</w:t>
-      </w:r>
-      <w:proofErr w:type="spellStart"/>
-      <w:r>
-        <w:t>rowsInserted</w:t>
-      </w:r>
-      <w:proofErr w:type="spellEnd"/>
-      <w:r>
-        <w:t>);</w:t>
-      </w:r>
-    </w:p>
-    <w:p>
-      <w:pPr>
-        <w:spacing w:after="0" w:line="240" w:lineRule="auto"/>
-      </w:pPr>
+        <w:t xml:space="preserve"> null)</w:t>
+      </w:r>
+    </w:p>
+    <w:p>
+      <w:pPr>
+        <w:spacing w:after="0" w:line="240" w:lineRule="auto"/>
+      </w:pPr>
+      <w:r>
+        <w:t xml:space="preserve">            return Result&lt;int&gt;.Failure($"Database error: {</w:t>
+      </w:r>
+      <w:proofErr w:type="spellStart"/>
+      <w:proofErr w:type="gramStart"/>
+      <w:r>
+        <w:t>ex.InnerException.Message</w:t>
+      </w:r>
+      <w:proofErr w:type="spellEnd"/>
+      <w:proofErr w:type="gramEnd"/>
+      <w:r>
+        <w:t>}");</w:t>
+      </w:r>
+    </w:p>
+    <w:p>
+      <w:pPr>
+        <w:spacing w:after="0" w:line="240" w:lineRule="auto"/>
+      </w:pPr>
+      <w:r>
+        <w:t xml:space="preserve">        else</w:t>
+      </w:r>
+    </w:p>
+    <w:p>
+      <w:pPr>
+        <w:spacing w:after="0" w:line="240" w:lineRule="auto"/>
+      </w:pPr>
+      <w:r>
+        <w:t xml:space="preserve">            return Result&lt;int&gt;.Failure($"Database error: {</w:t>
+      </w:r>
+      <w:proofErr w:type="spellStart"/>
+      <w:proofErr w:type="gramStart"/>
+      <w:r>
+        <w:t>ex.Message</w:t>
+      </w:r>
+      <w:proofErr w:type="spellEnd"/>
+      <w:proofErr w:type="gramEnd"/>
+      <w:r>
+        <w:t>}");</w:t>
+      </w:r>
     </w:p>
     <w:p>
       <w:pPr>
@@ -3170,156 +3294,6 @@
         <w:spacing w:after="0" w:line="240" w:lineRule="auto"/>
       </w:pPr>
       <w:r>
-        <w:t xml:space="preserve">    catch (</w:t>
-      </w:r>
-      <w:proofErr w:type="spellStart"/>
-      <w:r>
-        <w:t>InvalidOperationException</w:t>
-      </w:r>
-      <w:proofErr w:type="spellEnd"/>
-      <w:r>
-        <w:t xml:space="preserve"> </w:t>
-      </w:r>
-      <w:proofErr w:type="spellStart"/>
-      <w:r>
-        <w:t>invEx</w:t>
-      </w:r>
-      <w:proofErr w:type="spellEnd"/>
-      <w:r>
-        <w:t>)</w:t>
-      </w:r>
-    </w:p>
-    <w:p>
-      <w:pPr>
-        <w:spacing w:after="0" w:line="240" w:lineRule="auto"/>
-      </w:pPr>
-      <w:r>
-        <w:t xml:space="preserve">    {</w:t>
-      </w:r>
-    </w:p>
-    <w:p>
-      <w:pPr>
-        <w:spacing w:after="0" w:line="240" w:lineRule="auto"/>
-      </w:pPr>
-      <w:r>
-        <w:t xml:space="preserve">        throw new </w:t>
-      </w:r>
-      <w:proofErr w:type="gramStart"/>
-      <w:r>
-        <w:t>Exception(</w:t>
-      </w:r>
-      <w:proofErr w:type="spellStart"/>
-      <w:r>
-        <w:t>invEx.Message.ToString</w:t>
-      </w:r>
-      <w:proofErr w:type="spellEnd"/>
-      <w:proofErr w:type="gramEnd"/>
-      <w:r>
-        <w:t>());</w:t>
-      </w:r>
-    </w:p>
-    <w:p>
-      <w:pPr>
-        <w:spacing w:after="0" w:line="240" w:lineRule="auto"/>
-      </w:pPr>
-      <w:r>
-        <w:t xml:space="preserve">    }</w:t>
-      </w:r>
-    </w:p>
-    <w:p>
-      <w:pPr>
-        <w:spacing w:after="0" w:line="240" w:lineRule="auto"/>
-      </w:pPr>
-      <w:r>
-        <w:t xml:space="preserve">    catch (Exception ex)</w:t>
-      </w:r>
-    </w:p>
-    <w:p>
-      <w:pPr>
-        <w:spacing w:after="0" w:line="240" w:lineRule="auto"/>
-      </w:pPr>
-      <w:r>
-        <w:t xml:space="preserve">    {</w:t>
-      </w:r>
-    </w:p>
-    <w:p>
-      <w:pPr>
-        <w:spacing w:after="0" w:line="240" w:lineRule="auto"/>
-      </w:pPr>
-      <w:r>
-        <w:t xml:space="preserve">        if (</w:t>
-      </w:r>
-      <w:proofErr w:type="spellStart"/>
-      <w:proofErr w:type="gramStart"/>
-      <w:r>
-        <w:t>ex.InnerException</w:t>
-      </w:r>
-      <w:proofErr w:type="spellEnd"/>
-      <w:r>
-        <w:t xml:space="preserve"> !=</w:t>
-      </w:r>
-      <w:proofErr w:type="gramEnd"/>
-      <w:r>
-        <w:t xml:space="preserve"> null)</w:t>
-      </w:r>
-    </w:p>
-    <w:p>
-      <w:pPr>
-        <w:spacing w:after="0" w:line="240" w:lineRule="auto"/>
-      </w:pPr>
-      <w:r>
-        <w:t xml:space="preserve">            return Result&lt;int&gt;.Failure($"Database error: {</w:t>
-      </w:r>
-      <w:proofErr w:type="spellStart"/>
-      <w:proofErr w:type="gramStart"/>
-      <w:r>
-        <w:t>ex.InnerException.Message</w:t>
-      </w:r>
-      <w:proofErr w:type="spellEnd"/>
-      <w:proofErr w:type="gramEnd"/>
-      <w:r>
-        <w:t>}");</w:t>
-      </w:r>
-    </w:p>
-    <w:p>
-      <w:pPr>
-        <w:spacing w:after="0" w:line="240" w:lineRule="auto"/>
-      </w:pPr>
-      <w:r>
-        <w:t xml:space="preserve">        else</w:t>
-      </w:r>
-    </w:p>
-    <w:p>
-      <w:pPr>
-        <w:spacing w:after="0" w:line="240" w:lineRule="auto"/>
-      </w:pPr>
-      <w:r>
-        <w:t xml:space="preserve">            return Result&lt;int&gt;.Failure($"Database error: {</w:t>
-      </w:r>
-      <w:proofErr w:type="spellStart"/>
-      <w:proofErr w:type="gramStart"/>
-      <w:r>
-        <w:t>ex.Message</w:t>
-      </w:r>
-      <w:proofErr w:type="spellEnd"/>
-      <w:proofErr w:type="gramEnd"/>
-      <w:r>
-        <w:t>}");</w:t>
-      </w:r>
-    </w:p>
-    <w:p>
-      <w:pPr>
-        <w:spacing w:after="0" w:line="240" w:lineRule="auto"/>
-      </w:pPr>
-      <w:r>
-        <w:t xml:space="preserve">    }</w:t>
-      </w:r>
-    </w:p>
-    <w:p>
-      <w:pPr>
-        <w:spacing w:after="0" w:line="240" w:lineRule="auto"/>
-      </w:pPr>
-      <w:r>
         <w:t>}</w:t>
       </w:r>
     </w:p>
@@ -3341,13 +3315,8 @@
         <w:spacing w:after="0" w:line="240" w:lineRule="auto"/>
       </w:pPr>
       <w:r>
-        <w:t xml:space="preserve">public class </w:t>
-      </w:r>
-      <w:proofErr w:type="spellStart"/>
-      <w:r>
-        <w:t>LeaveRequisitionWF</w:t>
-      </w:r>
-      <w:proofErr w:type="spellEnd"/>
+        <w:t>public class LeaveRequisitionWF</w:t>
+      </w:r>
     </w:p>
     <w:p>
       <w:pPr>
@@ -4396,11 +4365,40 @@
         <w:spacing w:after="0" w:line="240" w:lineRule="auto"/>
       </w:pPr>
       <w:r>
-        <w:t xml:space="preserve">     public bool? </w:t>
-      </w:r>
-      <w:proofErr w:type="spellStart"/>
-      <w:r>
-        <w:t>LeaveIsFTMember</w:t>
+        <w:t xml:space="preserve">     public bool? LeaveIsFTMember </w:t>
+      </w:r>
+      <w:proofErr w:type="gramStart"/>
+      <w:r>
+        <w:t>{ get</w:t>
+      </w:r>
+      <w:proofErr w:type="gramEnd"/>
+      <w:r>
+        <w:t>; set</w:t>
+      </w:r>
+      <w:proofErr w:type="gramStart"/>
+      <w:r>
+        <w:t>; }</w:t>
+      </w:r>
+      <w:proofErr w:type="gramEnd"/>
+      <w:r>
+        <w:t xml:space="preserve"> = null;</w:t>
+      </w:r>
+    </w:p>
+    <w:p>
+      <w:pPr>
+        <w:spacing w:after="0" w:line="240" w:lineRule="auto"/>
+      </w:pPr>
+    </w:p>
+    <w:p>
+      <w:pPr>
+        <w:spacing w:after="0" w:line="240" w:lineRule="auto"/>
+      </w:pPr>
+      <w:r>
+        <w:t xml:space="preserve">     public double? </w:t>
+      </w:r>
+      <w:proofErr w:type="spellStart"/>
+      <w:r>
+        <w:t>LeaveBalance</w:t>
       </w:r>
       <w:proofErr w:type="spellEnd"/>
       <w:r>
@@ -4419,6 +4417,388 @@
         <w:t>; }</w:t>
       </w:r>
       <w:proofErr w:type="gramEnd"/>
+    </w:p>
+    <w:p>
+      <w:pPr>
+        <w:spacing w:after="0" w:line="240" w:lineRule="auto"/>
+      </w:pPr>
+      <w:r>
+        <w:t xml:space="preserve">     public double? </w:t>
+      </w:r>
+      <w:proofErr w:type="spellStart"/>
+      <w:r>
+        <w:t>LeaveDuration</w:t>
+      </w:r>
+      <w:proofErr w:type="spellEnd"/>
+      <w:r>
+        <w:t xml:space="preserve"> </w:t>
+      </w:r>
+      <w:proofErr w:type="gramStart"/>
+      <w:r>
+        <w:t>{ get</w:t>
+      </w:r>
+      <w:proofErr w:type="gramEnd"/>
+      <w:r>
+        <w:t>; set</w:t>
+      </w:r>
+      <w:proofErr w:type="gramStart"/>
+      <w:r>
+        <w:t>; }</w:t>
+      </w:r>
+      <w:proofErr w:type="gramEnd"/>
+    </w:p>
+    <w:p>
+      <w:pPr>
+        <w:spacing w:after="0" w:line="240" w:lineRule="auto"/>
+      </w:pPr>
+      <w:r>
+        <w:t xml:space="preserve">     public int? NoOfHolidays </w:t>
+      </w:r>
+      <w:proofErr w:type="gramStart"/>
+      <w:r>
+        <w:t>{ get</w:t>
+      </w:r>
+      <w:proofErr w:type="gramEnd"/>
+      <w:r>
+        <w:t>; set</w:t>
+      </w:r>
+      <w:proofErr w:type="gramStart"/>
+      <w:r>
+        <w:t>; }</w:t>
+      </w:r>
+      <w:proofErr w:type="gramEnd"/>
+    </w:p>
+    <w:p>
+      <w:pPr>
+        <w:spacing w:after="0" w:line="240" w:lineRule="auto"/>
+      </w:pPr>
+      <w:r>
+        <w:t xml:space="preserve">     public int? </w:t>
+      </w:r>
+      <w:proofErr w:type="spellStart"/>
+      <w:r>
+        <w:t>NoOfWeekends</w:t>
+      </w:r>
+      <w:proofErr w:type="spellEnd"/>
+      <w:r>
+        <w:t xml:space="preserve"> </w:t>
+      </w:r>
+      <w:proofErr w:type="gramStart"/>
+      <w:r>
+        <w:t>{ get</w:t>
+      </w:r>
+      <w:proofErr w:type="gramEnd"/>
+      <w:r>
+        <w:t>; set</w:t>
+      </w:r>
+      <w:proofErr w:type="gramStart"/>
+      <w:r>
+        <w:t>; }</w:t>
+      </w:r>
+      <w:proofErr w:type="gramEnd"/>
+    </w:p>
+    <w:p>
+      <w:pPr>
+        <w:spacing w:after="0" w:line="240" w:lineRule="auto"/>
+      </w:pPr>
+      <w:r>
+        <w:t xml:space="preserve">        </w:t>
+      </w:r>
+    </w:p>
+    <w:p>
+      <w:pPr>
+        <w:spacing w:after="0" w:line="240" w:lineRule="auto"/>
+      </w:pPr>
+      <w:r>
+        <w:t xml:space="preserve">     [</w:t>
+      </w:r>
+      <w:proofErr w:type="gramStart"/>
+      <w:r>
+        <w:t>Column(</w:t>
+      </w:r>
+      <w:proofErr w:type="gramEnd"/>
+      <w:r>
+        <w:t>TypeName = "</w:t>
+      </w:r>
+      <w:proofErr w:type="gramStart"/>
+      <w:r>
+        <w:t>char(</w:t>
+      </w:r>
+      <w:proofErr w:type="gramEnd"/>
+      <w:r>
+        <w:t>1)")]</w:t>
+      </w:r>
+    </w:p>
+    <w:p>
+      <w:pPr>
+        <w:spacing w:after="0" w:line="240" w:lineRule="auto"/>
+      </w:pPr>
+      <w:r>
+        <w:t xml:space="preserve">     public char? </w:t>
+      </w:r>
+      <w:proofErr w:type="spellStart"/>
+      <w:r>
+        <w:t>PlannedLeave</w:t>
+      </w:r>
+      <w:proofErr w:type="spellEnd"/>
+      <w:r>
+        <w:t xml:space="preserve"> </w:t>
+      </w:r>
+      <w:proofErr w:type="gramStart"/>
+      <w:r>
+        <w:t>{ get</w:t>
+      </w:r>
+      <w:proofErr w:type="gramEnd"/>
+      <w:r>
+        <w:t>; set</w:t>
+      </w:r>
+      <w:proofErr w:type="gramStart"/>
+      <w:r>
+        <w:t>; }</w:t>
+      </w:r>
+      <w:proofErr w:type="gramEnd"/>
+    </w:p>
+    <w:p>
+      <w:pPr>
+        <w:spacing w:after="0" w:line="240" w:lineRule="auto"/>
+      </w:pPr>
+    </w:p>
+    <w:p>
+      <w:pPr>
+        <w:spacing w:after="0" w:line="240" w:lineRule="auto"/>
+      </w:pPr>
+      <w:r>
+        <w:t xml:space="preserve">     public int? </w:t>
+      </w:r>
+      <w:proofErr w:type="spellStart"/>
+      <w:r>
+        <w:t>LeavePlannedNo</w:t>
+      </w:r>
+      <w:proofErr w:type="spellEnd"/>
+      <w:r>
+        <w:t xml:space="preserve"> </w:t>
+      </w:r>
+      <w:proofErr w:type="gramStart"/>
+      <w:r>
+        <w:t>{ get</w:t>
+      </w:r>
+      <w:proofErr w:type="gramEnd"/>
+      <w:r>
+        <w:t>; set</w:t>
+      </w:r>
+      <w:proofErr w:type="gramStart"/>
+      <w:r>
+        <w:t>; }</w:t>
+      </w:r>
+      <w:proofErr w:type="gramEnd"/>
+    </w:p>
+    <w:p>
+      <w:pPr>
+        <w:spacing w:after="0" w:line="240" w:lineRule="auto"/>
+      </w:pPr>
+    </w:p>
+    <w:p>
+      <w:pPr>
+        <w:spacing w:after="0" w:line="240" w:lineRule="auto"/>
+      </w:pPr>
+      <w:r>
+        <w:t xml:space="preserve">     [</w:t>
+      </w:r>
+      <w:proofErr w:type="gramStart"/>
+      <w:r>
+        <w:t>Column(</w:t>
+      </w:r>
+      <w:proofErr w:type="gramEnd"/>
+      <w:r>
+        <w:t>TypeName = "</w:t>
+      </w:r>
+      <w:proofErr w:type="gramStart"/>
+      <w:r>
+        <w:t>char(</w:t>
+      </w:r>
+      <w:proofErr w:type="gramEnd"/>
+      <w:r>
+        <w:t>1)")]</w:t>
+      </w:r>
+    </w:p>
+    <w:p>
+      <w:pPr>
+        <w:spacing w:after="0" w:line="240" w:lineRule="auto"/>
+      </w:pPr>
+      <w:r>
+        <w:t xml:space="preserve">     public char? </w:t>
+      </w:r>
+      <w:proofErr w:type="spellStart"/>
+      <w:r>
+        <w:t>HalfDayLeaveFlag</w:t>
+      </w:r>
+      <w:proofErr w:type="spellEnd"/>
+      <w:r>
+        <w:t xml:space="preserve"> </w:t>
+      </w:r>
+      <w:proofErr w:type="gramStart"/>
+      <w:r>
+        <w:t>{ get</w:t>
+      </w:r>
+      <w:proofErr w:type="gramEnd"/>
+      <w:r>
+        <w:t>; set</w:t>
+      </w:r>
+      <w:proofErr w:type="gramStart"/>
+      <w:r>
+        <w:t>; }</w:t>
+      </w:r>
+      <w:proofErr w:type="gramEnd"/>
+    </w:p>
+    <w:p>
+      <w:pPr>
+        <w:spacing w:after="0" w:line="240" w:lineRule="auto"/>
+      </w:pPr>
+    </w:p>
+    <w:p>
+      <w:pPr>
+        <w:spacing w:after="0" w:line="240" w:lineRule="auto"/>
+      </w:pPr>
+      <w:r>
+        <w:t xml:space="preserve">     [</w:t>
+      </w:r>
+      <w:proofErr w:type="gramStart"/>
+      <w:r>
+        <w:t>Column(</w:t>
+      </w:r>
+      <w:proofErr w:type="gramEnd"/>
+      <w:r>
+        <w:t>TypeName = "datetime")]</w:t>
+      </w:r>
+    </w:p>
+    <w:p>
+      <w:pPr>
+        <w:spacing w:after="0" w:line="240" w:lineRule="auto"/>
+      </w:pPr>
+      <w:r>
+        <w:t xml:space="preserve">     public </w:t>
+      </w:r>
+      <w:proofErr w:type="spellStart"/>
+      <w:r>
+        <w:t>DateTime</w:t>
+      </w:r>
+      <w:proofErr w:type="spellEnd"/>
+      <w:r>
+        <w:t xml:space="preserve">? </w:t>
+      </w:r>
+      <w:proofErr w:type="spellStart"/>
+      <w:r>
+        <w:t>LeaveCreatedDate</w:t>
+      </w:r>
+      <w:proofErr w:type="spellEnd"/>
+      <w:r>
+        <w:t xml:space="preserve"> </w:t>
+      </w:r>
+      <w:proofErr w:type="gramStart"/>
+      <w:r>
+        <w:t>{ get</w:t>
+      </w:r>
+      <w:proofErr w:type="gramEnd"/>
+      <w:r>
+        <w:t>; set</w:t>
+      </w:r>
+      <w:proofErr w:type="gramStart"/>
+      <w:r>
+        <w:t>; }</w:t>
+      </w:r>
+      <w:proofErr w:type="gramEnd"/>
+    </w:p>
+    <w:p>
+      <w:pPr>
+        <w:spacing w:after="0" w:line="240" w:lineRule="auto"/>
+      </w:pPr>
+    </w:p>
+    <w:p>
+      <w:pPr>
+        <w:spacing w:after="0" w:line="240" w:lineRule="auto"/>
+      </w:pPr>
+      <w:r>
+        <w:t xml:space="preserve">     public int? </w:t>
+      </w:r>
+      <w:proofErr w:type="spellStart"/>
+      <w:r>
+        <w:t>LeaveCreatedBy</w:t>
+      </w:r>
+      <w:proofErr w:type="spellEnd"/>
+      <w:r>
+        <w:t xml:space="preserve"> </w:t>
+      </w:r>
+      <w:proofErr w:type="gramStart"/>
+      <w:r>
+        <w:t>{ get</w:t>
+      </w:r>
+      <w:proofErr w:type="gramEnd"/>
+      <w:r>
+        <w:t>; set</w:t>
+      </w:r>
+      <w:proofErr w:type="gramStart"/>
+      <w:r>
+        <w:t>; }</w:t>
+      </w:r>
+      <w:proofErr w:type="gramEnd"/>
+    </w:p>
+    <w:p>
+      <w:pPr>
+        <w:spacing w:after="0" w:line="240" w:lineRule="auto"/>
+      </w:pPr>
+    </w:p>
+    <w:p>
+      <w:pPr>
+        <w:spacing w:after="0" w:line="240" w:lineRule="auto"/>
+      </w:pPr>
+      <w:r>
+        <w:t xml:space="preserve">     [</w:t>
+      </w:r>
+      <w:proofErr w:type="gramStart"/>
+      <w:r>
+        <w:t>Column(</w:t>
+      </w:r>
+      <w:proofErr w:type="gramEnd"/>
+      <w:r>
+        <w:t>TypeName = "</w:t>
+      </w:r>
+      <w:proofErr w:type="gramStart"/>
+      <w:r>
+        <w:t>varchar(</w:t>
+      </w:r>
+      <w:proofErr w:type="gramEnd"/>
+      <w:r>
+        <w:t>50)")]</w:t>
+      </w:r>
+    </w:p>
+    <w:p>
+      <w:pPr>
+        <w:spacing w:after="0" w:line="240" w:lineRule="auto"/>
+      </w:pPr>
+      <w:r>
+        <w:t xml:space="preserve">     public string? </w:t>
+      </w:r>
+      <w:proofErr w:type="spellStart"/>
+      <w:r>
+        <w:t>LeaveCreatedUserID</w:t>
+      </w:r>
+      <w:proofErr w:type="spellEnd"/>
+      <w:r>
+        <w:t xml:space="preserve"> </w:t>
+      </w:r>
+      <w:proofErr w:type="gramStart"/>
+      <w:r>
+        <w:t>{ get</w:t>
+      </w:r>
+      <w:proofErr w:type="gramEnd"/>
+      <w:r>
+        <w:t>; set</w:t>
+      </w:r>
+      <w:proofErr w:type="gramStart"/>
+      <w:r>
+        <w:t>; }</w:t>
+      </w:r>
+      <w:proofErr w:type="gramEnd"/>
       <w:r>
         <w:t xml:space="preserve"> = null;</w:t>
       </w:r>
@@ -4433,11 +4813,35 @@
         <w:spacing w:after="0" w:line="240" w:lineRule="auto"/>
       </w:pPr>
       <w:r>
-        <w:t xml:space="preserve">     public double? </w:t>
-      </w:r>
-      <w:proofErr w:type="spellStart"/>
-      <w:r>
-        <w:t>LeaveBalance</w:t>
+        <w:t xml:space="preserve">     [</w:t>
+      </w:r>
+      <w:proofErr w:type="gramStart"/>
+      <w:r>
+        <w:t>Column(</w:t>
+      </w:r>
+      <w:proofErr w:type="gramEnd"/>
+      <w:r>
+        <w:t>TypeName = "</w:t>
+      </w:r>
+      <w:proofErr w:type="gramStart"/>
+      <w:r>
+        <w:t>varchar(</w:t>
+      </w:r>
+      <w:proofErr w:type="gramEnd"/>
+      <w:r>
+        <w:t>50)")]</w:t>
+      </w:r>
+    </w:p>
+    <w:p>
+      <w:pPr>
+        <w:spacing w:after="0" w:line="240" w:lineRule="auto"/>
+      </w:pPr>
+      <w:r>
+        <w:t xml:space="preserve">     public string? </w:t>
+      </w:r>
+      <w:proofErr w:type="spellStart"/>
+      <w:r>
+        <w:t>LeaveCreatedEmail</w:t>
       </w:r>
       <w:proofErr w:type="spellEnd"/>
       <w:r>
@@ -4456,13 +4860,1354 @@
         <w:t>; }</w:t>
       </w:r>
       <w:proofErr w:type="gramEnd"/>
-    </w:p>
-    <w:p>
-      <w:pPr>
-        <w:spacing w:after="0" w:line="240" w:lineRule="auto"/>
-      </w:pPr>
-      <w:r>
-        <w:t xml:space="preserve">     public double? </w:t>
+      <w:r>
+        <w:t xml:space="preserve"> = null;</w:t>
+      </w:r>
+    </w:p>
+    <w:p>
+      <w:pPr>
+        <w:spacing w:after="0" w:line="240" w:lineRule="auto"/>
+      </w:pPr>
+    </w:p>
+    <w:p>
+      <w:pPr>
+        <w:spacing w:after="0" w:line="240" w:lineRule="auto"/>
+      </w:pPr>
+      <w:r>
+        <w:t xml:space="preserve">     [</w:t>
+      </w:r>
+      <w:proofErr w:type="gramStart"/>
+      <w:r>
+        <w:t>Column(</w:t>
+      </w:r>
+      <w:proofErr w:type="gramEnd"/>
+      <w:r>
+        <w:t>TypeName = "datetime")]</w:t>
+      </w:r>
+    </w:p>
+    <w:p>
+      <w:pPr>
+        <w:spacing w:after="0" w:line="240" w:lineRule="auto"/>
+      </w:pPr>
+      <w:r>
+        <w:t xml:space="preserve">     public </w:t>
+      </w:r>
+      <w:proofErr w:type="spellStart"/>
+      <w:r>
+        <w:t>DateTime</w:t>
+      </w:r>
+      <w:proofErr w:type="spellEnd"/>
+      <w:r>
+        <w:t xml:space="preserve">? </w:t>
+      </w:r>
+      <w:proofErr w:type="spellStart"/>
+      <w:r>
+        <w:t>LeaveUpdatedDate</w:t>
+      </w:r>
+      <w:proofErr w:type="spellEnd"/>
+      <w:r>
+        <w:t xml:space="preserve"> </w:t>
+      </w:r>
+      <w:proofErr w:type="gramStart"/>
+      <w:r>
+        <w:t>{ get</w:t>
+      </w:r>
+      <w:proofErr w:type="gramEnd"/>
+      <w:r>
+        <w:t>; set</w:t>
+      </w:r>
+      <w:proofErr w:type="gramStart"/>
+      <w:r>
+        <w:t>; }</w:t>
+      </w:r>
+      <w:proofErr w:type="gramEnd"/>
+    </w:p>
+    <w:p>
+      <w:pPr>
+        <w:spacing w:after="0" w:line="240" w:lineRule="auto"/>
+      </w:pPr>
+    </w:p>
+    <w:p>
+      <w:pPr>
+        <w:spacing w:after="0" w:line="240" w:lineRule="auto"/>
+      </w:pPr>
+      <w:r>
+        <w:t xml:space="preserve">     public int? </w:t>
+      </w:r>
+      <w:proofErr w:type="spellStart"/>
+      <w:r>
+        <w:t>LeaveUpdatedBy</w:t>
+      </w:r>
+      <w:proofErr w:type="spellEnd"/>
+      <w:r>
+        <w:t xml:space="preserve"> </w:t>
+      </w:r>
+      <w:proofErr w:type="gramStart"/>
+      <w:r>
+        <w:t>{ get</w:t>
+      </w:r>
+      <w:proofErr w:type="gramEnd"/>
+      <w:r>
+        <w:t>; set</w:t>
+      </w:r>
+      <w:proofErr w:type="gramStart"/>
+      <w:r>
+        <w:t>; }</w:t>
+      </w:r>
+      <w:proofErr w:type="gramEnd"/>
+    </w:p>
+    <w:p>
+      <w:pPr>
+        <w:spacing w:after="0" w:line="240" w:lineRule="auto"/>
+      </w:pPr>
+    </w:p>
+    <w:p>
+      <w:pPr>
+        <w:spacing w:after="0" w:line="240" w:lineRule="auto"/>
+      </w:pPr>
+      <w:r>
+        <w:t xml:space="preserve">     [</w:t>
+      </w:r>
+      <w:proofErr w:type="gramStart"/>
+      <w:r>
+        <w:t>Column(</w:t>
+      </w:r>
+      <w:proofErr w:type="gramEnd"/>
+      <w:r>
+        <w:t>TypeName = "</w:t>
+      </w:r>
+      <w:proofErr w:type="gramStart"/>
+      <w:r>
+        <w:t>varchar(</w:t>
+      </w:r>
+      <w:proofErr w:type="gramEnd"/>
+      <w:r>
+        <w:t>50)")]</w:t>
+      </w:r>
+    </w:p>
+    <w:p>
+      <w:pPr>
+        <w:spacing w:after="0" w:line="240" w:lineRule="auto"/>
+      </w:pPr>
+      <w:r>
+        <w:t xml:space="preserve">     public string? </w:t>
+      </w:r>
+      <w:proofErr w:type="spellStart"/>
+      <w:r>
+        <w:t>LeaveUpdatedUserID</w:t>
+      </w:r>
+      <w:proofErr w:type="spellEnd"/>
+      <w:r>
+        <w:t xml:space="preserve"> </w:t>
+      </w:r>
+      <w:proofErr w:type="gramStart"/>
+      <w:r>
+        <w:t>{ get</w:t>
+      </w:r>
+      <w:proofErr w:type="gramEnd"/>
+      <w:r>
+        <w:t>; set</w:t>
+      </w:r>
+      <w:proofErr w:type="gramStart"/>
+      <w:r>
+        <w:t>; }</w:t>
+      </w:r>
+      <w:proofErr w:type="gramEnd"/>
+      <w:r>
+        <w:t xml:space="preserve"> = null;</w:t>
+      </w:r>
+    </w:p>
+    <w:p>
+      <w:pPr>
+        <w:spacing w:after="0" w:line="240" w:lineRule="auto"/>
+      </w:pPr>
+    </w:p>
+    <w:p>
+      <w:pPr>
+        <w:spacing w:after="0" w:line="240" w:lineRule="auto"/>
+      </w:pPr>
+      <w:r>
+        <w:t xml:space="preserve">     [</w:t>
+      </w:r>
+      <w:proofErr w:type="gramStart"/>
+      <w:r>
+        <w:t>Column(</w:t>
+      </w:r>
+      <w:proofErr w:type="gramEnd"/>
+      <w:r>
+        <w:t>TypeName = "</w:t>
+      </w:r>
+      <w:proofErr w:type="gramStart"/>
+      <w:r>
+        <w:t>varchar(</w:t>
+      </w:r>
+      <w:proofErr w:type="gramEnd"/>
+      <w:r>
+        <w:t>50)")]</w:t>
+      </w:r>
+    </w:p>
+    <w:p>
+      <w:pPr>
+        <w:spacing w:after="0" w:line="240" w:lineRule="auto"/>
+      </w:pPr>
+      <w:r>
+        <w:t xml:space="preserve">     public string? </w:t>
+      </w:r>
+      <w:proofErr w:type="spellStart"/>
+      <w:r>
+        <w:t>LeaveUpdatedEmail</w:t>
+      </w:r>
+      <w:proofErr w:type="spellEnd"/>
+      <w:r>
+        <w:t xml:space="preserve"> </w:t>
+      </w:r>
+      <w:proofErr w:type="gramStart"/>
+      <w:r>
+        <w:t>{ get</w:t>
+      </w:r>
+      <w:proofErr w:type="gramEnd"/>
+      <w:r>
+        <w:t>; set</w:t>
+      </w:r>
+      <w:proofErr w:type="gramStart"/>
+      <w:r>
+        <w:t>; }</w:t>
+      </w:r>
+      <w:proofErr w:type="gramEnd"/>
+      <w:r>
+        <w:t xml:space="preserve"> = null;</w:t>
+      </w:r>
+    </w:p>
+    <w:p>
+      <w:pPr>
+        <w:spacing w:after="0" w:line="240" w:lineRule="auto"/>
+      </w:pPr>
+      <w:r>
+        <w:t xml:space="preserve">     #endregion</w:t>
+      </w:r>
+    </w:p>
+    <w:p>
+      <w:pPr>
+        <w:spacing w:after="0" w:line="240" w:lineRule="auto"/>
+      </w:pPr>
+    </w:p>
+    <w:p>
+      <w:pPr>
+        <w:spacing w:after="0" w:line="240" w:lineRule="auto"/>
+      </w:pPr>
+      <w:r>
+        <w:t xml:space="preserve">     #region Extended Properties</w:t>
+      </w:r>
+    </w:p>
+    <w:p>
+      <w:pPr>
+        <w:spacing w:after="0" w:line="240" w:lineRule="auto"/>
+      </w:pPr>
+      <w:r>
+        <w:t xml:space="preserve">     public int? </w:t>
+      </w:r>
+      <w:proofErr w:type="spellStart"/>
+      <w:r>
+        <w:t>LeaveStatusID</w:t>
+      </w:r>
+      <w:proofErr w:type="spellEnd"/>
+      <w:r>
+        <w:t xml:space="preserve"> </w:t>
+      </w:r>
+      <w:proofErr w:type="gramStart"/>
+      <w:r>
+        <w:t>{ get</w:t>
+      </w:r>
+      <w:proofErr w:type="gramEnd"/>
+      <w:r>
+        <w:t>; set</w:t>
+      </w:r>
+      <w:proofErr w:type="gramStart"/>
+      <w:r>
+        <w:t>; }</w:t>
+      </w:r>
+      <w:proofErr w:type="gramEnd"/>
+    </w:p>
+    <w:p>
+      <w:pPr>
+        <w:spacing w:after="0" w:line="240" w:lineRule="auto"/>
+      </w:pPr>
+    </w:p>
+    <w:p>
+      <w:pPr>
+        <w:spacing w:after="0" w:line="240" w:lineRule="auto"/>
+      </w:pPr>
+      <w:r>
+        <w:t xml:space="preserve">     [</w:t>
+      </w:r>
+      <w:proofErr w:type="gramStart"/>
+      <w:r>
+        <w:t>Column(</w:t>
+      </w:r>
+      <w:proofErr w:type="gramEnd"/>
+      <w:r>
+        <w:t>TypeName = "</w:t>
+      </w:r>
+      <w:proofErr w:type="gramStart"/>
+      <w:r>
+        <w:t>varchar(</w:t>
+      </w:r>
+      <w:proofErr w:type="gramEnd"/>
+      <w:r>
+        <w:t>20)")]</w:t>
+      </w:r>
+    </w:p>
+    <w:p>
+      <w:pPr>
+        <w:spacing w:after="0" w:line="240" w:lineRule="auto"/>
+      </w:pPr>
+      <w:r>
+        <w:t xml:space="preserve">     public string? </w:t>
+      </w:r>
+      <w:proofErr w:type="spellStart"/>
+      <w:r>
+        <w:t>StatusHandlingCode</w:t>
+      </w:r>
+      <w:proofErr w:type="spellEnd"/>
+      <w:r>
+        <w:t xml:space="preserve"> </w:t>
+      </w:r>
+      <w:proofErr w:type="gramStart"/>
+      <w:r>
+        <w:t>{ get</w:t>
+      </w:r>
+      <w:proofErr w:type="gramEnd"/>
+      <w:r>
+        <w:t>; set</w:t>
+      </w:r>
+      <w:proofErr w:type="gramStart"/>
+      <w:r>
+        <w:t>; }</w:t>
+      </w:r>
+      <w:proofErr w:type="gramEnd"/>
+      <w:r>
+        <w:t xml:space="preserve"> = null;</w:t>
+      </w:r>
+    </w:p>
+    <w:p>
+      <w:pPr>
+        <w:spacing w:after="0" w:line="240" w:lineRule="auto"/>
+      </w:pPr>
+    </w:p>
+    <w:p>
+      <w:pPr>
+        <w:spacing w:after="0" w:line="240" w:lineRule="auto"/>
+      </w:pPr>
+      <w:r>
+        <w:t xml:space="preserve">     [</w:t>
+      </w:r>
+      <w:proofErr w:type="gramStart"/>
+      <w:r>
+        <w:t>Column(</w:t>
+      </w:r>
+      <w:proofErr w:type="gramEnd"/>
+      <w:r>
+        <w:t>TypeName = "</w:t>
+      </w:r>
+      <w:proofErr w:type="gramStart"/>
+      <w:r>
+        <w:t>varchar(</w:t>
+      </w:r>
+      <w:proofErr w:type="gramEnd"/>
+      <w:r>
+        <w:t>20)")]</w:t>
+      </w:r>
+    </w:p>
+    <w:p>
+      <w:pPr>
+        <w:spacing w:after="0" w:line="240" w:lineRule="auto"/>
+      </w:pPr>
+      <w:r>
+        <w:t xml:space="preserve">     public string? </w:t>
+      </w:r>
+      <w:proofErr w:type="spellStart"/>
+      <w:r>
+        <w:t>StartDayMode</w:t>
+      </w:r>
+      <w:proofErr w:type="spellEnd"/>
+      <w:r>
+        <w:t xml:space="preserve"> </w:t>
+      </w:r>
+      <w:proofErr w:type="gramStart"/>
+      <w:r>
+        <w:t>{ get</w:t>
+      </w:r>
+      <w:proofErr w:type="gramEnd"/>
+      <w:r>
+        <w:t>; set</w:t>
+      </w:r>
+      <w:proofErr w:type="gramStart"/>
+      <w:r>
+        <w:t>; }</w:t>
+      </w:r>
+      <w:proofErr w:type="gramEnd"/>
+      <w:r>
+        <w:t xml:space="preserve"> = null;</w:t>
+      </w:r>
+    </w:p>
+    <w:p>
+      <w:pPr>
+        <w:spacing w:after="0" w:line="240" w:lineRule="auto"/>
+      </w:pPr>
+    </w:p>
+    <w:p>
+      <w:pPr>
+        <w:spacing w:after="0" w:line="240" w:lineRule="auto"/>
+      </w:pPr>
+      <w:r>
+        <w:t xml:space="preserve">     [</w:t>
+      </w:r>
+      <w:proofErr w:type="gramStart"/>
+      <w:r>
+        <w:t>Column(</w:t>
+      </w:r>
+      <w:proofErr w:type="gramEnd"/>
+      <w:r>
+        <w:t>TypeName = "</w:t>
+      </w:r>
+      <w:proofErr w:type="gramStart"/>
+      <w:r>
+        <w:t>varchar(</w:t>
+      </w:r>
+      <w:proofErr w:type="gramEnd"/>
+      <w:r>
+        <w:t>20)")]</w:t>
+      </w:r>
+    </w:p>
+    <w:p>
+      <w:pPr>
+        <w:spacing w:after="0" w:line="240" w:lineRule="auto"/>
+      </w:pPr>
+      <w:r>
+        <w:t xml:space="preserve">     public string? </w:t>
+      </w:r>
+      <w:proofErr w:type="spellStart"/>
+      <w:r>
+        <w:t>EndDayMode</w:t>
+      </w:r>
+      <w:proofErr w:type="spellEnd"/>
+      <w:r>
+        <w:t xml:space="preserve"> </w:t>
+      </w:r>
+      <w:proofErr w:type="gramStart"/>
+      <w:r>
+        <w:t>{ get</w:t>
+      </w:r>
+      <w:proofErr w:type="gramEnd"/>
+      <w:r>
+        <w:t>; set</w:t>
+      </w:r>
+      <w:proofErr w:type="gramStart"/>
+      <w:r>
+        <w:t>; }</w:t>
+      </w:r>
+      <w:proofErr w:type="gramEnd"/>
+      <w:r>
+        <w:t xml:space="preserve"> = null;               </w:t>
+      </w:r>
+    </w:p>
+    <w:p>
+      <w:pPr>
+        <w:spacing w:after="0" w:line="240" w:lineRule="auto"/>
+      </w:pPr>
+      <w:r>
+        <w:t xml:space="preserve">     #endregion</w:t>
+      </w:r>
+    </w:p>
+    <w:p>
+      <w:pPr>
+        <w:spacing w:after="0" w:line="240" w:lineRule="auto"/>
+      </w:pPr>
+    </w:p>
+    <w:p>
+      <w:pPr>
+        <w:spacing w:after="0" w:line="240" w:lineRule="auto"/>
+      </w:pPr>
+      <w:r>
+        <w:t>}</w:t>
+      </w:r>
+    </w:p>
+    <w:p>
+      <w:pPr>
+        <w:spacing w:after="0" w:line="240" w:lineRule="auto"/>
+      </w:pPr>
+    </w:p>
+    <w:p>
+      <w:pPr>
+        <w:spacing w:after="0" w:line="240" w:lineRule="auto"/>
+      </w:pPr>
+    </w:p>
+    <w:p>
+      <w:pPr>
+        <w:spacing w:after="0" w:line="240" w:lineRule="auto"/>
+      </w:pPr>
+    </w:p>
+    <w:p>
+      <w:pPr>
+        <w:spacing w:after="0" w:line="240" w:lineRule="auto"/>
+      </w:pPr>
+    </w:p>
+    <w:p>
+      <w:pPr>
+        <w:spacing w:after="0" w:line="240" w:lineRule="auto"/>
+      </w:pPr>
+    </w:p>
+    <w:p>
+      <w:pPr>
+        <w:spacing w:after="0" w:line="240" w:lineRule="auto"/>
+      </w:pPr>
+    </w:p>
+    <w:p>
+      <w:pPr>
+        <w:spacing w:after="0" w:line="240" w:lineRule="auto"/>
+      </w:pPr>
+    </w:p>
+    <w:p>
+      <w:pPr>
+        <w:spacing w:after="0" w:line="240" w:lineRule="auto"/>
+      </w:pPr>
+    </w:p>
+    <w:p>
+      <w:pPr>
+        <w:spacing w:after="0" w:line="240" w:lineRule="auto"/>
+      </w:pPr>
+    </w:p>
+    <w:p>
+      <w:pPr>
+        <w:spacing w:after="0" w:line="240" w:lineRule="auto"/>
+        <w:rPr>
+          <w:b/>
+          <w:bCs/>
+          <w:color w:val="EE0000"/>
+          <w:u w:val="single"/>
+        </w:rPr>
+      </w:pPr>
+      <w:r>
+        <w:rPr>
+          <w:b/>
+          <w:bCs/>
+          <w:color w:val="EE0000"/>
+          <w:u w:val="single"/>
+        </w:rPr>
+        <w:lastRenderedPageBreak/>
+        <w:t>AI Prompt:</w:t>
+      </w:r>
+    </w:p>
+    <w:p>
+      <w:pPr>
+        <w:spacing w:after="0" w:line="240" w:lineRule="auto"/>
+      </w:pPr>
+    </w:p>
+    <w:p>
+      <w:pPr>
+        <w:spacing w:after="0" w:line="240" w:lineRule="auto"/>
+      </w:pPr>
+      <w:r>
+        <w:t xml:space="preserve">Refactor the below code to </w:t>
+      </w:r>
+      <w:proofErr w:type="spellStart"/>
+      <w:r>
+        <w:t>creater</w:t>
+      </w:r>
+      <w:proofErr w:type="spellEnd"/>
+      <w:r>
+        <w:t xml:space="preserve"> setter method.</w:t>
+      </w:r>
+    </w:p>
+    <w:p>
+      <w:pPr>
+        <w:spacing w:after="0" w:line="240" w:lineRule="auto"/>
+      </w:pPr>
+      <w:r>
+        <w:t xml:space="preserve">public bool? </w:t>
+      </w:r>
+      <w:proofErr w:type="spellStart"/>
+      <w:r>
+        <w:t>IsPlannedLeave</w:t>
+      </w:r>
+      <w:proofErr w:type="spellEnd"/>
+    </w:p>
+    <w:p>
+      <w:pPr>
+        <w:spacing w:after="0" w:line="240" w:lineRule="auto"/>
+      </w:pPr>
+      <w:r>
+        <w:t xml:space="preserve"> {</w:t>
+      </w:r>
+    </w:p>
+    <w:p>
+      <w:pPr>
+        <w:spacing w:after="0" w:line="240" w:lineRule="auto"/>
+      </w:pPr>
+      <w:r>
+        <w:t xml:space="preserve">     get</w:t>
+      </w:r>
+    </w:p>
+    <w:p>
+      <w:pPr>
+        <w:spacing w:after="0" w:line="240" w:lineRule="auto"/>
+      </w:pPr>
+      <w:r>
+        <w:t xml:space="preserve">     {</w:t>
+      </w:r>
+    </w:p>
+    <w:p>
+      <w:pPr>
+        <w:spacing w:after="0" w:line="240" w:lineRule="auto"/>
+      </w:pPr>
+      <w:r>
+        <w:t xml:space="preserve">         bool </w:t>
+      </w:r>
+      <w:proofErr w:type="spellStart"/>
+      <w:r>
+        <w:t>isPlan</w:t>
+      </w:r>
+      <w:proofErr w:type="spellEnd"/>
+      <w:r>
+        <w:t xml:space="preserve"> = </w:t>
+      </w:r>
+      <w:proofErr w:type="spellStart"/>
+      <w:r>
+        <w:t>PlannedLeave</w:t>
+      </w:r>
+      <w:proofErr w:type="spellEnd"/>
+      <w:r>
+        <w:t xml:space="preserve"> == 'Y</w:t>
+      </w:r>
+      <w:proofErr w:type="gramStart"/>
+      <w:r>
+        <w:t>' ?</w:t>
+      </w:r>
+      <w:proofErr w:type="gramEnd"/>
+      <w:r>
+        <w:t xml:space="preserve"> </w:t>
+      </w:r>
+      <w:proofErr w:type="gramStart"/>
+      <w:r>
+        <w:t>true :</w:t>
+      </w:r>
+      <w:proofErr w:type="gramEnd"/>
+      <w:r>
+        <w:t xml:space="preserve"> false;</w:t>
+      </w:r>
+    </w:p>
+    <w:p>
+      <w:pPr>
+        <w:spacing w:after="0" w:line="240" w:lineRule="auto"/>
+      </w:pPr>
+      <w:r>
+        <w:t xml:space="preserve">         return </w:t>
+      </w:r>
+      <w:proofErr w:type="spellStart"/>
+      <w:r>
+        <w:t>isPlan</w:t>
+      </w:r>
+      <w:proofErr w:type="spellEnd"/>
+      <w:r>
+        <w:t>;</w:t>
+      </w:r>
+    </w:p>
+    <w:p>
+      <w:pPr>
+        <w:spacing w:after="0" w:line="240" w:lineRule="auto"/>
+      </w:pPr>
+      <w:r>
+        <w:t xml:space="preserve">     }</w:t>
+      </w:r>
+    </w:p>
+    <w:p>
+      <w:pPr>
+        <w:spacing w:after="0" w:line="240" w:lineRule="auto"/>
+      </w:pPr>
+      <w:r>
+        <w:t xml:space="preserve">     set </w:t>
+      </w:r>
+      <w:proofErr w:type="gramStart"/>
+      <w:r>
+        <w:t>{ }</w:t>
+      </w:r>
+      <w:proofErr w:type="gramEnd"/>
+    </w:p>
+    <w:p>
+      <w:pPr>
+        <w:spacing w:after="0" w:line="240" w:lineRule="auto"/>
+      </w:pPr>
+      <w:r>
+        <w:t xml:space="preserve"> }</w:t>
+      </w:r>
+    </w:p>
+    <w:p>
+      <w:pPr>
+        <w:spacing w:after="0" w:line="240" w:lineRule="auto"/>
+      </w:pPr>
+    </w:p>
+    <w:p>
+      <w:pPr>
+        <w:spacing w:after="0" w:line="240" w:lineRule="auto"/>
+        <w:rPr>
+          <w:b/>
+          <w:bCs/>
+          <w:color w:val="EE0000"/>
+          <w:u w:val="single"/>
+        </w:rPr>
+      </w:pPr>
+      <w:r>
+        <w:rPr>
+          <w:b/>
+          <w:bCs/>
+          <w:color w:val="EE0000"/>
+          <w:u w:val="single"/>
+        </w:rPr>
+        <w:t>AI Prompt:</w:t>
+      </w:r>
+    </w:p>
+    <w:p>
+      <w:pPr>
+        <w:spacing w:after="0" w:line="240" w:lineRule="auto"/>
+      </w:pPr>
+      <w:r>
+        <w:t>Refactor the below code because the Leave Request page is not rendering.</w:t>
+      </w:r>
+    </w:p>
+    <w:p>
+      <w:pPr>
+        <w:spacing w:after="0" w:line="240" w:lineRule="auto"/>
+      </w:pPr>
+    </w:p>
+    <w:p>
+      <w:pPr>
+        <w:spacing w:after="0" w:line="240" w:lineRule="auto"/>
+      </w:pPr>
+      <w:r>
+        <w:t>&lt;</w:t>
+      </w:r>
+      <w:proofErr w:type="spellStart"/>
+      <w:r>
+        <w:rPr>
+          <w:b/>
+          <w:bCs/>
+        </w:rPr>
+        <w:t>MudSelect</w:t>
+      </w:r>
+      <w:proofErr w:type="spellEnd"/>
+      <w:r>
+        <w:t xml:space="preserve"> </w:t>
+      </w:r>
+      <w:r>
+        <w:rPr>
+          <w:b/>
+          <w:bCs/>
+        </w:rPr>
+        <w:t>T</w:t>
+      </w:r>
+      <w:r>
+        <w:t>="int"</w:t>
+      </w:r>
+    </w:p>
+    <w:p>
+      <w:pPr>
+        <w:spacing w:after="0" w:line="240" w:lineRule="auto"/>
+      </w:pPr>
+      <w:r>
+        <w:t xml:space="preserve">           </w:t>
+      </w:r>
+      <w:r>
+        <w:rPr>
+          <w:b/>
+          <w:bCs/>
+        </w:rPr>
+        <w:t>Value</w:t>
+      </w:r>
+      <w:r>
+        <w:t>="_</w:t>
+      </w:r>
+      <w:proofErr w:type="spellStart"/>
+      <w:r>
+        <w:t>leaveRequest.LeavePlannedNo</w:t>
+      </w:r>
+      <w:proofErr w:type="spellEnd"/>
+      <w:r>
+        <w:t>"</w:t>
+      </w:r>
+    </w:p>
+    <w:p>
+      <w:pPr>
+        <w:spacing w:after="0" w:line="240" w:lineRule="auto"/>
+      </w:pPr>
+      <w:r>
+        <w:t xml:space="preserve">           </w:t>
+      </w:r>
+      <w:proofErr w:type="spellStart"/>
+      <w:r>
+        <w:rPr>
+          <w:b/>
+          <w:bCs/>
+        </w:rPr>
+        <w:t>ValueChanged</w:t>
+      </w:r>
+      <w:proofErr w:type="spellEnd"/>
+      <w:r>
+        <w:t xml:space="preserve">="@((v) =&gt; </w:t>
+      </w:r>
+      <w:proofErr w:type="spellStart"/>
+      <w:r>
+        <w:t>OnPlannedLeaveChanged</w:t>
+      </w:r>
+      <w:proofErr w:type="spellEnd"/>
+      <w:r>
+        <w:t>(v))"</w:t>
+      </w:r>
+    </w:p>
+    <w:p>
+      <w:pPr>
+        <w:spacing w:after="0" w:line="240" w:lineRule="auto"/>
+      </w:pPr>
+      <w:r>
+        <w:t xml:space="preserve">           </w:t>
+      </w:r>
+      <w:r>
+        <w:rPr>
+          <w:b/>
+          <w:bCs/>
+        </w:rPr>
+        <w:t>Disabled</w:t>
+      </w:r>
+      <w:r>
+        <w:t>="@_</w:t>
+      </w:r>
+      <w:proofErr w:type="spellStart"/>
+      <w:r>
+        <w:t>isDisabled</w:t>
+      </w:r>
+      <w:proofErr w:type="spellEnd"/>
+      <w:r>
+        <w:t>"</w:t>
+      </w:r>
+    </w:p>
+    <w:p>
+      <w:pPr>
+        <w:spacing w:after="0" w:line="240" w:lineRule="auto"/>
+      </w:pPr>
+      <w:r>
+        <w:t xml:space="preserve">           </w:t>
+      </w:r>
+      <w:r>
+        <w:rPr>
+          <w:b/>
+          <w:bCs/>
+        </w:rPr>
+        <w:t>Label</w:t>
+      </w:r>
+      <w:r>
+        <w:t>="Select Planned Leave"</w:t>
+      </w:r>
+    </w:p>
+    <w:p>
+      <w:pPr>
+        <w:spacing w:after="0" w:line="240" w:lineRule="auto"/>
+      </w:pPr>
+      <w:r>
+        <w:t xml:space="preserve">           </w:t>
+      </w:r>
+      <w:r>
+        <w:rPr>
+          <w:b/>
+          <w:bCs/>
+        </w:rPr>
+        <w:t>Variant</w:t>
+      </w:r>
+      <w:r>
+        <w:t>="</w:t>
+      </w:r>
+      <w:proofErr w:type="spellStart"/>
+      <w:r>
+        <w:t>Variant.Text</w:t>
+      </w:r>
+      <w:proofErr w:type="spellEnd"/>
+      <w:r>
+        <w:t>"</w:t>
+      </w:r>
+    </w:p>
+    <w:p>
+      <w:pPr>
+        <w:spacing w:after="0" w:line="240" w:lineRule="auto"/>
+      </w:pPr>
+      <w:r>
+        <w:t xml:space="preserve">           </w:t>
+      </w:r>
+      <w:r>
+        <w:rPr>
+          <w:b/>
+          <w:bCs/>
+        </w:rPr>
+        <w:t>Margin</w:t>
+      </w:r>
+      <w:r>
+        <w:t>="</w:t>
+      </w:r>
+      <w:proofErr w:type="spellStart"/>
+      <w:r>
+        <w:t>Margin.Dense</w:t>
+      </w:r>
+      <w:proofErr w:type="spellEnd"/>
+      <w:r>
+        <w:t>"</w:t>
+      </w:r>
+    </w:p>
+    <w:p>
+      <w:pPr>
+        <w:spacing w:after="0" w:line="240" w:lineRule="auto"/>
+      </w:pPr>
+      <w:r>
+        <w:t xml:space="preserve">           </w:t>
+      </w:r>
+      <w:r>
+        <w:rPr>
+          <w:b/>
+          <w:bCs/>
+        </w:rPr>
+        <w:t>Placeholder</w:t>
+      </w:r>
+      <w:r>
+        <w:t>="Please Select"</w:t>
+      </w:r>
+    </w:p>
+    <w:p>
+      <w:pPr>
+        <w:spacing w:after="0" w:line="240" w:lineRule="auto"/>
+      </w:pPr>
+      <w:r>
+        <w:t xml:space="preserve">           </w:t>
+      </w:r>
+      <w:proofErr w:type="spellStart"/>
+      <w:r>
+        <w:rPr>
+          <w:b/>
+          <w:bCs/>
+        </w:rPr>
+        <w:t>AdornmentIcon</w:t>
+      </w:r>
+      <w:proofErr w:type="spellEnd"/>
+      <w:r>
+        <w:t>="@</w:t>
+      </w:r>
+      <w:proofErr w:type="spellStart"/>
+      <w:proofErr w:type="gramStart"/>
+      <w:r>
+        <w:t>Icons.Material.Filled.ArrowDropDown</w:t>
+      </w:r>
+      <w:proofErr w:type="spellEnd"/>
+      <w:proofErr w:type="gramEnd"/>
+      <w:r>
+        <w:t>"</w:t>
+      </w:r>
+    </w:p>
+    <w:p>
+      <w:pPr>
+        <w:spacing w:after="0" w:line="240" w:lineRule="auto"/>
+      </w:pPr>
+      <w:r>
+        <w:t xml:space="preserve">           </w:t>
+      </w:r>
+      <w:proofErr w:type="spellStart"/>
+      <w:r>
+        <w:rPr>
+          <w:b/>
+          <w:bCs/>
+        </w:rPr>
+        <w:t>AdornmentColor</w:t>
+      </w:r>
+      <w:proofErr w:type="spellEnd"/>
+      <w:r>
+        <w:t>="</w:t>
+      </w:r>
+      <w:proofErr w:type="spellStart"/>
+      <w:r>
+        <w:t>Color.Default</w:t>
+      </w:r>
+      <w:proofErr w:type="spellEnd"/>
+      <w:r>
+        <w:t>"</w:t>
+      </w:r>
+    </w:p>
+    <w:p>
+      <w:pPr>
+        <w:spacing w:after="0" w:line="240" w:lineRule="auto"/>
+      </w:pPr>
+      <w:r>
+        <w:t xml:space="preserve">           </w:t>
+      </w:r>
+      <w:proofErr w:type="spellStart"/>
+      <w:r>
+        <w:rPr>
+          <w:b/>
+          <w:bCs/>
+        </w:rPr>
+        <w:t>HelperText</w:t>
+      </w:r>
+      <w:proofErr w:type="spellEnd"/>
+      <w:r>
+        <w:t>="Type a key to search for value"</w:t>
+      </w:r>
+    </w:p>
+    <w:p>
+      <w:pPr>
+        <w:spacing w:after="0" w:line="240" w:lineRule="auto"/>
+      </w:pPr>
+      <w:r>
+        <w:t xml:space="preserve">           </w:t>
+      </w:r>
+      <w:proofErr w:type="spellStart"/>
+      <w:r>
+        <w:rPr>
+          <w:b/>
+          <w:bCs/>
+        </w:rPr>
+        <w:t>HelperTextOnFocus</w:t>
+      </w:r>
+      <w:proofErr w:type="spellEnd"/>
+      <w:r>
+        <w:t>="true"</w:t>
+      </w:r>
+    </w:p>
+    <w:p>
+      <w:pPr>
+        <w:spacing w:after="0" w:line="240" w:lineRule="auto"/>
+      </w:pPr>
+      <w:r>
+        <w:t xml:space="preserve">           </w:t>
+      </w:r>
+      <w:r>
+        <w:rPr>
+          <w:b/>
+          <w:bCs/>
+        </w:rPr>
+        <w:t>Immediate</w:t>
+      </w:r>
+      <w:r>
+        <w:t>="true"</w:t>
+      </w:r>
+    </w:p>
+    <w:p>
+      <w:pPr>
+        <w:spacing w:after="0" w:line="240" w:lineRule="auto"/>
+      </w:pPr>
+      <w:r>
+        <w:t xml:space="preserve">           </w:t>
+      </w:r>
+      <w:r>
+        <w:rPr>
+          <w:b/>
+          <w:bCs/>
+        </w:rPr>
+        <w:t>Typo</w:t>
+      </w:r>
+      <w:r>
+        <w:t>="Typo.subtitle2"&gt;</w:t>
+      </w:r>
+    </w:p>
+    <w:p>
+      <w:pPr>
+        <w:spacing w:after="0" w:line="240" w:lineRule="auto"/>
+      </w:pPr>
+      <w:r>
+        <w:t xml:space="preserve">    @foreach (var leave in _</w:t>
+      </w:r>
+      <w:proofErr w:type="spellStart"/>
+      <w:r>
+        <w:t>leavePlannerList</w:t>
+      </w:r>
+      <w:proofErr w:type="spellEnd"/>
+      <w:r>
+        <w:t>!)</w:t>
+      </w:r>
+    </w:p>
+    <w:p>
+      <w:pPr>
+        <w:spacing w:after="0" w:line="240" w:lineRule="auto"/>
+      </w:pPr>
+      <w:r>
+        <w:t xml:space="preserve">    {</w:t>
+      </w:r>
+    </w:p>
+    <w:p>
+      <w:pPr>
+        <w:spacing w:after="0" w:line="240" w:lineRule="auto"/>
+      </w:pPr>
+      <w:r>
+        <w:t xml:space="preserve">        &lt;</w:t>
+      </w:r>
+      <w:proofErr w:type="spellStart"/>
+      <w:r>
+        <w:rPr>
+          <w:b/>
+          <w:bCs/>
+        </w:rPr>
+        <w:t>MudSelectItem</w:t>
+      </w:r>
+      <w:proofErr w:type="spellEnd"/>
+      <w:r>
+        <w:t xml:space="preserve"> </w:t>
+      </w:r>
+      <w:r>
+        <w:rPr>
+          <w:b/>
+          <w:bCs/>
+        </w:rPr>
+        <w:t>Value</w:t>
+      </w:r>
+      <w:r>
+        <w:t>="</w:t>
+      </w:r>
+      <w:proofErr w:type="gramStart"/>
+      <w:r>
+        <w:t>leave.PlannedLeaveId</w:t>
+      </w:r>
+      <w:proofErr w:type="gramEnd"/>
+      <w:r>
+        <w:t>"&gt;@</w:t>
+      </w:r>
+      <w:proofErr w:type="gramStart"/>
+      <w:r>
+        <w:t>leave.LeavePlannerDetail</w:t>
+      </w:r>
+      <w:proofErr w:type="gramEnd"/>
+      <w:r>
+        <w:t>&lt;/</w:t>
+      </w:r>
+      <w:r>
+        <w:rPr>
+          <w:b/>
+          <w:bCs/>
+        </w:rPr>
+        <w:t>MudSelectItem</w:t>
+      </w:r>
+      <w:r>
+        <w:t>&gt;</w:t>
+      </w:r>
+    </w:p>
+    <w:p>
+      <w:pPr>
+        <w:spacing w:after="0" w:line="240" w:lineRule="auto"/>
+      </w:pPr>
+      <w:r>
+        <w:t xml:space="preserve">    }</w:t>
+      </w:r>
+    </w:p>
+    <w:p>
+      <w:pPr>
+        <w:spacing w:after="0" w:line="240" w:lineRule="auto"/>
+      </w:pPr>
+      <w:r>
+        <w:t>&lt;/</w:t>
+      </w:r>
+      <w:proofErr w:type="spellStart"/>
+      <w:r>
+        <w:rPr>
+          <w:b/>
+          <w:bCs/>
+        </w:rPr>
+        <w:t>MudSelect</w:t>
+      </w:r>
+      <w:proofErr w:type="spellEnd"/>
+      <w:r>
+        <w:t>&gt;</w:t>
+      </w:r>
+    </w:p>
+    <w:p>
+      <w:pPr>
+        <w:spacing w:after="0" w:line="240" w:lineRule="auto"/>
+      </w:pPr>
+    </w:p>
+    <w:p>
+      <w:pPr>
+        <w:spacing w:after="0" w:line="240" w:lineRule="auto"/>
+      </w:pPr>
+      <w:r>
+        <w:t xml:space="preserve">private void </w:t>
+      </w:r>
+      <w:proofErr w:type="spellStart"/>
+      <w:proofErr w:type="gramStart"/>
+      <w:r>
+        <w:t>OnPlannedLeaveChanged</w:t>
+      </w:r>
+      <w:proofErr w:type="spellEnd"/>
+      <w:r>
+        <w:t>(</w:t>
+      </w:r>
+      <w:proofErr w:type="gramEnd"/>
+      <w:r>
+        <w:t xml:space="preserve">int </w:t>
+      </w:r>
+      <w:proofErr w:type="spellStart"/>
+      <w:r>
+        <w:t>newValue</w:t>
+      </w:r>
+      <w:proofErr w:type="spellEnd"/>
+      <w:r>
+        <w:t>)</w:t>
+      </w:r>
+    </w:p>
+    <w:p>
+      <w:pPr>
+        <w:spacing w:after="0" w:line="240" w:lineRule="auto"/>
+      </w:pPr>
+      <w:r>
+        <w:t>{</w:t>
+      </w:r>
+    </w:p>
+    <w:p>
+      <w:pPr>
+        <w:spacing w:after="0" w:line="240" w:lineRule="auto"/>
+      </w:pPr>
+      <w:r>
+        <w:t xml:space="preserve">    if (_</w:t>
+      </w:r>
+      <w:proofErr w:type="spellStart"/>
+      <w:proofErr w:type="gramStart"/>
+      <w:r>
+        <w:t>leaveRequest.LeavePlannedNo</w:t>
+      </w:r>
+      <w:proofErr w:type="spellEnd"/>
+      <w:r>
+        <w:t xml:space="preserve"> !</w:t>
+      </w:r>
+      <w:proofErr w:type="gramEnd"/>
+      <w:r>
+        <w:t xml:space="preserve">= </w:t>
+      </w:r>
+      <w:proofErr w:type="spellStart"/>
+      <w:r>
+        <w:t>newValue</w:t>
+      </w:r>
+      <w:proofErr w:type="spellEnd"/>
+      <w:r>
+        <w:t>)</w:t>
+      </w:r>
+    </w:p>
+    <w:p>
+      <w:pPr>
+        <w:spacing w:after="0" w:line="240" w:lineRule="auto"/>
+      </w:pPr>
+      <w:r>
+        <w:t xml:space="preserve">    {</w:t>
+      </w:r>
+    </w:p>
+    <w:p>
+      <w:pPr>
+        <w:spacing w:after="0" w:line="240" w:lineRule="auto"/>
+      </w:pPr>
+      <w:r>
+        <w:t xml:space="preserve">        _</w:t>
+      </w:r>
+      <w:proofErr w:type="spellStart"/>
+      <w:r>
+        <w:t>leaveRequest.LeavePlannedNo</w:t>
+      </w:r>
+      <w:proofErr w:type="spellEnd"/>
+      <w:r>
+        <w:t xml:space="preserve"> = </w:t>
+      </w:r>
+      <w:proofErr w:type="spellStart"/>
+      <w:r>
+        <w:t>newValue</w:t>
+      </w:r>
+      <w:proofErr w:type="spellEnd"/>
+      <w:r>
+        <w:t>;</w:t>
+      </w:r>
+    </w:p>
+    <w:p>
+      <w:pPr>
+        <w:spacing w:after="0" w:line="240" w:lineRule="auto"/>
+      </w:pPr>
+      <w:r>
+        <w:t xml:space="preserve">    }</w:t>
+      </w:r>
+    </w:p>
+    <w:p>
+      <w:pPr>
+        <w:spacing w:after="0" w:line="240" w:lineRule="auto"/>
+      </w:pPr>
+      <w:r>
+        <w:t>}</w:t>
+      </w:r>
+    </w:p>
+    <w:p>
+      <w:pPr>
+        <w:spacing w:after="0" w:line="240" w:lineRule="auto"/>
+      </w:pPr>
+    </w:p>
+    <w:p>
+      <w:pPr>
+        <w:spacing w:after="0" w:line="240" w:lineRule="auto"/>
+      </w:pPr>
+      <w:r>
+        <w:lastRenderedPageBreak/>
+        <w:t xml:space="preserve">public class </w:t>
+      </w:r>
+      <w:proofErr w:type="spellStart"/>
+      <w:r>
+        <w:t>PlannedLeaveResultDTO</w:t>
+      </w:r>
+      <w:proofErr w:type="spellEnd"/>
+    </w:p>
+    <w:p>
+      <w:pPr>
+        <w:spacing w:after="0" w:line="240" w:lineRule="auto"/>
+      </w:pPr>
+      <w:r>
+        <w:t>{</w:t>
+      </w:r>
+    </w:p>
+    <w:p>
+      <w:pPr>
+        <w:spacing w:after="0" w:line="240" w:lineRule="auto"/>
+      </w:pPr>
+      <w:r>
+        <w:t xml:space="preserve">    #region Constructors</w:t>
+      </w:r>
+    </w:p>
+    <w:p>
+      <w:pPr>
+        <w:spacing w:after="0" w:line="240" w:lineRule="auto"/>
+      </w:pPr>
+      <w:r>
+        <w:t xml:space="preserve">    public </w:t>
+      </w:r>
+      <w:proofErr w:type="spellStart"/>
+      <w:proofErr w:type="gramStart"/>
+      <w:r>
+        <w:t>PlannedLeaveResultDTO</w:t>
+      </w:r>
+      <w:proofErr w:type="spellEnd"/>
+      <w:r>
+        <w:t>(</w:t>
+      </w:r>
+      <w:proofErr w:type="gramEnd"/>
+      <w:r>
+        <w:t>)</w:t>
+      </w:r>
+    </w:p>
+    <w:p>
+      <w:pPr>
+        <w:spacing w:after="0" w:line="240" w:lineRule="auto"/>
+      </w:pPr>
+      <w:r>
+        <w:t xml:space="preserve">    {</w:t>
+      </w:r>
+    </w:p>
+    <w:p>
+      <w:pPr>
+        <w:spacing w:after="0" w:line="240" w:lineRule="auto"/>
+      </w:pPr>
+      <w:r>
+        <w:t xml:space="preserve">        </w:t>
       </w:r>
       <w:proofErr w:type="spellStart"/>
       <w:r>
@@ -4470,6 +6215,221 @@
       </w:r>
       <w:proofErr w:type="spellEnd"/>
       <w:r>
+        <w:t xml:space="preserve"> = 0;</w:t>
+      </w:r>
+    </w:p>
+    <w:p>
+      <w:pPr>
+        <w:spacing w:after="0" w:line="240" w:lineRule="auto"/>
+      </w:pPr>
+      <w:r>
+        <w:t xml:space="preserve">        NoOfHolidays = 0;</w:t>
+      </w:r>
+    </w:p>
+    <w:p>
+      <w:pPr>
+        <w:spacing w:after="0" w:line="240" w:lineRule="auto"/>
+      </w:pPr>
+      <w:r>
+        <w:t xml:space="preserve">        </w:t>
+      </w:r>
+      <w:proofErr w:type="spellStart"/>
+      <w:r>
+        <w:t>NoOfWeekends</w:t>
+      </w:r>
+      <w:proofErr w:type="spellEnd"/>
+      <w:r>
+        <w:t xml:space="preserve"> = 0;</w:t>
+      </w:r>
+    </w:p>
+    <w:p>
+      <w:pPr>
+        <w:spacing w:after="0" w:line="240" w:lineRule="auto"/>
+      </w:pPr>
+      <w:r>
+        <w:t xml:space="preserve">    }</w:t>
+      </w:r>
+    </w:p>
+    <w:p>
+      <w:pPr>
+        <w:spacing w:after="0" w:line="240" w:lineRule="auto"/>
+      </w:pPr>
+    </w:p>
+    <w:p>
+      <w:pPr>
+        <w:spacing w:after="0" w:line="240" w:lineRule="auto"/>
+      </w:pPr>
+      <w:r>
+        <w:t xml:space="preserve">    public </w:t>
+      </w:r>
+      <w:proofErr w:type="spellStart"/>
+      <w:proofErr w:type="gramStart"/>
+      <w:r>
+        <w:t>PlannedLeaveResultDTO</w:t>
+      </w:r>
+      <w:proofErr w:type="spellEnd"/>
+      <w:r>
+        <w:t>(</w:t>
+      </w:r>
+      <w:proofErr w:type="gramEnd"/>
+      <w:r>
+        <w:t xml:space="preserve">int </w:t>
+      </w:r>
+      <w:proofErr w:type="spellStart"/>
+      <w:r>
+        <w:t>empNo</w:t>
+      </w:r>
+      <w:proofErr w:type="spellEnd"/>
+      <w:r>
+        <w:t xml:space="preserve">, string </w:t>
+      </w:r>
+      <w:proofErr w:type="spellStart"/>
+      <w:r>
+        <w:t>empName</w:t>
+      </w:r>
+      <w:proofErr w:type="spellEnd"/>
+      <w:r>
+        <w:t xml:space="preserve">, string </w:t>
+      </w:r>
+      <w:proofErr w:type="spellStart"/>
+      <w:r>
+        <w:t>empEmail</w:t>
+      </w:r>
+      <w:proofErr w:type="spellEnd"/>
+      <w:r>
+        <w:t xml:space="preserve">, string </w:t>
+      </w:r>
+      <w:proofErr w:type="spellStart"/>
+      <w:r>
+        <w:t>costCenter</w:t>
+      </w:r>
+      <w:proofErr w:type="spellEnd"/>
+      <w:r>
+        <w:t>)</w:t>
+      </w:r>
+    </w:p>
+    <w:p>
+      <w:pPr>
+        <w:spacing w:after="0" w:line="240" w:lineRule="auto"/>
+      </w:pPr>
+      <w:r>
+        <w:t xml:space="preserve">    {</w:t>
+      </w:r>
+    </w:p>
+    <w:p>
+      <w:pPr>
+        <w:spacing w:after="0" w:line="240" w:lineRule="auto"/>
+      </w:pPr>
+      <w:r>
+        <w:t xml:space="preserve">        </w:t>
+      </w:r>
+      <w:proofErr w:type="spellStart"/>
+      <w:r>
+        <w:t>EmpNo</w:t>
+      </w:r>
+      <w:proofErr w:type="spellEnd"/>
+      <w:r>
+        <w:t xml:space="preserve"> = </w:t>
+      </w:r>
+      <w:proofErr w:type="spellStart"/>
+      <w:r>
+        <w:t>empNo</w:t>
+      </w:r>
+      <w:proofErr w:type="spellEnd"/>
+      <w:r>
+        <w:t>;</w:t>
+      </w:r>
+    </w:p>
+    <w:p>
+      <w:pPr>
+        <w:spacing w:after="0" w:line="240" w:lineRule="auto"/>
+      </w:pPr>
+      <w:r>
+        <w:t xml:space="preserve">        </w:t>
+      </w:r>
+      <w:proofErr w:type="spellStart"/>
+      <w:r>
+        <w:t>EmpName</w:t>
+      </w:r>
+      <w:proofErr w:type="spellEnd"/>
+      <w:r>
+        <w:t xml:space="preserve"> = </w:t>
+      </w:r>
+      <w:proofErr w:type="spellStart"/>
+      <w:r>
+        <w:t>empName</w:t>
+      </w:r>
+      <w:proofErr w:type="spellEnd"/>
+      <w:r>
+        <w:t>;</w:t>
+      </w:r>
+    </w:p>
+    <w:p>
+      <w:pPr>
+        <w:spacing w:after="0" w:line="240" w:lineRule="auto"/>
+      </w:pPr>
+      <w:r>
+        <w:t xml:space="preserve">        </w:t>
+      </w:r>
+      <w:proofErr w:type="spellStart"/>
+      <w:r>
+        <w:t>CostCenter</w:t>
+      </w:r>
+      <w:proofErr w:type="spellEnd"/>
+      <w:r>
+        <w:t xml:space="preserve"> = </w:t>
+      </w:r>
+      <w:proofErr w:type="spellStart"/>
+      <w:r>
+        <w:t>costCenter</w:t>
+      </w:r>
+      <w:proofErr w:type="spellEnd"/>
+      <w:r>
+        <w:t>;</w:t>
+      </w:r>
+    </w:p>
+    <w:p>
+      <w:pPr>
+        <w:spacing w:after="0" w:line="240" w:lineRule="auto"/>
+      </w:pPr>
+      <w:r>
+        <w:t xml:space="preserve">    }</w:t>
+      </w:r>
+    </w:p>
+    <w:p>
+      <w:pPr>
+        <w:spacing w:after="0" w:line="240" w:lineRule="auto"/>
+      </w:pPr>
+      <w:r>
+        <w:t xml:space="preserve">    #endregion</w:t>
+      </w:r>
+    </w:p>
+    <w:p>
+      <w:pPr>
+        <w:spacing w:after="0" w:line="240" w:lineRule="auto"/>
+      </w:pPr>
+    </w:p>
+    <w:p>
+      <w:pPr>
+        <w:spacing w:after="0" w:line="240" w:lineRule="auto"/>
+      </w:pPr>
+      <w:r>
+        <w:t xml:space="preserve">    #region Properties</w:t>
+      </w:r>
+    </w:p>
+    <w:p>
+      <w:pPr>
+        <w:spacing w:after="0" w:line="240" w:lineRule="auto"/>
+      </w:pPr>
+      <w:r>
+        <w:t xml:space="preserve">    public long </w:t>
+      </w:r>
+      <w:proofErr w:type="spellStart"/>
+      <w:r>
+        <w:t>PlannedLeaveId</w:t>
+      </w:r>
+      <w:proofErr w:type="spellEnd"/>
+      <w:r>
         <w:t xml:space="preserve"> </w:t>
       </w:r>
       <w:proofErr w:type="gramStart"/>
@@ -4485,17 +6445,20 @@
         <w:t>; }</w:t>
       </w:r>
       <w:proofErr w:type="gramEnd"/>
-    </w:p>
-    <w:p>
-      <w:pPr>
-        <w:spacing w:after="0" w:line="240" w:lineRule="auto"/>
-      </w:pPr>
-      <w:r>
-        <w:t xml:space="preserve">     public int? </w:t>
-      </w:r>
-      <w:proofErr w:type="spellStart"/>
-      <w:r>
-        <w:t>NoOfHolidays</w:t>
+      <w:r>
+        <w:t xml:space="preserve">       // Identity column  </w:t>
+      </w:r>
+    </w:p>
+    <w:p>
+      <w:pPr>
+        <w:spacing w:after="0" w:line="240" w:lineRule="auto"/>
+      </w:pPr>
+      <w:r>
+        <w:t xml:space="preserve">    public long? </w:t>
+      </w:r>
+      <w:proofErr w:type="spellStart"/>
+      <w:r>
+        <w:t>LeaveNo</w:t>
       </w:r>
       <w:proofErr w:type="spellEnd"/>
       <w:r>
@@ -4520,7 +6483,859 @@
         <w:spacing w:after="0" w:line="240" w:lineRule="auto"/>
       </w:pPr>
       <w:r>
-        <w:t xml:space="preserve">     public int? </w:t>
+        <w:t xml:space="preserve">    public int </w:t>
+      </w:r>
+      <w:proofErr w:type="spellStart"/>
+      <w:r>
+        <w:t>EmpNo</w:t>
+      </w:r>
+      <w:proofErr w:type="spellEnd"/>
+      <w:r>
+        <w:t xml:space="preserve"> </w:t>
+      </w:r>
+      <w:proofErr w:type="gramStart"/>
+      <w:r>
+        <w:t>{ get</w:t>
+      </w:r>
+      <w:proofErr w:type="gramEnd"/>
+      <w:r>
+        <w:t>; set</w:t>
+      </w:r>
+      <w:proofErr w:type="gramStart"/>
+      <w:r>
+        <w:t>; }</w:t>
+      </w:r>
+      <w:proofErr w:type="gramEnd"/>
+    </w:p>
+    <w:p>
+      <w:pPr>
+        <w:spacing w:after="0" w:line="240" w:lineRule="auto"/>
+      </w:pPr>
+      <w:r>
+        <w:t xml:space="preserve">    public string? </w:t>
+      </w:r>
+      <w:proofErr w:type="spellStart"/>
+      <w:r>
+        <w:t>EmpName</w:t>
+      </w:r>
+      <w:proofErr w:type="spellEnd"/>
+      <w:r>
+        <w:t xml:space="preserve"> </w:t>
+      </w:r>
+      <w:proofErr w:type="gramStart"/>
+      <w:r>
+        <w:t>{ get</w:t>
+      </w:r>
+      <w:proofErr w:type="gramEnd"/>
+      <w:r>
+        <w:t>; set</w:t>
+      </w:r>
+      <w:proofErr w:type="gramStart"/>
+      <w:r>
+        <w:t>; }</w:t>
+      </w:r>
+      <w:proofErr w:type="gramEnd"/>
+      <w:r>
+        <w:t xml:space="preserve"> = null;</w:t>
+      </w:r>
+    </w:p>
+    <w:p>
+      <w:pPr>
+        <w:spacing w:after="0" w:line="240" w:lineRule="auto"/>
+      </w:pPr>
+    </w:p>
+    <w:p>
+      <w:pPr>
+        <w:spacing w:after="0" w:line="240" w:lineRule="auto"/>
+      </w:pPr>
+      <w:r>
+        <w:t xml:space="preserve">    [</w:t>
+      </w:r>
+      <w:proofErr w:type="gramStart"/>
+      <w:r>
+        <w:t>Display(</w:t>
+      </w:r>
+      <w:proofErr w:type="gramEnd"/>
+      <w:r>
+        <w:t>Name = "Start Date")]</w:t>
+      </w:r>
+    </w:p>
+    <w:p>
+      <w:pPr>
+        <w:spacing w:after="0" w:line="240" w:lineRule="auto"/>
+      </w:pPr>
+      <w:r>
+        <w:t xml:space="preserve">    [</w:t>
+      </w:r>
+      <w:proofErr w:type="spellStart"/>
+      <w:proofErr w:type="gramStart"/>
+      <w:r>
+        <w:t>DataType</w:t>
+      </w:r>
+      <w:proofErr w:type="spellEnd"/>
+      <w:r>
+        <w:t>(</w:t>
+      </w:r>
+      <w:proofErr w:type="spellStart"/>
+      <w:proofErr w:type="gramEnd"/>
+      <w:r>
+        <w:t>DataType.Date</w:t>
+      </w:r>
+      <w:proofErr w:type="spellEnd"/>
+      <w:r>
+        <w:t>)]</w:t>
+      </w:r>
+    </w:p>
+    <w:p>
+      <w:pPr>
+        <w:spacing w:after="0" w:line="240" w:lineRule="auto"/>
+      </w:pPr>
+      <w:r>
+        <w:t xml:space="preserve">    [</w:t>
+      </w:r>
+      <w:proofErr w:type="gramStart"/>
+      <w:r>
+        <w:t>Required(</w:t>
+      </w:r>
+      <w:proofErr w:type="spellStart"/>
+      <w:proofErr w:type="gramEnd"/>
+      <w:r>
+        <w:t>ErrorMessage</w:t>
+      </w:r>
+      <w:proofErr w:type="spellEnd"/>
+      <w:r>
+        <w:t xml:space="preserve"> = "Start Date is required")]</w:t>
+      </w:r>
+    </w:p>
+    <w:p>
+      <w:pPr>
+        <w:spacing w:after="0" w:line="240" w:lineRule="auto"/>
+      </w:pPr>
+      <w:r>
+        <w:t xml:space="preserve">    [</w:t>
+      </w:r>
+      <w:proofErr w:type="spellStart"/>
+      <w:r>
+        <w:t>LeaveDateValidation</w:t>
+      </w:r>
+      <w:proofErr w:type="spellEnd"/>
+      <w:r>
+        <w:t>("</w:t>
+      </w:r>
+      <w:proofErr w:type="spellStart"/>
+      <w:r>
+        <w:t>LeaveResumeDate</w:t>
+      </w:r>
+      <w:proofErr w:type="spellEnd"/>
+      <w:r>
+        <w:t xml:space="preserve">")] // </w:t>
+      </w:r>
+      <w:r>
+        <w:rPr>
+          <w:rFonts w:ascii="Segoe UI Emoji" w:hAnsi="Segoe UI Emoji" w:cs="Segoe UI Emoji"/>
+        </w:rPr>
+        <w:t>✅</w:t>
+      </w:r>
+      <w:r>
+        <w:t xml:space="preserve"> custom validation</w:t>
+      </w:r>
+    </w:p>
+    <w:p>
+      <w:pPr>
+        <w:spacing w:after="0" w:line="240" w:lineRule="auto"/>
+      </w:pPr>
+      <w:r>
+        <w:t xml:space="preserve">    public </w:t>
+      </w:r>
+      <w:proofErr w:type="spellStart"/>
+      <w:r>
+        <w:t>DateTime</w:t>
+      </w:r>
+      <w:proofErr w:type="spellEnd"/>
+      <w:r>
+        <w:t xml:space="preserve">? </w:t>
+      </w:r>
+      <w:proofErr w:type="spellStart"/>
+      <w:r>
+        <w:t>LeaveStartDate</w:t>
+      </w:r>
+      <w:proofErr w:type="spellEnd"/>
+      <w:r>
+        <w:t xml:space="preserve"> </w:t>
+      </w:r>
+      <w:proofErr w:type="gramStart"/>
+      <w:r>
+        <w:t>{ get</w:t>
+      </w:r>
+      <w:proofErr w:type="gramEnd"/>
+      <w:r>
+        <w:t>; set</w:t>
+      </w:r>
+      <w:proofErr w:type="gramStart"/>
+      <w:r>
+        <w:t>; }</w:t>
+      </w:r>
+      <w:proofErr w:type="gramEnd"/>
+    </w:p>
+    <w:p>
+      <w:pPr>
+        <w:spacing w:after="0" w:line="240" w:lineRule="auto"/>
+      </w:pPr>
+    </w:p>
+    <w:p>
+      <w:pPr>
+        <w:spacing w:after="0" w:line="240" w:lineRule="auto"/>
+      </w:pPr>
+      <w:r>
+        <w:t xml:space="preserve">    [</w:t>
+      </w:r>
+      <w:proofErr w:type="gramStart"/>
+      <w:r>
+        <w:t>Display(</w:t>
+      </w:r>
+      <w:proofErr w:type="gramEnd"/>
+      <w:r>
+        <w:t>Name = "End Date")]</w:t>
+      </w:r>
+    </w:p>
+    <w:p>
+      <w:pPr>
+        <w:spacing w:after="0" w:line="240" w:lineRule="auto"/>
+      </w:pPr>
+      <w:r>
+        <w:t xml:space="preserve">    [</w:t>
+      </w:r>
+      <w:proofErr w:type="spellStart"/>
+      <w:proofErr w:type="gramStart"/>
+      <w:r>
+        <w:t>DataType</w:t>
+      </w:r>
+      <w:proofErr w:type="spellEnd"/>
+      <w:r>
+        <w:t>(</w:t>
+      </w:r>
+      <w:proofErr w:type="spellStart"/>
+      <w:proofErr w:type="gramEnd"/>
+      <w:r>
+        <w:t>DataType.Date</w:t>
+      </w:r>
+      <w:proofErr w:type="spellEnd"/>
+      <w:r>
+        <w:t>)]</w:t>
+      </w:r>
+    </w:p>
+    <w:p>
+      <w:pPr>
+        <w:spacing w:after="0" w:line="240" w:lineRule="auto"/>
+      </w:pPr>
+      <w:r>
+        <w:t xml:space="preserve">    public </w:t>
+      </w:r>
+      <w:proofErr w:type="spellStart"/>
+      <w:r>
+        <w:t>DateTime</w:t>
+      </w:r>
+      <w:proofErr w:type="spellEnd"/>
+      <w:r>
+        <w:t xml:space="preserve">? </w:t>
+      </w:r>
+      <w:proofErr w:type="spellStart"/>
+      <w:r>
+        <w:t>LeaveEndDate</w:t>
+      </w:r>
+      <w:proofErr w:type="spellEnd"/>
+      <w:r>
+        <w:t xml:space="preserve"> </w:t>
+      </w:r>
+      <w:proofErr w:type="gramStart"/>
+      <w:r>
+        <w:t>{ get</w:t>
+      </w:r>
+      <w:proofErr w:type="gramEnd"/>
+      <w:r>
+        <w:t>; set</w:t>
+      </w:r>
+      <w:proofErr w:type="gramStart"/>
+      <w:r>
+        <w:t>; }</w:t>
+      </w:r>
+      <w:proofErr w:type="gramEnd"/>
+    </w:p>
+    <w:p>
+      <w:pPr>
+        <w:spacing w:after="0" w:line="240" w:lineRule="auto"/>
+      </w:pPr>
+    </w:p>
+    <w:p>
+      <w:pPr>
+        <w:spacing w:after="0" w:line="240" w:lineRule="auto"/>
+      </w:pPr>
+      <w:r>
+        <w:t xml:space="preserve">    [</w:t>
+      </w:r>
+      <w:proofErr w:type="gramStart"/>
+      <w:r>
+        <w:t>Display(</w:t>
+      </w:r>
+      <w:proofErr w:type="gramEnd"/>
+      <w:r>
+        <w:t>Name = "Resume Date")]</w:t>
+      </w:r>
+    </w:p>
+    <w:p>
+      <w:pPr>
+        <w:spacing w:after="0" w:line="240" w:lineRule="auto"/>
+      </w:pPr>
+      <w:r>
+        <w:t xml:space="preserve">    [</w:t>
+      </w:r>
+      <w:proofErr w:type="spellStart"/>
+      <w:proofErr w:type="gramStart"/>
+      <w:r>
+        <w:t>DataType</w:t>
+      </w:r>
+      <w:proofErr w:type="spellEnd"/>
+      <w:r>
+        <w:t>(</w:t>
+      </w:r>
+      <w:proofErr w:type="spellStart"/>
+      <w:proofErr w:type="gramEnd"/>
+      <w:r>
+        <w:t>DataType.Date</w:t>
+      </w:r>
+      <w:proofErr w:type="spellEnd"/>
+      <w:r>
+        <w:t>)]</w:t>
+      </w:r>
+    </w:p>
+    <w:p>
+      <w:pPr>
+        <w:spacing w:after="0" w:line="240" w:lineRule="auto"/>
+      </w:pPr>
+      <w:r>
+        <w:t xml:space="preserve">    [</w:t>
+      </w:r>
+      <w:proofErr w:type="gramStart"/>
+      <w:r>
+        <w:t>Required(</w:t>
+      </w:r>
+      <w:proofErr w:type="spellStart"/>
+      <w:proofErr w:type="gramEnd"/>
+      <w:r>
+        <w:t>ErrorMessage</w:t>
+      </w:r>
+      <w:proofErr w:type="spellEnd"/>
+      <w:r>
+        <w:t xml:space="preserve"> = "Resume Date is required")]</w:t>
+      </w:r>
+    </w:p>
+    <w:p>
+      <w:pPr>
+        <w:spacing w:after="0" w:line="240" w:lineRule="auto"/>
+      </w:pPr>
+      <w:r>
+        <w:t xml:space="preserve">    [</w:t>
+      </w:r>
+      <w:proofErr w:type="spellStart"/>
+      <w:r>
+        <w:t>LeaveDateValidation</w:t>
+      </w:r>
+      <w:proofErr w:type="spellEnd"/>
+      <w:r>
+        <w:t>("</w:t>
+      </w:r>
+      <w:proofErr w:type="spellStart"/>
+      <w:r>
+        <w:t>LeaveStartDate</w:t>
+      </w:r>
+      <w:proofErr w:type="spellEnd"/>
+      <w:r>
+        <w:t xml:space="preserve">")] // </w:t>
+      </w:r>
+      <w:r>
+        <w:rPr>
+          <w:rFonts w:ascii="Segoe UI Emoji" w:hAnsi="Segoe UI Emoji" w:cs="Segoe UI Emoji"/>
+        </w:rPr>
+        <w:t>✅</w:t>
+      </w:r>
+      <w:r>
+        <w:t xml:space="preserve"> custom validation</w:t>
+      </w:r>
+    </w:p>
+    <w:p>
+      <w:pPr>
+        <w:spacing w:after="0" w:line="240" w:lineRule="auto"/>
+      </w:pPr>
+      <w:r>
+        <w:t xml:space="preserve">    public </w:t>
+      </w:r>
+      <w:proofErr w:type="spellStart"/>
+      <w:r>
+        <w:t>DateTime</w:t>
+      </w:r>
+      <w:proofErr w:type="spellEnd"/>
+      <w:r>
+        <w:t xml:space="preserve">? </w:t>
+      </w:r>
+      <w:proofErr w:type="spellStart"/>
+      <w:r>
+        <w:t>LeaveResumeDate</w:t>
+      </w:r>
+      <w:proofErr w:type="spellEnd"/>
+      <w:r>
+        <w:t xml:space="preserve"> </w:t>
+      </w:r>
+      <w:proofErr w:type="gramStart"/>
+      <w:r>
+        <w:t>{ get</w:t>
+      </w:r>
+      <w:proofErr w:type="gramEnd"/>
+      <w:r>
+        <w:t>; set</w:t>
+      </w:r>
+      <w:proofErr w:type="gramStart"/>
+      <w:r>
+        <w:t>; }</w:t>
+      </w:r>
+      <w:proofErr w:type="gramEnd"/>
+    </w:p>
+    <w:p>
+      <w:pPr>
+        <w:spacing w:after="0" w:line="240" w:lineRule="auto"/>
+      </w:pPr>
+      <w:r>
+        <w:t xml:space="preserve">        </w:t>
+      </w:r>
+    </w:p>
+    <w:p>
+      <w:pPr>
+        <w:spacing w:after="0" w:line="240" w:lineRule="auto"/>
+      </w:pPr>
+      <w:r>
+        <w:t xml:space="preserve">    public string? </w:t>
+      </w:r>
+      <w:proofErr w:type="spellStart"/>
+      <w:r>
+        <w:t>StartDayMode</w:t>
+      </w:r>
+      <w:proofErr w:type="spellEnd"/>
+      <w:r>
+        <w:t xml:space="preserve"> </w:t>
+      </w:r>
+      <w:proofErr w:type="gramStart"/>
+      <w:r>
+        <w:t>{ get</w:t>
+      </w:r>
+      <w:proofErr w:type="gramEnd"/>
+      <w:r>
+        <w:t>; set</w:t>
+      </w:r>
+      <w:proofErr w:type="gramStart"/>
+      <w:r>
+        <w:t>; }</w:t>
+      </w:r>
+      <w:proofErr w:type="gramEnd"/>
+      <w:r>
+        <w:t xml:space="preserve"> = null;</w:t>
+      </w:r>
+    </w:p>
+    <w:p>
+      <w:pPr>
+        <w:spacing w:after="0" w:line="240" w:lineRule="auto"/>
+      </w:pPr>
+    </w:p>
+    <w:p>
+      <w:pPr>
+        <w:spacing w:after="0" w:line="240" w:lineRule="auto"/>
+      </w:pPr>
+      <w:r>
+        <w:t xml:space="preserve">    [</w:t>
+      </w:r>
+      <w:proofErr w:type="gramStart"/>
+      <w:r>
+        <w:t>Display(</w:t>
+      </w:r>
+      <w:proofErr w:type="gramEnd"/>
+      <w:r>
+        <w:t>Name = "Mode")]</w:t>
+      </w:r>
+    </w:p>
+    <w:p>
+      <w:pPr>
+        <w:spacing w:after="0" w:line="240" w:lineRule="auto"/>
+      </w:pPr>
+      <w:r>
+        <w:t xml:space="preserve">    public string? </w:t>
+      </w:r>
+      <w:proofErr w:type="spellStart"/>
+      <w:r>
+        <w:t>StartDayModeDesc</w:t>
+      </w:r>
+      <w:proofErr w:type="spellEnd"/>
+      <w:r>
+        <w:t xml:space="preserve"> </w:t>
+      </w:r>
+      <w:proofErr w:type="gramStart"/>
+      <w:r>
+        <w:t>{ get</w:t>
+      </w:r>
+      <w:proofErr w:type="gramEnd"/>
+      <w:r>
+        <w:t>; set</w:t>
+      </w:r>
+      <w:proofErr w:type="gramStart"/>
+      <w:r>
+        <w:t>; }</w:t>
+      </w:r>
+      <w:proofErr w:type="gramEnd"/>
+      <w:r>
+        <w:t xml:space="preserve"> = null;</w:t>
+      </w:r>
+    </w:p>
+    <w:p>
+      <w:pPr>
+        <w:spacing w:after="0" w:line="240" w:lineRule="auto"/>
+      </w:pPr>
+    </w:p>
+    <w:p>
+      <w:pPr>
+        <w:spacing w:after="0" w:line="240" w:lineRule="auto"/>
+      </w:pPr>
+      <w:r>
+        <w:t xml:space="preserve">    public string? </w:t>
+      </w:r>
+      <w:proofErr w:type="spellStart"/>
+      <w:r>
+        <w:t>EndDayMode</w:t>
+      </w:r>
+      <w:proofErr w:type="spellEnd"/>
+      <w:r>
+        <w:t xml:space="preserve"> </w:t>
+      </w:r>
+      <w:proofErr w:type="gramStart"/>
+      <w:r>
+        <w:t>{ get</w:t>
+      </w:r>
+      <w:proofErr w:type="gramEnd"/>
+      <w:r>
+        <w:t>; set</w:t>
+      </w:r>
+      <w:proofErr w:type="gramStart"/>
+      <w:r>
+        <w:t>; }</w:t>
+      </w:r>
+      <w:proofErr w:type="gramEnd"/>
+      <w:r>
+        <w:t xml:space="preserve"> = null;</w:t>
+      </w:r>
+    </w:p>
+    <w:p>
+      <w:pPr>
+        <w:spacing w:after="0" w:line="240" w:lineRule="auto"/>
+      </w:pPr>
+    </w:p>
+    <w:p>
+      <w:pPr>
+        <w:spacing w:after="0" w:line="240" w:lineRule="auto"/>
+      </w:pPr>
+      <w:r>
+        <w:t xml:space="preserve">    [</w:t>
+      </w:r>
+      <w:proofErr w:type="gramStart"/>
+      <w:r>
+        <w:t>Display(</w:t>
+      </w:r>
+      <w:proofErr w:type="gramEnd"/>
+      <w:r>
+        <w:t>Name = "Mode")]</w:t>
+      </w:r>
+    </w:p>
+    <w:p>
+      <w:pPr>
+        <w:spacing w:after="0" w:line="240" w:lineRule="auto"/>
+      </w:pPr>
+      <w:r>
+        <w:t xml:space="preserve">    public string? </w:t>
+      </w:r>
+      <w:proofErr w:type="spellStart"/>
+      <w:r>
+        <w:t>EndDayModeDesc</w:t>
+      </w:r>
+      <w:proofErr w:type="spellEnd"/>
+      <w:r>
+        <w:t xml:space="preserve"> </w:t>
+      </w:r>
+      <w:proofErr w:type="gramStart"/>
+      <w:r>
+        <w:t>{ get</w:t>
+      </w:r>
+      <w:proofErr w:type="gramEnd"/>
+      <w:r>
+        <w:t>; set</w:t>
+      </w:r>
+      <w:proofErr w:type="gramStart"/>
+      <w:r>
+        <w:t>; }</w:t>
+      </w:r>
+      <w:proofErr w:type="gramEnd"/>
+      <w:r>
+        <w:t xml:space="preserve"> = null;</w:t>
+      </w:r>
+    </w:p>
+    <w:p>
+      <w:pPr>
+        <w:spacing w:after="0" w:line="240" w:lineRule="auto"/>
+      </w:pPr>
+    </w:p>
+    <w:p>
+      <w:pPr>
+        <w:spacing w:after="0" w:line="240" w:lineRule="auto"/>
+      </w:pPr>
+      <w:r>
+        <w:t xml:space="preserve">    public string? </w:t>
+      </w:r>
+      <w:proofErr w:type="spellStart"/>
+      <w:r>
+        <w:t>CostCenter</w:t>
+      </w:r>
+      <w:proofErr w:type="spellEnd"/>
+      <w:r>
+        <w:t xml:space="preserve"> </w:t>
+      </w:r>
+      <w:proofErr w:type="gramStart"/>
+      <w:r>
+        <w:t>{ get</w:t>
+      </w:r>
+      <w:proofErr w:type="gramEnd"/>
+      <w:r>
+        <w:t>; set</w:t>
+      </w:r>
+      <w:proofErr w:type="gramStart"/>
+      <w:r>
+        <w:t>; }</w:t>
+      </w:r>
+      <w:proofErr w:type="gramEnd"/>
+      <w:r>
+        <w:t xml:space="preserve"> = null;</w:t>
+      </w:r>
+    </w:p>
+    <w:p>
+      <w:pPr>
+        <w:spacing w:after="0" w:line="240" w:lineRule="auto"/>
+      </w:pPr>
+      <w:r>
+        <w:t xml:space="preserve">    public string? </w:t>
+      </w:r>
+      <w:proofErr w:type="spellStart"/>
+      <w:r>
+        <w:t>CostCenterName</w:t>
+      </w:r>
+      <w:proofErr w:type="spellEnd"/>
+      <w:r>
+        <w:t xml:space="preserve"> </w:t>
+      </w:r>
+      <w:proofErr w:type="gramStart"/>
+      <w:r>
+        <w:t>{ get</w:t>
+      </w:r>
+      <w:proofErr w:type="gramEnd"/>
+      <w:r>
+        <w:t>; set</w:t>
+      </w:r>
+      <w:proofErr w:type="gramStart"/>
+      <w:r>
+        <w:t>; }</w:t>
+      </w:r>
+      <w:proofErr w:type="gramEnd"/>
+      <w:r>
+        <w:t xml:space="preserve"> = null;</w:t>
+      </w:r>
+    </w:p>
+    <w:p>
+      <w:pPr>
+        <w:spacing w:after="0" w:line="240" w:lineRule="auto"/>
+      </w:pPr>
+    </w:p>
+    <w:p>
+      <w:pPr>
+        <w:spacing w:after="0" w:line="240" w:lineRule="auto"/>
+      </w:pPr>
+      <w:r>
+        <w:t xml:space="preserve">    [Label("Remarks")]</w:t>
+      </w:r>
+    </w:p>
+    <w:p>
+      <w:pPr>
+        <w:spacing w:after="0" w:line="240" w:lineRule="auto"/>
+      </w:pPr>
+      <w:r>
+        <w:t xml:space="preserve">    [</w:t>
+      </w:r>
+      <w:proofErr w:type="spellStart"/>
+      <w:proofErr w:type="gramStart"/>
+      <w:r>
+        <w:t>StringLength</w:t>
+      </w:r>
+      <w:proofErr w:type="spellEnd"/>
+      <w:r>
+        <w:t>(</w:t>
+      </w:r>
+      <w:proofErr w:type="gramEnd"/>
+      <w:r>
+        <w:t xml:space="preserve">500, </w:t>
+      </w:r>
+      <w:proofErr w:type="spellStart"/>
+      <w:r>
+        <w:t>ErrorMessage</w:t>
+      </w:r>
+      <w:proofErr w:type="spellEnd"/>
+      <w:r>
+        <w:t xml:space="preserve"> = "Remarks can't be more than 500 characters.")]</w:t>
+      </w:r>
+    </w:p>
+    <w:p>
+      <w:pPr>
+        <w:spacing w:after="0" w:line="240" w:lineRule="auto"/>
+      </w:pPr>
+      <w:r>
+        <w:t xml:space="preserve">    public string? Remarks </w:t>
+      </w:r>
+      <w:proofErr w:type="gramStart"/>
+      <w:r>
+        <w:t>{ get</w:t>
+      </w:r>
+      <w:proofErr w:type="gramEnd"/>
+      <w:r>
+        <w:t>; set</w:t>
+      </w:r>
+      <w:proofErr w:type="gramStart"/>
+      <w:r>
+        <w:t>; }</w:t>
+      </w:r>
+      <w:proofErr w:type="gramEnd"/>
+      <w:r>
+        <w:t xml:space="preserve"> = null;</w:t>
+      </w:r>
+    </w:p>
+    <w:p>
+      <w:pPr>
+        <w:spacing w:after="0" w:line="240" w:lineRule="auto"/>
+      </w:pPr>
+    </w:p>
+    <w:p>
+      <w:pPr>
+        <w:spacing w:after="0" w:line="240" w:lineRule="auto"/>
+      </w:pPr>
+      <w:r>
+        <w:t xml:space="preserve">    [</w:t>
+      </w:r>
+      <w:proofErr w:type="gramStart"/>
+      <w:r>
+        <w:t>Display(</w:t>
+      </w:r>
+      <w:proofErr w:type="gramEnd"/>
+      <w:r>
+        <w:t>Name = "Leave Duration")]</w:t>
+      </w:r>
+    </w:p>
+    <w:p>
+      <w:pPr>
+        <w:spacing w:after="0" w:line="240" w:lineRule="auto"/>
+      </w:pPr>
+      <w:r>
+        <w:t xml:space="preserve">    public double? </w:t>
+      </w:r>
+      <w:proofErr w:type="spellStart"/>
+      <w:r>
+        <w:t>LeaveDuration</w:t>
+      </w:r>
+      <w:proofErr w:type="spellEnd"/>
+      <w:r>
+        <w:t xml:space="preserve"> </w:t>
+      </w:r>
+      <w:proofErr w:type="gramStart"/>
+      <w:r>
+        <w:t>{ get</w:t>
+      </w:r>
+      <w:proofErr w:type="gramEnd"/>
+      <w:r>
+        <w:t>; set</w:t>
+      </w:r>
+      <w:proofErr w:type="gramStart"/>
+      <w:r>
+        <w:t>; }</w:t>
+      </w:r>
+      <w:proofErr w:type="gramEnd"/>
+    </w:p>
+    <w:p>
+      <w:pPr>
+        <w:spacing w:after="0" w:line="240" w:lineRule="auto"/>
+      </w:pPr>
+    </w:p>
+    <w:p>
+      <w:pPr>
+        <w:spacing w:after="0" w:line="240" w:lineRule="auto"/>
+      </w:pPr>
+      <w:r>
+        <w:t xml:space="preserve">    [</w:t>
+      </w:r>
+      <w:proofErr w:type="gramStart"/>
+      <w:r>
+        <w:t>Display(</w:t>
+      </w:r>
+      <w:proofErr w:type="gramEnd"/>
+      <w:r>
+        <w:t>Name = "No. of Holidays")]</w:t>
+      </w:r>
+    </w:p>
+    <w:p>
+      <w:pPr>
+        <w:spacing w:after="0" w:line="240" w:lineRule="auto"/>
+      </w:pPr>
+      <w:r>
+        <w:t xml:space="preserve">    public int? NoOfHolidays </w:t>
+      </w:r>
+      <w:proofErr w:type="gramStart"/>
+      <w:r>
+        <w:t>{ get</w:t>
+      </w:r>
+      <w:proofErr w:type="gramEnd"/>
+      <w:r>
+        <w:t>; set</w:t>
+      </w:r>
+      <w:proofErr w:type="gramStart"/>
+      <w:r>
+        <w:t>; }</w:t>
+      </w:r>
+      <w:proofErr w:type="gramEnd"/>
+    </w:p>
+    <w:p>
+      <w:pPr>
+        <w:spacing w:after="0" w:line="240" w:lineRule="auto"/>
+      </w:pPr>
+    </w:p>
+    <w:p>
+      <w:pPr>
+        <w:spacing w:after="0" w:line="240" w:lineRule="auto"/>
+      </w:pPr>
+      <w:r>
+        <w:t xml:space="preserve">    [</w:t>
+      </w:r>
+      <w:proofErr w:type="gramStart"/>
+      <w:r>
+        <w:t>Display(</w:t>
+      </w:r>
+      <w:proofErr w:type="gramEnd"/>
+      <w:r>
+        <w:t>Name = "No. of Weekends")]</w:t>
+      </w:r>
+    </w:p>
+    <w:p>
+      <w:pPr>
+        <w:spacing w:after="0" w:line="240" w:lineRule="auto"/>
+      </w:pPr>
+      <w:r>
+        <w:t xml:space="preserve">    public int? </w:t>
       </w:r>
       <w:proofErr w:type="spellStart"/>
       <w:r>
@@ -4548,44 +7363,17 @@
       <w:pPr>
         <w:spacing w:after="0" w:line="240" w:lineRule="auto"/>
       </w:pPr>
-      <w:r>
-        <w:t xml:space="preserve">        </w:t>
-      </w:r>
-    </w:p>
-    <w:p>
-      <w:pPr>
-        <w:spacing w:after="0" w:line="240" w:lineRule="auto"/>
-      </w:pPr>
-      <w:r>
-        <w:t xml:space="preserve">     [</w:t>
-      </w:r>
-      <w:proofErr w:type="gramStart"/>
-      <w:r>
-        <w:t>Column(</w:t>
-      </w:r>
-      <w:proofErr w:type="gramEnd"/>
-      <w:r>
-        <w:t>TypeName = "</w:t>
-      </w:r>
-      <w:proofErr w:type="gramStart"/>
-      <w:r>
-        <w:t>char(</w:t>
-      </w:r>
-      <w:proofErr w:type="gramEnd"/>
-      <w:r>
-        <w:t>1)")]</w:t>
-      </w:r>
-    </w:p>
-    <w:p>
-      <w:pPr>
-        <w:spacing w:after="0" w:line="240" w:lineRule="auto"/>
-      </w:pPr>
-      <w:r>
-        <w:t xml:space="preserve">     public char? </w:t>
-      </w:r>
-      <w:proofErr w:type="spellStart"/>
-      <w:r>
-        <w:t>PlannedLeave</w:t>
+    </w:p>
+    <w:p>
+      <w:pPr>
+        <w:spacing w:after="0" w:line="240" w:lineRule="auto"/>
+      </w:pPr>
+      <w:r>
+        <w:t xml:space="preserve">    public char? </w:t>
+      </w:r>
+      <w:proofErr w:type="spellStart"/>
+      <w:r>
+        <w:t>HalfDayLeaveFlag</w:t>
       </w:r>
       <w:proofErr w:type="spellEnd"/>
       <w:r>
@@ -4609,17 +7397,12 @@
       <w:pPr>
         <w:spacing w:after="0" w:line="240" w:lineRule="auto"/>
       </w:pPr>
-    </w:p>
-    <w:p>
-      <w:pPr>
-        <w:spacing w:after="0" w:line="240" w:lineRule="auto"/>
-      </w:pPr>
-      <w:r>
-        <w:t xml:space="preserve">     public int? </w:t>
-      </w:r>
-      <w:proofErr w:type="spellStart"/>
-      <w:r>
-        <w:t>LeavePlannedNo</w:t>
+      <w:r>
+        <w:t xml:space="preserve">    public int? </w:t>
+      </w:r>
+      <w:proofErr w:type="spellStart"/>
+      <w:r>
+        <w:t>StatusID</w:t>
       </w:r>
       <w:proofErr w:type="spellEnd"/>
       <w:r>
@@ -4643,41 +7426,12 @@
       <w:pPr>
         <w:spacing w:after="0" w:line="240" w:lineRule="auto"/>
       </w:pPr>
-    </w:p>
-    <w:p>
-      <w:pPr>
-        <w:spacing w:after="0" w:line="240" w:lineRule="auto"/>
-      </w:pPr>
-      <w:r>
-        <w:t xml:space="preserve">     [</w:t>
-      </w:r>
-      <w:proofErr w:type="gramStart"/>
-      <w:r>
-        <w:t>Column(</w:t>
-      </w:r>
-      <w:proofErr w:type="gramEnd"/>
-      <w:r>
-        <w:t>TypeName = "</w:t>
-      </w:r>
-      <w:proofErr w:type="gramStart"/>
-      <w:r>
-        <w:t>char(</w:t>
-      </w:r>
-      <w:proofErr w:type="gramEnd"/>
-      <w:r>
-        <w:t>1)")]</w:t>
-      </w:r>
-    </w:p>
-    <w:p>
-      <w:pPr>
-        <w:spacing w:after="0" w:line="240" w:lineRule="auto"/>
-      </w:pPr>
-      <w:r>
-        <w:t xml:space="preserve">     public char? </w:t>
-      </w:r>
-      <w:proofErr w:type="spellStart"/>
-      <w:r>
-        <w:t>HalfDayLeaveFlag</w:t>
+      <w:r>
+        <w:t xml:space="preserve">    public string </w:t>
+      </w:r>
+      <w:proofErr w:type="spellStart"/>
+      <w:r>
+        <w:t>StatusCode</w:t>
       </w:r>
       <w:proofErr w:type="spellEnd"/>
       <w:r>
@@ -4696,34 +7450,132 @@
         <w:t>; }</w:t>
       </w:r>
       <w:proofErr w:type="gramEnd"/>
-    </w:p>
-    <w:p>
-      <w:pPr>
-        <w:spacing w:after="0" w:line="240" w:lineRule="auto"/>
-      </w:pPr>
-    </w:p>
-    <w:p>
-      <w:pPr>
-        <w:spacing w:after="0" w:line="240" w:lineRule="auto"/>
-      </w:pPr>
-      <w:r>
-        <w:t xml:space="preserve">     [</w:t>
-      </w:r>
-      <w:proofErr w:type="gramStart"/>
-      <w:r>
-        <w:t>Column(</w:t>
-      </w:r>
-      <w:proofErr w:type="gramEnd"/>
-      <w:r>
-        <w:t>TypeName = "datetime")]</w:t>
-      </w:r>
-    </w:p>
-    <w:p>
-      <w:pPr>
-        <w:spacing w:after="0" w:line="240" w:lineRule="auto"/>
-      </w:pPr>
-      <w:r>
-        <w:t xml:space="preserve">     public </w:t>
+      <w:r>
+        <w:t xml:space="preserve"> = </w:t>
+      </w:r>
+      <w:proofErr w:type="gramStart"/>
+      <w:r>
+        <w:t>null!;</w:t>
+      </w:r>
+      <w:proofErr w:type="gramEnd"/>
+    </w:p>
+    <w:p>
+      <w:pPr>
+        <w:spacing w:after="0" w:line="240" w:lineRule="auto"/>
+      </w:pPr>
+      <w:r>
+        <w:t xml:space="preserve">    public string? </w:t>
+      </w:r>
+      <w:proofErr w:type="spellStart"/>
+      <w:r>
+        <w:t>StatusDesc</w:t>
+      </w:r>
+      <w:proofErr w:type="spellEnd"/>
+      <w:r>
+        <w:t xml:space="preserve"> </w:t>
+      </w:r>
+      <w:proofErr w:type="gramStart"/>
+      <w:r>
+        <w:t>{ get</w:t>
+      </w:r>
+      <w:proofErr w:type="gramEnd"/>
+      <w:r>
+        <w:t>; set</w:t>
+      </w:r>
+      <w:proofErr w:type="gramStart"/>
+      <w:r>
+        <w:t>; }</w:t>
+      </w:r>
+      <w:proofErr w:type="gramEnd"/>
+      <w:r>
+        <w:t xml:space="preserve"> = null;</w:t>
+      </w:r>
+    </w:p>
+    <w:p>
+      <w:pPr>
+        <w:spacing w:after="0" w:line="240" w:lineRule="auto"/>
+      </w:pPr>
+      <w:r>
+        <w:t xml:space="preserve">    public string? </w:t>
+      </w:r>
+      <w:proofErr w:type="spellStart"/>
+      <w:r>
+        <w:t>StatusHandlingCode</w:t>
+      </w:r>
+      <w:proofErr w:type="spellEnd"/>
+      <w:r>
+        <w:t xml:space="preserve"> </w:t>
+      </w:r>
+      <w:proofErr w:type="gramStart"/>
+      <w:r>
+        <w:t>{ get</w:t>
+      </w:r>
+      <w:proofErr w:type="gramEnd"/>
+      <w:r>
+        <w:t>; set</w:t>
+      </w:r>
+      <w:proofErr w:type="gramStart"/>
+      <w:r>
+        <w:t>; }</w:t>
+      </w:r>
+      <w:proofErr w:type="gramEnd"/>
+      <w:r>
+        <w:t xml:space="preserve"> = null;</w:t>
+      </w:r>
+    </w:p>
+    <w:p>
+      <w:pPr>
+        <w:spacing w:after="0" w:line="240" w:lineRule="auto"/>
+      </w:pPr>
+    </w:p>
+    <w:p>
+      <w:pPr>
+        <w:spacing w:after="0" w:line="240" w:lineRule="auto"/>
+      </w:pPr>
+      <w:r>
+        <w:t xml:space="preserve">    [</w:t>
+      </w:r>
+      <w:proofErr w:type="gramStart"/>
+      <w:r>
+        <w:t>Display(</w:t>
+      </w:r>
+      <w:proofErr w:type="gramEnd"/>
+      <w:r>
+        <w:t>Name = "Created Date")]</w:t>
+      </w:r>
+    </w:p>
+    <w:p>
+      <w:pPr>
+        <w:spacing w:after="0" w:line="240" w:lineRule="auto"/>
+      </w:pPr>
+      <w:r>
+        <w:t xml:space="preserve">    [</w:t>
+      </w:r>
+      <w:proofErr w:type="spellStart"/>
+      <w:proofErr w:type="gramStart"/>
+      <w:r>
+        <w:t>DataType</w:t>
+      </w:r>
+      <w:proofErr w:type="spellEnd"/>
+      <w:r>
+        <w:t>(</w:t>
+      </w:r>
+      <w:proofErr w:type="spellStart"/>
+      <w:proofErr w:type="gramEnd"/>
+      <w:r>
+        <w:t>DataType.Date</w:t>
+      </w:r>
+      <w:proofErr w:type="spellEnd"/>
+      <w:r>
+        <w:t>)]</w:t>
+      </w:r>
+    </w:p>
+    <w:p>
+      <w:pPr>
+        <w:spacing w:after="0" w:line="240" w:lineRule="auto"/>
+      </w:pPr>
+      <w:r>
+        <w:t xml:space="preserve">    public </w:t>
       </w:r>
       <w:proofErr w:type="spellStart"/>
       <w:r>
@@ -4735,7 +7587,7 @@
       </w:r>
       <w:proofErr w:type="spellStart"/>
       <w:r>
-        <w:t>LeaveCreatedDate</w:t>
+        <w:t>CreatedDate</w:t>
       </w:r>
       <w:proofErr w:type="spellEnd"/>
       <w:r>
@@ -4765,11 +7617,11 @@
         <w:spacing w:after="0" w:line="240" w:lineRule="auto"/>
       </w:pPr>
       <w:r>
-        <w:t xml:space="preserve">     public int? </w:t>
-      </w:r>
-      <w:proofErr w:type="spellStart"/>
-      <w:r>
-        <w:t>LeaveCreatedBy</w:t>
+        <w:t xml:space="preserve">    public int? </w:t>
+      </w:r>
+      <w:proofErr w:type="spellStart"/>
+      <w:r>
+        <w:t>CreatedBy</w:t>
       </w:r>
       <w:proofErr w:type="spellEnd"/>
       <w:r>
@@ -4793,41 +7645,12 @@
       <w:pPr>
         <w:spacing w:after="0" w:line="240" w:lineRule="auto"/>
       </w:pPr>
-    </w:p>
-    <w:p>
-      <w:pPr>
-        <w:spacing w:after="0" w:line="240" w:lineRule="auto"/>
-      </w:pPr>
-      <w:r>
-        <w:t xml:space="preserve">     [</w:t>
-      </w:r>
-      <w:proofErr w:type="gramStart"/>
-      <w:r>
-        <w:t>Column(</w:t>
-      </w:r>
-      <w:proofErr w:type="gramEnd"/>
-      <w:r>
-        <w:t>TypeName = "</w:t>
-      </w:r>
-      <w:proofErr w:type="gramStart"/>
-      <w:r>
-        <w:t>varchar(</w:t>
-      </w:r>
-      <w:proofErr w:type="gramEnd"/>
-      <w:r>
-        <w:t>50)")]</w:t>
-      </w:r>
-    </w:p>
-    <w:p>
-      <w:pPr>
-        <w:spacing w:after="0" w:line="240" w:lineRule="auto"/>
-      </w:pPr>
-      <w:r>
-        <w:t xml:space="preserve">     public string? </w:t>
-      </w:r>
-      <w:proofErr w:type="spellStart"/>
-      <w:r>
-        <w:t>LeaveCreatedUserID</w:t>
+      <w:r>
+        <w:t xml:space="preserve">    public string? </w:t>
+      </w:r>
+      <w:proofErr w:type="spellStart"/>
+      <w:r>
+        <w:t>CreatedByName</w:t>
       </w:r>
       <w:proofErr w:type="spellEnd"/>
       <w:r>
@@ -4854,41 +7677,12 @@
       <w:pPr>
         <w:spacing w:after="0" w:line="240" w:lineRule="auto"/>
       </w:pPr>
-    </w:p>
-    <w:p>
-      <w:pPr>
-        <w:spacing w:after="0" w:line="240" w:lineRule="auto"/>
-      </w:pPr>
-      <w:r>
-        <w:t xml:space="preserve">     [</w:t>
-      </w:r>
-      <w:proofErr w:type="gramStart"/>
-      <w:r>
-        <w:t>Column(</w:t>
-      </w:r>
-      <w:proofErr w:type="gramEnd"/>
-      <w:r>
-        <w:t>TypeName = "</w:t>
-      </w:r>
-      <w:proofErr w:type="gramStart"/>
-      <w:r>
-        <w:t>varchar(</w:t>
-      </w:r>
-      <w:proofErr w:type="gramEnd"/>
-      <w:r>
-        <w:t>50)")]</w:t>
-      </w:r>
-    </w:p>
-    <w:p>
-      <w:pPr>
-        <w:spacing w:after="0" w:line="240" w:lineRule="auto"/>
-      </w:pPr>
-      <w:r>
-        <w:t xml:space="preserve">     public string? </w:t>
-      </w:r>
-      <w:proofErr w:type="spellStart"/>
-      <w:r>
-        <w:t>LeaveCreatedEmail</w:t>
+      <w:r>
+        <w:t xml:space="preserve">    public string? </w:t>
+      </w:r>
+      <w:proofErr w:type="spellStart"/>
+      <w:r>
+        <w:t>CreatedUserID</w:t>
       </w:r>
       <w:proofErr w:type="spellEnd"/>
       <w:r>
@@ -4915,29 +7709,87 @@
       <w:pPr>
         <w:spacing w:after="0" w:line="240" w:lineRule="auto"/>
       </w:pPr>
-    </w:p>
-    <w:p>
-      <w:pPr>
-        <w:spacing w:after="0" w:line="240" w:lineRule="auto"/>
-      </w:pPr>
-      <w:r>
-        <w:t xml:space="preserve">     [</w:t>
-      </w:r>
-      <w:proofErr w:type="gramStart"/>
-      <w:r>
-        <w:t>Column(</w:t>
-      </w:r>
-      <w:proofErr w:type="gramEnd"/>
-      <w:r>
-        <w:t>TypeName = "datetime")]</w:t>
-      </w:r>
-    </w:p>
-    <w:p>
-      <w:pPr>
-        <w:spacing w:after="0" w:line="240" w:lineRule="auto"/>
-      </w:pPr>
-      <w:r>
-        <w:t xml:space="preserve">     public </w:t>
+      <w:r>
+        <w:t xml:space="preserve">    public string? </w:t>
+      </w:r>
+      <w:proofErr w:type="spellStart"/>
+      <w:r>
+        <w:t>CreatedEmail</w:t>
+      </w:r>
+      <w:proofErr w:type="spellEnd"/>
+      <w:r>
+        <w:t xml:space="preserve"> </w:t>
+      </w:r>
+      <w:proofErr w:type="gramStart"/>
+      <w:r>
+        <w:t>{ get</w:t>
+      </w:r>
+      <w:proofErr w:type="gramEnd"/>
+      <w:r>
+        <w:t>; set</w:t>
+      </w:r>
+      <w:proofErr w:type="gramStart"/>
+      <w:r>
+        <w:t>; }</w:t>
+      </w:r>
+      <w:proofErr w:type="gramEnd"/>
+      <w:r>
+        <w:t xml:space="preserve"> = null;</w:t>
+      </w:r>
+    </w:p>
+    <w:p>
+      <w:pPr>
+        <w:spacing w:after="0" w:line="240" w:lineRule="auto"/>
+      </w:pPr>
+    </w:p>
+    <w:p>
+      <w:pPr>
+        <w:spacing w:after="0" w:line="240" w:lineRule="auto"/>
+      </w:pPr>
+      <w:r>
+        <w:t xml:space="preserve">    [</w:t>
+      </w:r>
+      <w:proofErr w:type="gramStart"/>
+      <w:r>
+        <w:t>Display(</w:t>
+      </w:r>
+      <w:proofErr w:type="gramEnd"/>
+      <w:r>
+        <w:t>Name = "Last Updated Date")]</w:t>
+      </w:r>
+    </w:p>
+    <w:p>
+      <w:pPr>
+        <w:spacing w:after="0" w:line="240" w:lineRule="auto"/>
+      </w:pPr>
+      <w:r>
+        <w:t xml:space="preserve">    [</w:t>
+      </w:r>
+      <w:proofErr w:type="spellStart"/>
+      <w:proofErr w:type="gramStart"/>
+      <w:r>
+        <w:t>DataType</w:t>
+      </w:r>
+      <w:proofErr w:type="spellEnd"/>
+      <w:r>
+        <w:t>(</w:t>
+      </w:r>
+      <w:proofErr w:type="spellStart"/>
+      <w:proofErr w:type="gramEnd"/>
+      <w:r>
+        <w:t>DataType.Date</w:t>
+      </w:r>
+      <w:proofErr w:type="spellEnd"/>
+      <w:r>
+        <w:t>)]</w:t>
+      </w:r>
+    </w:p>
+    <w:p>
+      <w:pPr>
+        <w:spacing w:after="0" w:line="240" w:lineRule="auto"/>
+      </w:pPr>
+      <w:r>
+        <w:t xml:space="preserve">    public </w:t>
       </w:r>
       <w:proofErr w:type="spellStart"/>
       <w:r>
@@ -4949,7 +7801,7 @@
       </w:r>
       <w:proofErr w:type="spellStart"/>
       <w:r>
-        <w:t>LeaveUpdatedDate</w:t>
+        <w:t>LastUpdatedDate</w:t>
       </w:r>
       <w:proofErr w:type="spellEnd"/>
       <w:r>
@@ -4979,11 +7831,11 @@
         <w:spacing w:after="0" w:line="240" w:lineRule="auto"/>
       </w:pPr>
       <w:r>
-        <w:t xml:space="preserve">     public int? </w:t>
-      </w:r>
-      <w:proofErr w:type="spellStart"/>
-      <w:r>
-        <w:t>LeaveUpdatedBy</w:t>
+        <w:t xml:space="preserve">    public int? </w:t>
+      </w:r>
+      <w:proofErr w:type="spellStart"/>
+      <w:r>
+        <w:t>LastUpdatedBy</w:t>
       </w:r>
       <w:proofErr w:type="spellEnd"/>
       <w:r>
@@ -5007,41 +7859,12 @@
       <w:pPr>
         <w:spacing w:after="0" w:line="240" w:lineRule="auto"/>
       </w:pPr>
-    </w:p>
-    <w:p>
-      <w:pPr>
-        <w:spacing w:after="0" w:line="240" w:lineRule="auto"/>
-      </w:pPr>
-      <w:r>
-        <w:t xml:space="preserve">     [</w:t>
-      </w:r>
-      <w:proofErr w:type="gramStart"/>
-      <w:r>
-        <w:t>Column(</w:t>
-      </w:r>
-      <w:proofErr w:type="gramEnd"/>
-      <w:r>
-        <w:t>TypeName = "</w:t>
-      </w:r>
-      <w:proofErr w:type="gramStart"/>
-      <w:r>
-        <w:t>varchar(</w:t>
-      </w:r>
-      <w:proofErr w:type="gramEnd"/>
-      <w:r>
-        <w:t>50)")]</w:t>
-      </w:r>
-    </w:p>
-    <w:p>
-      <w:pPr>
-        <w:spacing w:after="0" w:line="240" w:lineRule="auto"/>
-      </w:pPr>
-      <w:r>
-        <w:t xml:space="preserve">     public string? </w:t>
-      </w:r>
-      <w:proofErr w:type="spellStart"/>
-      <w:r>
-        <w:t>LeaveUpdatedUserID</w:t>
+      <w:r>
+        <w:t xml:space="preserve">    public string? </w:t>
+      </w:r>
+      <w:proofErr w:type="spellStart"/>
+      <w:r>
+        <w:t>LastUpdatedName</w:t>
       </w:r>
       <w:proofErr w:type="spellEnd"/>
       <w:r>
@@ -5068,41 +7891,12 @@
       <w:pPr>
         <w:spacing w:after="0" w:line="240" w:lineRule="auto"/>
       </w:pPr>
-    </w:p>
-    <w:p>
-      <w:pPr>
-        <w:spacing w:after="0" w:line="240" w:lineRule="auto"/>
-      </w:pPr>
-      <w:r>
-        <w:t xml:space="preserve">     [</w:t>
-      </w:r>
-      <w:proofErr w:type="gramStart"/>
-      <w:r>
-        <w:t>Column(</w:t>
-      </w:r>
-      <w:proofErr w:type="gramEnd"/>
-      <w:r>
-        <w:t>TypeName = "</w:t>
-      </w:r>
-      <w:proofErr w:type="gramStart"/>
-      <w:r>
-        <w:t>varchar(</w:t>
-      </w:r>
-      <w:proofErr w:type="gramEnd"/>
-      <w:r>
-        <w:t>50)")]</w:t>
-      </w:r>
-    </w:p>
-    <w:p>
-      <w:pPr>
-        <w:spacing w:after="0" w:line="240" w:lineRule="auto"/>
-      </w:pPr>
-      <w:r>
-        <w:t xml:space="preserve">     public string? </w:t>
-      </w:r>
-      <w:proofErr w:type="spellStart"/>
-      <w:r>
-        <w:t>LeaveUpdatedEmail</w:t>
+      <w:r>
+        <w:t xml:space="preserve">    public string? </w:t>
+      </w:r>
+      <w:proofErr w:type="spellStart"/>
+      <w:r>
+        <w:t>LastUpdatedUserID</w:t>
       </w:r>
       <w:proofErr w:type="spellEnd"/>
       <w:r>
@@ -5130,32 +7924,12 @@
         <w:spacing w:after="0" w:line="240" w:lineRule="auto"/>
       </w:pPr>
       <w:r>
-        <w:t xml:space="preserve">     #endregion</w:t>
-      </w:r>
-    </w:p>
-    <w:p>
-      <w:pPr>
-        <w:spacing w:after="0" w:line="240" w:lineRule="auto"/>
-      </w:pPr>
-    </w:p>
-    <w:p>
-      <w:pPr>
-        <w:spacing w:after="0" w:line="240" w:lineRule="auto"/>
-      </w:pPr>
-      <w:r>
-        <w:t xml:space="preserve">     #region Extended Properties</w:t>
-      </w:r>
-    </w:p>
-    <w:p>
-      <w:pPr>
-        <w:spacing w:after="0" w:line="240" w:lineRule="auto"/>
-      </w:pPr>
-      <w:r>
-        <w:t xml:space="preserve">     public int? </w:t>
-      </w:r>
-      <w:proofErr w:type="spellStart"/>
-      <w:r>
-        <w:t>LeaveStatusID</w:t>
+        <w:lastRenderedPageBreak/>
+        <w:t xml:space="preserve">    public string? </w:t>
+      </w:r>
+      <w:proofErr w:type="spellStart"/>
+      <w:r>
+        <w:t>LastUpdatedEmail</w:t>
       </w:r>
       <w:proofErr w:type="spellEnd"/>
       <w:r>
@@ -5174,202 +7948,643 @@
         <w:t>; }</w:t>
       </w:r>
       <w:proofErr w:type="gramEnd"/>
-    </w:p>
-    <w:p>
-      <w:pPr>
-        <w:spacing w:after="0" w:line="240" w:lineRule="auto"/>
-      </w:pPr>
-    </w:p>
-    <w:p>
-      <w:pPr>
-        <w:spacing w:after="0" w:line="240" w:lineRule="auto"/>
-      </w:pPr>
-      <w:r>
-        <w:t xml:space="preserve">     [</w:t>
-      </w:r>
-      <w:proofErr w:type="gramStart"/>
-      <w:r>
-        <w:t>Column(</w:t>
-      </w:r>
-      <w:proofErr w:type="gramEnd"/>
-      <w:r>
-        <w:t>TypeName = "</w:t>
-      </w:r>
-      <w:proofErr w:type="gramStart"/>
-      <w:r>
-        <w:t>varchar(</w:t>
-      </w:r>
-      <w:proofErr w:type="gramEnd"/>
-      <w:r>
-        <w:t>20)")]</w:t>
-      </w:r>
-    </w:p>
-    <w:p>
-      <w:pPr>
-        <w:spacing w:after="0" w:line="240" w:lineRule="auto"/>
-      </w:pPr>
-      <w:r>
-        <w:t xml:space="preserve">     public string? </w:t>
-      </w:r>
-      <w:proofErr w:type="spellStart"/>
-      <w:r>
-        <w:t>StatusHandlingCode</w:t>
+      <w:r>
+        <w:t xml:space="preserve"> = null;</w:t>
+      </w:r>
+    </w:p>
+    <w:p>
+      <w:pPr>
+        <w:spacing w:after="0" w:line="240" w:lineRule="auto"/>
+      </w:pPr>
+      <w:r>
+        <w:t xml:space="preserve">    #endregion</w:t>
+      </w:r>
+    </w:p>
+    <w:p>
+      <w:pPr>
+        <w:spacing w:after="0" w:line="240" w:lineRule="auto"/>
+      </w:pPr>
+    </w:p>
+    <w:p>
+      <w:pPr>
+        <w:spacing w:after="0" w:line="240" w:lineRule="auto"/>
+      </w:pPr>
+      <w:r>
+        <w:t xml:space="preserve">    #region Extended Properties</w:t>
+      </w:r>
+    </w:p>
+    <w:p>
+      <w:pPr>
+        <w:spacing w:after="0" w:line="240" w:lineRule="auto"/>
+      </w:pPr>
+      <w:r>
+        <w:t xml:space="preserve">    public string </w:t>
+      </w:r>
+      <w:proofErr w:type="spellStart"/>
+      <w:r>
+        <w:t>LeavePlannerDetail</w:t>
+      </w:r>
+      <w:proofErr w:type="spellEnd"/>
+    </w:p>
+    <w:p>
+      <w:pPr>
+        <w:spacing w:after="0" w:line="240" w:lineRule="auto"/>
+      </w:pPr>
+      <w:r>
+        <w:t xml:space="preserve">    {</w:t>
+      </w:r>
+    </w:p>
+    <w:p>
+      <w:pPr>
+        <w:spacing w:after="0" w:line="240" w:lineRule="auto"/>
+      </w:pPr>
+      <w:r>
+        <w:t xml:space="preserve">        get</w:t>
+      </w:r>
+    </w:p>
+    <w:p>
+      <w:pPr>
+        <w:spacing w:after="0" w:line="240" w:lineRule="auto"/>
+      </w:pPr>
+      <w:r>
+        <w:t xml:space="preserve">        {</w:t>
+      </w:r>
+    </w:p>
+    <w:p>
+      <w:pPr>
+        <w:spacing w:after="0" w:line="240" w:lineRule="auto"/>
+      </w:pPr>
+      <w:r>
+        <w:t xml:space="preserve">            if (</w:t>
+      </w:r>
+      <w:proofErr w:type="spellStart"/>
+      <w:r>
+        <w:t>LeaveStartDate.HasValue</w:t>
+      </w:r>
+      <w:proofErr w:type="spellEnd"/>
+      <w:r>
+        <w:t xml:space="preserve"> &amp;&amp; </w:t>
+      </w:r>
+      <w:proofErr w:type="spellStart"/>
+      <w:r>
+        <w:t>LeaveResumeDate.HasValue</w:t>
+      </w:r>
+      <w:proofErr w:type="spellEnd"/>
+      <w:r>
+        <w:t>)</w:t>
+      </w:r>
+    </w:p>
+    <w:p>
+      <w:pPr>
+        <w:spacing w:after="0" w:line="240" w:lineRule="auto"/>
+      </w:pPr>
+      <w:r>
+        <w:t xml:space="preserve">                return $"</w:t>
+      </w:r>
+      <w:proofErr w:type="spellStart"/>
+      <w:r>
+        <w:t>Requistion</w:t>
+      </w:r>
+      <w:proofErr w:type="spellEnd"/>
+      <w:r>
+        <w:t xml:space="preserve"> No. {</w:t>
+      </w:r>
+      <w:proofErr w:type="spellStart"/>
+      <w:r>
+        <w:t>PlannedLeaveId</w:t>
+      </w:r>
+      <w:proofErr w:type="spellEnd"/>
+      <w:r>
+        <w:t>} ({</w:t>
+      </w:r>
+      <w:proofErr w:type="spellStart"/>
+      <w:r>
+        <w:t>LeaveStartDate</w:t>
+      </w:r>
+      <w:proofErr w:type="spellEnd"/>
+      <w:proofErr w:type="gramStart"/>
+      <w:r>
+        <w:t>!.</w:t>
+      </w:r>
+      <w:proofErr w:type="spellStart"/>
+      <w:r>
+        <w:t>Value.ToString</w:t>
+      </w:r>
+      <w:proofErr w:type="spellEnd"/>
+      <w:proofErr w:type="gramEnd"/>
+      <w:r>
+        <w:t>("dd-MMM-</w:t>
+      </w:r>
+      <w:proofErr w:type="spellStart"/>
+      <w:r>
+        <w:t>yyyy</w:t>
+      </w:r>
+      <w:proofErr w:type="spellEnd"/>
+      <w:r>
+        <w:t>")} - {</w:t>
+      </w:r>
+      <w:proofErr w:type="spellStart"/>
+      <w:r>
+        <w:t>LeaveResumeDate</w:t>
+      </w:r>
+      <w:proofErr w:type="spellEnd"/>
+      <w:proofErr w:type="gramStart"/>
+      <w:r>
+        <w:t>!.</w:t>
+      </w:r>
+      <w:proofErr w:type="spellStart"/>
+      <w:r>
+        <w:t>Value.ToString</w:t>
+      </w:r>
+      <w:proofErr w:type="spellEnd"/>
+      <w:proofErr w:type="gramEnd"/>
+      <w:r>
+        <w:t>("dd-MMM-</w:t>
+      </w:r>
+      <w:proofErr w:type="spellStart"/>
+      <w:r>
+        <w:t>yyyy</w:t>
+      </w:r>
+      <w:proofErr w:type="spellEnd"/>
+      <w:r>
+        <w:t>")})";</w:t>
+      </w:r>
+    </w:p>
+    <w:p>
+      <w:pPr>
+        <w:spacing w:after="0" w:line="240" w:lineRule="auto"/>
+      </w:pPr>
+      <w:r>
+        <w:t xml:space="preserve">            else</w:t>
+      </w:r>
+    </w:p>
+    <w:p>
+      <w:pPr>
+        <w:spacing w:after="0" w:line="240" w:lineRule="auto"/>
+      </w:pPr>
+      <w:r>
+        <w:t xml:space="preserve">                return $"</w:t>
+      </w:r>
+      <w:proofErr w:type="spellStart"/>
+      <w:r>
+        <w:t>Requistion</w:t>
+      </w:r>
+      <w:proofErr w:type="spellEnd"/>
+      <w:r>
+        <w:t xml:space="preserve"> No. {</w:t>
+      </w:r>
+      <w:proofErr w:type="spellStart"/>
+      <w:r>
+        <w:t>PlannedLeaveId</w:t>
+      </w:r>
+      <w:proofErr w:type="spellEnd"/>
+      <w:r>
+        <w:t>}";</w:t>
+      </w:r>
+    </w:p>
+    <w:p>
+      <w:pPr>
+        <w:spacing w:after="0" w:line="240" w:lineRule="auto"/>
+      </w:pPr>
+      <w:r>
+        <w:t xml:space="preserve">        }</w:t>
+      </w:r>
+    </w:p>
+    <w:p>
+      <w:pPr>
+        <w:spacing w:after="0" w:line="240" w:lineRule="auto"/>
+      </w:pPr>
+      <w:r>
+        <w:t xml:space="preserve">        set </w:t>
+      </w:r>
+      <w:proofErr w:type="gramStart"/>
+      <w:r>
+        <w:t>{ }</w:t>
+      </w:r>
+      <w:proofErr w:type="gramEnd"/>
+    </w:p>
+    <w:p>
+      <w:pPr>
+        <w:spacing w:after="0" w:line="240" w:lineRule="auto"/>
+      </w:pPr>
+      <w:r>
+        <w:t xml:space="preserve">    }</w:t>
+      </w:r>
+    </w:p>
+    <w:p>
+      <w:pPr>
+        <w:spacing w:after="0" w:line="240" w:lineRule="auto"/>
+      </w:pPr>
+      <w:r>
+        <w:t xml:space="preserve">    #endregion</w:t>
+      </w:r>
+    </w:p>
+    <w:p>
+      <w:pPr>
+        <w:spacing w:after="0" w:line="240" w:lineRule="auto"/>
+      </w:pPr>
+      <w:r>
+        <w:t>}</w:t>
+      </w:r>
+    </w:p>
+    <w:p>
+      <w:pPr>
+        <w:spacing w:after="0" w:line="240" w:lineRule="auto"/>
+      </w:pPr>
+    </w:p>
+    <w:p>
+      <w:pPr>
+        <w:spacing w:after="0" w:line="240" w:lineRule="auto"/>
+        <w:rPr>
+          <w:b/>
+          <w:bCs/>
+          <w:color w:val="EE0000"/>
+          <w:u w:val="single"/>
+        </w:rPr>
+      </w:pPr>
+      <w:r>
+        <w:rPr>
+          <w:b/>
+          <w:bCs/>
+          <w:color w:val="EE0000"/>
+          <w:u w:val="single"/>
+        </w:rPr>
+        <w:t>AI Prompt:</w:t>
+      </w:r>
+    </w:p>
+    <w:p>
+      <w:pPr>
+        <w:spacing w:after="0" w:line="240" w:lineRule="auto"/>
+      </w:pPr>
+    </w:p>
+    <w:p>
+      <w:pPr>
+        <w:spacing w:after="0" w:line="240" w:lineRule="auto"/>
+      </w:pPr>
+      <w:r>
+        <w:t>Refactor the below code because it throws the following compile-time error:</w:t>
+      </w:r>
+    </w:p>
+    <w:p>
+      <w:pPr>
+        <w:spacing w:after="0" w:line="240" w:lineRule="auto"/>
+      </w:pPr>
+      <w:r>
+        <w:t>E</w:t>
+      </w:r>
+      <w:r>
+        <w:t>rror</w:t>
+      </w:r>
+      <w:r>
+        <w:tab/>
+        <w:t>CS1503</w:t>
+      </w:r>
+      <w:r>
+        <w:tab/>
+        <w:t>Argument 1: cannot convert from 'object' to 'bool?'</w:t>
+      </w:r>
+    </w:p>
+    <w:p>
+      <w:pPr>
+        <w:spacing w:after="0" w:line="240" w:lineRule="auto"/>
+      </w:pPr>
+    </w:p>
+    <w:p>
+      <w:pPr>
+        <w:spacing w:after="0" w:line="240" w:lineRule="auto"/>
+      </w:pPr>
+      <w:r>
+        <w:t>&lt;</w:t>
+      </w:r>
+      <w:proofErr w:type="spellStart"/>
+      <w:r>
+        <w:rPr>
+          <w:b/>
+          <w:bCs/>
+        </w:rPr>
+        <w:t>MudSwitch</w:t>
       </w:r>
       <w:proofErr w:type="spellEnd"/>
       <w:r>
         <w:t xml:space="preserve"> </w:t>
       </w:r>
-      <w:proofErr w:type="gramStart"/>
-      <w:r>
-        <w:t>{ get</w:t>
-      </w:r>
-      <w:proofErr w:type="gramEnd"/>
-      <w:r>
-        <w:t>; set</w:t>
-      </w:r>
-      <w:proofErr w:type="gramStart"/>
-      <w:r>
-        <w:t>; }</w:t>
-      </w:r>
-      <w:proofErr w:type="gramEnd"/>
-      <w:r>
-        <w:t xml:space="preserve"> = null;</w:t>
-      </w:r>
-    </w:p>
-    <w:p>
-      <w:pPr>
-        <w:spacing w:after="0" w:line="240" w:lineRule="auto"/>
-      </w:pPr>
-    </w:p>
-    <w:p>
-      <w:pPr>
-        <w:spacing w:after="0" w:line="240" w:lineRule="auto"/>
-      </w:pPr>
-      <w:r>
-        <w:t xml:space="preserve">     [</w:t>
-      </w:r>
-      <w:proofErr w:type="gramStart"/>
-      <w:r>
-        <w:t>Column(</w:t>
-      </w:r>
-      <w:proofErr w:type="gramEnd"/>
-      <w:r>
-        <w:t>TypeName = "</w:t>
-      </w:r>
-      <w:proofErr w:type="gramStart"/>
-      <w:r>
-        <w:t>varchar(</w:t>
-      </w:r>
-      <w:proofErr w:type="gramEnd"/>
-      <w:r>
-        <w:t>20)")]</w:t>
-      </w:r>
-    </w:p>
-    <w:p>
-      <w:pPr>
-        <w:spacing w:after="0" w:line="240" w:lineRule="auto"/>
-      </w:pPr>
-      <w:r>
-        <w:t xml:space="preserve">     public string? </w:t>
-      </w:r>
-      <w:proofErr w:type="spellStart"/>
-      <w:r>
-        <w:t>StartDayMode</w:t>
-      </w:r>
-      <w:proofErr w:type="spellEnd"/>
-      <w:r>
-        <w:t xml:space="preserve"> </w:t>
-      </w:r>
-      <w:proofErr w:type="gramStart"/>
-      <w:r>
-        <w:t>{ get</w:t>
-      </w:r>
-      <w:proofErr w:type="gramEnd"/>
-      <w:r>
-        <w:t>; set</w:t>
-      </w:r>
-      <w:proofErr w:type="gramStart"/>
-      <w:r>
-        <w:t>; }</w:t>
-      </w:r>
-      <w:proofErr w:type="gramEnd"/>
-      <w:r>
-        <w:t xml:space="preserve"> = null;</w:t>
-      </w:r>
-    </w:p>
-    <w:p>
-      <w:pPr>
-        <w:spacing w:after="0" w:line="240" w:lineRule="auto"/>
-      </w:pPr>
-    </w:p>
-    <w:p>
-      <w:pPr>
-        <w:spacing w:after="0" w:line="240" w:lineRule="auto"/>
-      </w:pPr>
-      <w:r>
-        <w:t xml:space="preserve">     [</w:t>
-      </w:r>
-      <w:proofErr w:type="gramStart"/>
-      <w:r>
-        <w:t>Column(</w:t>
-      </w:r>
-      <w:proofErr w:type="gramEnd"/>
-      <w:r>
-        <w:t>TypeName = "</w:t>
-      </w:r>
-      <w:proofErr w:type="gramStart"/>
-      <w:r>
-        <w:t>varchar(</w:t>
-      </w:r>
-      <w:proofErr w:type="gramEnd"/>
-      <w:r>
-        <w:t>20)")]</w:t>
-      </w:r>
-    </w:p>
-    <w:p>
-      <w:pPr>
-        <w:spacing w:after="0" w:line="240" w:lineRule="auto"/>
-      </w:pPr>
-      <w:r>
-        <w:t xml:space="preserve">     public string? </w:t>
-      </w:r>
-      <w:proofErr w:type="spellStart"/>
-      <w:r>
-        <w:t>EndDayMode</w:t>
-      </w:r>
-      <w:proofErr w:type="spellEnd"/>
-      <w:r>
-        <w:t xml:space="preserve"> </w:t>
-      </w:r>
-      <w:proofErr w:type="gramStart"/>
-      <w:r>
-        <w:t>{ get</w:t>
-      </w:r>
-      <w:proofErr w:type="gramEnd"/>
-      <w:r>
-        <w:t>; set</w:t>
-      </w:r>
-      <w:proofErr w:type="gramStart"/>
-      <w:r>
-        <w:t>; }</w:t>
-      </w:r>
-      <w:proofErr w:type="gramEnd"/>
-      <w:r>
-        <w:t xml:space="preserve"> = null;               </w:t>
-      </w:r>
-    </w:p>
-    <w:p>
-      <w:pPr>
-        <w:spacing w:after="0" w:line="240" w:lineRule="auto"/>
-      </w:pPr>
-      <w:r>
-        <w:t xml:space="preserve">     #endregion</w:t>
-      </w:r>
-    </w:p>
-    <w:p>
-      <w:pPr>
-        <w:spacing w:after="0" w:line="240" w:lineRule="auto"/>
-      </w:pPr>
+      <w:r>
+        <w:rPr>
+          <w:b/>
+          <w:bCs/>
+        </w:rPr>
+        <w:t>Value</w:t>
+      </w:r>
+      <w:r>
+        <w:t>="_</w:t>
+      </w:r>
+      <w:proofErr w:type="spellStart"/>
+      <w:r>
+        <w:t>leaveRequest.IsPlannedLeave</w:t>
+      </w:r>
+      <w:proofErr w:type="spellEnd"/>
+      <w:r>
+        <w:t>"</w:t>
+      </w:r>
+    </w:p>
+    <w:p>
+      <w:pPr>
+        <w:spacing w:after="0" w:line="240" w:lineRule="auto"/>
+      </w:pPr>
+      <w:r>
+        <w:t xml:space="preserve">     </w:t>
+      </w:r>
+      <w:proofErr w:type="spellStart"/>
+      <w:r>
+        <w:rPr>
+          <w:b/>
+          <w:bCs/>
+        </w:rPr>
+        <w:t>ValueChanged</w:t>
+      </w:r>
+      <w:proofErr w:type="spellEnd"/>
+      <w:r>
+        <w:t xml:space="preserve">="@((v) =&gt; </w:t>
+      </w:r>
+      <w:proofErr w:type="spellStart"/>
+      <w:r>
+        <w:t>OnPlannedLeaveFlagChanged</w:t>
+      </w:r>
+      <w:proofErr w:type="spellEnd"/>
+      <w:r>
+        <w:t>(v))"</w:t>
+      </w:r>
+    </w:p>
+    <w:p>
+      <w:pPr>
+        <w:spacing w:after="0" w:line="240" w:lineRule="auto"/>
+      </w:pPr>
+      <w:r>
+        <w:t xml:space="preserve">     </w:t>
+      </w:r>
+      <w:r>
+        <w:rPr>
+          <w:b/>
+          <w:bCs/>
+        </w:rPr>
+        <w:t>Color</w:t>
+      </w:r>
+      <w:r>
+        <w:t>="</w:t>
+      </w:r>
+      <w:proofErr w:type="spellStart"/>
+      <w:r>
+        <w:t>Color.Info</w:t>
+      </w:r>
+      <w:proofErr w:type="spellEnd"/>
+      <w:r>
+        <w:t xml:space="preserve">" </w:t>
+      </w:r>
+    </w:p>
+    <w:p>
+      <w:pPr>
+        <w:spacing w:after="0" w:line="240" w:lineRule="auto"/>
+      </w:pPr>
+      <w:r>
+        <w:t xml:space="preserve">     </w:t>
+      </w:r>
+      <w:proofErr w:type="spellStart"/>
+      <w:r>
+        <w:rPr>
+          <w:b/>
+          <w:bCs/>
+        </w:rPr>
+        <w:t>UncheckedColor</w:t>
+      </w:r>
+      <w:proofErr w:type="spellEnd"/>
+      <w:r>
+        <w:t>="</w:t>
+      </w:r>
+      <w:proofErr w:type="spellStart"/>
+      <w:r>
+        <w:t>Color.Default</w:t>
+      </w:r>
+      <w:proofErr w:type="spellEnd"/>
+      <w:r>
+        <w:t>"</w:t>
+      </w:r>
+    </w:p>
+    <w:p>
+      <w:pPr>
+        <w:spacing w:after="0" w:line="240" w:lineRule="auto"/>
+      </w:pPr>
+      <w:r>
+        <w:t xml:space="preserve">     </w:t>
+      </w:r>
+      <w:r>
+        <w:rPr>
+          <w:b/>
+          <w:bCs/>
+        </w:rPr>
+        <w:t>Disabled</w:t>
+      </w:r>
+      <w:r>
+        <w:t>="@_</w:t>
+      </w:r>
+      <w:proofErr w:type="spellStart"/>
+      <w:r>
+        <w:t>isDisabled</w:t>
+      </w:r>
+      <w:proofErr w:type="spellEnd"/>
+      <w:r>
+        <w:t>"</w:t>
+      </w:r>
+    </w:p>
+    <w:p>
+      <w:pPr>
+        <w:spacing w:after="0" w:line="240" w:lineRule="auto"/>
+      </w:pPr>
+      <w:r>
+        <w:t xml:space="preserve">     </w:t>
+      </w:r>
+      <w:proofErr w:type="spellStart"/>
+      <w:r>
+        <w:rPr>
+          <w:b/>
+          <w:bCs/>
+        </w:rPr>
+        <w:t>LabelPlacement</w:t>
+      </w:r>
+      <w:proofErr w:type="spellEnd"/>
+      <w:r>
+        <w:t>="</w:t>
+      </w:r>
+      <w:proofErr w:type="spellStart"/>
+      <w:r>
+        <w:t>Placement.Start</w:t>
+      </w:r>
+      <w:proofErr w:type="spellEnd"/>
+      <w:r>
+        <w:t>"&gt;No/Yes&lt;/</w:t>
+      </w:r>
+      <w:proofErr w:type="spellStart"/>
+      <w:r>
+        <w:rPr>
+          <w:b/>
+          <w:bCs/>
+        </w:rPr>
+        <w:t>MudSwitch</w:t>
+      </w:r>
+      <w:proofErr w:type="spellEnd"/>
+      <w:r>
+        <w:t>&gt;</w:t>
+      </w:r>
+    </w:p>
+    <w:p>
+      <w:pPr>
+        <w:spacing w:after="0" w:line="240" w:lineRule="auto"/>
+      </w:pPr>
+    </w:p>
+    <w:p>
+      <w:pPr>
+        <w:spacing w:after="0" w:line="240" w:lineRule="auto"/>
+      </w:pPr>
+      <w:r>
+        <w:t xml:space="preserve">private void </w:t>
+      </w:r>
+      <w:proofErr w:type="spellStart"/>
+      <w:proofErr w:type="gramStart"/>
+      <w:r>
+        <w:t>OnPlannedLeaveFlagChanged</w:t>
+      </w:r>
+      <w:proofErr w:type="spellEnd"/>
+      <w:r>
+        <w:t>(</w:t>
+      </w:r>
+      <w:proofErr w:type="gramEnd"/>
+      <w:r>
+        <w:t xml:space="preserve">bool? </w:t>
+      </w:r>
+      <w:proofErr w:type="spellStart"/>
+      <w:r>
+        <w:t>newValue</w:t>
+      </w:r>
+      <w:proofErr w:type="spellEnd"/>
+      <w:r>
+        <w:t>)</w:t>
+      </w:r>
+    </w:p>
+    <w:p>
+      <w:pPr>
+        <w:spacing w:after="0" w:line="240" w:lineRule="auto"/>
+      </w:pPr>
+      <w:r>
+        <w:t>{</w:t>
+      </w:r>
+    </w:p>
+    <w:p>
+      <w:pPr>
+        <w:spacing w:after="0" w:line="240" w:lineRule="auto"/>
+      </w:pPr>
+      <w:r>
+        <w:t xml:space="preserve">    if (_</w:t>
+      </w:r>
+      <w:proofErr w:type="spellStart"/>
+      <w:proofErr w:type="gramStart"/>
+      <w:r>
+        <w:t>leaveRequest.IsPlannedLeave</w:t>
+      </w:r>
+      <w:proofErr w:type="spellEnd"/>
+      <w:r>
+        <w:t xml:space="preserve"> !</w:t>
+      </w:r>
+      <w:proofErr w:type="gramEnd"/>
+      <w:r>
+        <w:t xml:space="preserve">= </w:t>
+      </w:r>
+      <w:proofErr w:type="spellStart"/>
+      <w:r>
+        <w:t>newValue</w:t>
+      </w:r>
+      <w:proofErr w:type="spellEnd"/>
+      <w:r>
+        <w:t>)</w:t>
+      </w:r>
+    </w:p>
+    <w:p>
+      <w:pPr>
+        <w:spacing w:after="0" w:line="240" w:lineRule="auto"/>
+      </w:pPr>
+      <w:r>
+        <w:t xml:space="preserve">    {</w:t>
+      </w:r>
+    </w:p>
+    <w:p>
+      <w:pPr>
+        <w:spacing w:after="0" w:line="240" w:lineRule="auto"/>
+      </w:pPr>
+      <w:r>
+        <w:t xml:space="preserve">        _</w:t>
+      </w:r>
+      <w:proofErr w:type="spellStart"/>
+      <w:r>
+        <w:t>leaveRequest.PlannedLeave</w:t>
+      </w:r>
+      <w:proofErr w:type="spellEnd"/>
+      <w:r>
+        <w:t xml:space="preserve"> = </w:t>
+      </w:r>
+      <w:proofErr w:type="spellStart"/>
+      <w:r>
+        <w:t>newValue</w:t>
+      </w:r>
+      <w:proofErr w:type="spellEnd"/>
+      <w:r>
+        <w:t xml:space="preserve"> switch</w:t>
+      </w:r>
+    </w:p>
+    <w:p>
+      <w:pPr>
+        <w:spacing w:after="0" w:line="240" w:lineRule="auto"/>
+      </w:pPr>
+      <w:r>
+        <w:t xml:space="preserve">        {</w:t>
+      </w:r>
+    </w:p>
+    <w:p>
+      <w:pPr>
+        <w:spacing w:after="0" w:line="240" w:lineRule="auto"/>
+      </w:pPr>
+      <w:r>
+        <w:t xml:space="preserve">            true =&gt; 'Y',</w:t>
+      </w:r>
+    </w:p>
+    <w:p>
+      <w:pPr>
+        <w:spacing w:after="0" w:line="240" w:lineRule="auto"/>
+      </w:pPr>
+      <w:r>
+        <w:t xml:space="preserve">            false =&gt; 'N',</w:t>
+      </w:r>
+    </w:p>
+    <w:p>
+      <w:pPr>
+        <w:spacing w:after="0" w:line="240" w:lineRule="auto"/>
+      </w:pPr>
+      <w:r>
+        <w:t xml:space="preserve">            _ =&gt; null</w:t>
+      </w:r>
+    </w:p>
+    <w:p>
+      <w:pPr>
+        <w:spacing w:after="0" w:line="240" w:lineRule="auto"/>
+      </w:pPr>
+      <w:r>
+        <w:t xml:space="preserve">        };</w:t>
+      </w:r>
+    </w:p>
+    <w:p>
+      <w:pPr>
+        <w:spacing w:after="0" w:line="240" w:lineRule="auto"/>
+      </w:pPr>
+      <w:r>
+        <w:t xml:space="preserve">    }</w:t>
+      </w:r>
     </w:p>
     <w:p>
       <w:pPr>
